--- a/docs/access-portal/ACCESS_PORTAL_DESIGN.docx
+++ b/docs/access-portal/ACCESS_PORTAL_DESIGN.docx
@@ -154,7 +154,7 @@
                 <w:color w:val="374151"/>
                 <w:sz w:val="20"/>
               </w:rPr>
-              <w:t>0.1</w:t>
+              <w:t>0.2</w:t>
             </w:r>
           </w:p>
         </w:tc>
@@ -197,7 +197,7 @@
                 <w:color w:val="374151"/>
                 <w:sz w:val="20"/>
               </w:rPr>
-              <w:t>September 13, 2026</w:t>
+              <w:t>September 15, 2026</w:t>
             </w:r>
           </w:p>
         </w:tc>
@@ -745,7 +745,26 @@
           <w:color w:val="374151"/>
           <w:sz w:val="20"/>
         </w:rPr>
-        <w:t>Saved passwords and tokens never reach the browser, except the normal session each system gives its own frontend.</w:t>
+        <w:t xml:space="preserve">Saved passwords never reach the browser; system tokens are kept only in </w:t>
+      </w:r>
+      <w:r>
+        <w:rPr>
+          <w:rFonts w:ascii="Courier New" w:hAnsi="Courier New" w:eastAsia="Courier New"/>
+          <w:b w:val="0"/>
+          <w:color w:val="1F3A5F"/>
+          <w:sz w:val="18"/>
+          <w:shd w:val="clear" w:color="auto" w:fill="EEF1F5"/>
+        </w:rPr>
+        <w:t>HttpOnly</w:t>
+      </w:r>
+      <w:r>
+        <w:rPr>
+          <w:rFonts w:ascii="Arial" w:hAnsi="Arial" w:eastAsia="Arial"/>
+          <w:b w:val="0"/>
+          <w:color w:val="374151"/>
+          <w:sz w:val="20"/>
+        </w:rPr>
+        <w:t xml:space="preserve"> cookies that page scripts cannot read.</w:t>
       </w:r>
     </w:p>
     <w:p>
@@ -876,9 +895,9 @@
         <w:tblLook w:firstColumn="1" w:firstRow="1" w:lastColumn="0" w:lastRow="0" w:noHBand="0" w:noVBand="1" w:val="04A0"/>
       </w:tblPr>
       <w:tblGrid>
-        <w:gridCol w:w="869"/>
-        <w:gridCol w:w="1805"/>
-        <w:gridCol w:w="6962"/>
+        <w:gridCol w:w="816"/>
+        <w:gridCol w:w="1695"/>
+        <w:gridCol w:w="7125"/>
       </w:tblGrid>
       <w:tr>
         <w:trPr>
@@ -887,7 +906,7 @@
         </w:trPr>
         <w:tc>
           <w:tcPr>
-            <w:tcW w:type="dxa" w:w="870"/>
+            <w:tcW w:type="dxa" w:w="816"/>
             <w:shd w:val="clear" w:color="auto" w:fill="1F3864"/>
             <w:vAlign w:val="top"/>
           </w:tcPr>
@@ -908,7 +927,7 @@
         </w:tc>
         <w:tc>
           <w:tcPr>
-            <w:tcW w:type="dxa" w:w="1806"/>
+            <w:tcW w:type="dxa" w:w="1696"/>
             <w:shd w:val="clear" w:color="auto" w:fill="1F3864"/>
             <w:vAlign w:val="top"/>
           </w:tcPr>
@@ -929,7 +948,7 @@
         </w:tc>
         <w:tc>
           <w:tcPr>
-            <w:tcW w:type="dxa" w:w="6962"/>
+            <w:tcW w:type="dxa" w:w="7126"/>
             <w:shd w:val="clear" w:color="auto" w:fill="1F3864"/>
             <w:vAlign w:val="top"/>
           </w:tcPr>
@@ -955,7 +974,7 @@
         </w:trPr>
         <w:tc>
           <w:tcPr>
-            <w:tcW w:type="dxa" w:w="870"/>
+            <w:tcW w:type="dxa" w:w="816"/>
             <w:vAlign w:val="top"/>
           </w:tcPr>
           <w:p>
@@ -965,7 +984,7 @@
             <w:r>
               <w:rPr>
                 <w:rFonts w:ascii="Arial" w:hAnsi="Arial" w:eastAsia="Arial"/>
-                <w:b w:val="0"/>
+                <w:b/>
                 <w:color w:val="374151"/>
                 <w:sz w:val="17"/>
               </w:rPr>
@@ -975,7 +994,7 @@
         </w:tc>
         <w:tc>
           <w:tcPr>
-            <w:tcW w:type="dxa" w:w="1806"/>
+            <w:tcW w:type="dxa" w:w="1696"/>
             <w:vAlign w:val="top"/>
           </w:tcPr>
           <w:p>
@@ -995,7 +1014,7 @@
         </w:tc>
         <w:tc>
           <w:tcPr>
-            <w:tcW w:type="dxa" w:w="6962"/>
+            <w:tcW w:type="dxa" w:w="7126"/>
             <w:vAlign w:val="top"/>
           </w:tcPr>
           <w:p>
@@ -1030,7 +1049,7 @@
         </w:trPr>
         <w:tc>
           <w:tcPr>
-            <w:tcW w:type="dxa" w:w="870"/>
+            <w:tcW w:type="dxa" w:w="816"/>
             <w:shd w:val="clear" w:color="auto" w:fill="F3F6FA"/>
             <w:vAlign w:val="top"/>
           </w:tcPr>
@@ -1041,7 +1060,7 @@
             <w:r>
               <w:rPr>
                 <w:rFonts w:ascii="Arial" w:hAnsi="Arial" w:eastAsia="Arial"/>
-                <w:b w:val="0"/>
+                <w:b/>
                 <w:color w:val="374151"/>
                 <w:sz w:val="17"/>
               </w:rPr>
@@ -1051,7 +1070,7 @@
         </w:tc>
         <w:tc>
           <w:tcPr>
-            <w:tcW w:type="dxa" w:w="1806"/>
+            <w:tcW w:type="dxa" w:w="1696"/>
             <w:shd w:val="clear" w:color="auto" w:fill="F3F6FA"/>
             <w:vAlign w:val="top"/>
           </w:tcPr>
@@ -1072,7 +1091,7 @@
         </w:tc>
         <w:tc>
           <w:tcPr>
-            <w:tcW w:type="dxa" w:w="6962"/>
+            <w:tcW w:type="dxa" w:w="7126"/>
             <w:shd w:val="clear" w:color="auto" w:fill="F3F6FA"/>
             <w:vAlign w:val="top"/>
           </w:tcPr>
@@ -1098,7 +1117,7 @@
         </w:trPr>
         <w:tc>
           <w:tcPr>
-            <w:tcW w:type="dxa" w:w="870"/>
+            <w:tcW w:type="dxa" w:w="816"/>
             <w:vAlign w:val="top"/>
           </w:tcPr>
           <w:p>
@@ -1108,7 +1127,7 @@
             <w:r>
               <w:rPr>
                 <w:rFonts w:ascii="Arial" w:hAnsi="Arial" w:eastAsia="Arial"/>
-                <w:b w:val="0"/>
+                <w:b/>
                 <w:color w:val="374151"/>
                 <w:sz w:val="17"/>
               </w:rPr>
@@ -1118,7 +1137,7 @@
         </w:tc>
         <w:tc>
           <w:tcPr>
-            <w:tcW w:type="dxa" w:w="1806"/>
+            <w:tcW w:type="dxa" w:w="1696"/>
             <w:vAlign w:val="top"/>
           </w:tcPr>
           <w:p>
@@ -1138,7 +1157,7 @@
         </w:tc>
         <w:tc>
           <w:tcPr>
-            <w:tcW w:type="dxa" w:w="6962"/>
+            <w:tcW w:type="dxa" w:w="7126"/>
             <w:vAlign w:val="top"/>
           </w:tcPr>
           <w:p>
@@ -1163,7 +1182,7 @@
         </w:trPr>
         <w:tc>
           <w:tcPr>
-            <w:tcW w:type="dxa" w:w="870"/>
+            <w:tcW w:type="dxa" w:w="816"/>
             <w:shd w:val="clear" w:color="auto" w:fill="F3F6FA"/>
             <w:vAlign w:val="top"/>
           </w:tcPr>
@@ -1174,7 +1193,7 @@
             <w:r>
               <w:rPr>
                 <w:rFonts w:ascii="Arial" w:hAnsi="Arial" w:eastAsia="Arial"/>
-                <w:b w:val="0"/>
+                <w:b/>
                 <w:color w:val="374151"/>
                 <w:sz w:val="17"/>
               </w:rPr>
@@ -1184,7 +1203,7 @@
         </w:tc>
         <w:tc>
           <w:tcPr>
-            <w:tcW w:type="dxa" w:w="1806"/>
+            <w:tcW w:type="dxa" w:w="1696"/>
             <w:shd w:val="clear" w:color="auto" w:fill="F3F6FA"/>
             <w:vAlign w:val="top"/>
           </w:tcPr>
@@ -1205,7 +1224,7 @@
         </w:tc>
         <w:tc>
           <w:tcPr>
-            <w:tcW w:type="dxa" w:w="6962"/>
+            <w:tcW w:type="dxa" w:w="7126"/>
             <w:shd w:val="clear" w:color="auto" w:fill="F3F6FA"/>
             <w:vAlign w:val="top"/>
           </w:tcPr>
@@ -1231,7 +1250,7 @@
         </w:trPr>
         <w:tc>
           <w:tcPr>
-            <w:tcW w:type="dxa" w:w="870"/>
+            <w:tcW w:type="dxa" w:w="816"/>
             <w:vAlign w:val="top"/>
           </w:tcPr>
           <w:p>
@@ -1241,7 +1260,7 @@
             <w:r>
               <w:rPr>
                 <w:rFonts w:ascii="Arial" w:hAnsi="Arial" w:eastAsia="Arial"/>
-                <w:b w:val="0"/>
+                <w:b/>
                 <w:color w:val="374151"/>
                 <w:sz w:val="17"/>
               </w:rPr>
@@ -1251,7 +1270,7 @@
         </w:tc>
         <w:tc>
           <w:tcPr>
-            <w:tcW w:type="dxa" w:w="1806"/>
+            <w:tcW w:type="dxa" w:w="1696"/>
             <w:vAlign w:val="top"/>
           </w:tcPr>
           <w:p>
@@ -1271,7 +1290,7 @@
         </w:tc>
         <w:tc>
           <w:tcPr>
-            <w:tcW w:type="dxa" w:w="6962"/>
+            <w:tcW w:type="dxa" w:w="7126"/>
             <w:vAlign w:val="top"/>
           </w:tcPr>
           <w:p>
@@ -1285,7 +1304,64 @@
                 <w:color w:val="374151"/>
                 <w:sz w:val="17"/>
               </w:rPr>
-              <w:t>The portal reuses a system session for up to 12 hours (the client can change this)</w:t>
+              <w:t xml:space="preserve">Each system's tokens are kept in </w:t>
+            </w:r>
+            <w:r>
+              <w:rPr>
+                <w:rFonts w:ascii="Courier New" w:hAnsi="Courier New" w:eastAsia="Courier New"/>
+                <w:b w:val="0"/>
+                <w:color w:val="1F3A5F"/>
+                <w:sz w:val="15"/>
+                <w:shd w:val="clear" w:color="auto" w:fill="EEF1F5"/>
+              </w:rPr>
+              <w:t>HttpOnly</w:t>
+            </w:r>
+            <w:r>
+              <w:rPr>
+                <w:rFonts w:ascii="Arial" w:hAnsi="Arial" w:eastAsia="Arial"/>
+                <w:b w:val="0"/>
+                <w:color w:val="374151"/>
+                <w:sz w:val="17"/>
+              </w:rPr>
+              <w:t xml:space="preserve"> cookies on the portal (for example </w:t>
+            </w:r>
+            <w:r>
+              <w:rPr>
+                <w:rFonts w:ascii="Courier New" w:hAnsi="Courier New" w:eastAsia="Courier New"/>
+                <w:b w:val="0"/>
+                <w:color w:val="1F3A5F"/>
+                <w:sz w:val="15"/>
+                <w:shd w:val="clear" w:color="auto" w:fill="EEF1F5"/>
+              </w:rPr>
+              <w:t>dbms_acc_token</w:t>
+            </w:r>
+            <w:r>
+              <w:rPr>
+                <w:rFonts w:ascii="Arial" w:hAnsi="Arial" w:eastAsia="Arial"/>
+                <w:b w:val="0"/>
+                <w:color w:val="374151"/>
+                <w:sz w:val="17"/>
+              </w:rPr>
+              <w:t xml:space="preserve">, </w:t>
+            </w:r>
+            <w:r>
+              <w:rPr>
+                <w:rFonts w:ascii="Courier New" w:hAnsi="Courier New" w:eastAsia="Courier New"/>
+                <w:b w:val="0"/>
+                <w:color w:val="1F3A5F"/>
+                <w:sz w:val="15"/>
+                <w:shd w:val="clear" w:color="auto" w:fill="EEF1F5"/>
+              </w:rPr>
+              <w:t>dbms_refresh_token</w:t>
+            </w:r>
+            <w:r>
+              <w:rPr>
+                <w:rFonts w:ascii="Arial" w:hAnsi="Arial" w:eastAsia="Arial"/>
+                <w:b w:val="0"/>
+                <w:color w:val="374151"/>
+                <w:sz w:val="17"/>
+              </w:rPr>
+              <w:t>); a click first tries the refresh token and falls back to email + password + OTP</w:t>
             </w:r>
           </w:p>
         </w:tc>
@@ -1296,7 +1372,7 @@
         </w:trPr>
         <w:tc>
           <w:tcPr>
-            <w:tcW w:type="dxa" w:w="870"/>
+            <w:tcW w:type="dxa" w:w="816"/>
             <w:shd w:val="clear" w:color="auto" w:fill="F3F6FA"/>
             <w:vAlign w:val="top"/>
           </w:tcPr>
@@ -1307,7 +1383,7 @@
             <w:r>
               <w:rPr>
                 <w:rFonts w:ascii="Arial" w:hAnsi="Arial" w:eastAsia="Arial"/>
-                <w:b w:val="0"/>
+                <w:b/>
                 <w:color w:val="374151"/>
                 <w:sz w:val="17"/>
               </w:rPr>
@@ -1317,7 +1393,7 @@
         </w:tc>
         <w:tc>
           <w:tcPr>
-            <w:tcW w:type="dxa" w:w="1806"/>
+            <w:tcW w:type="dxa" w:w="1696"/>
             <w:shd w:val="clear" w:color="auto" w:fill="F3F6FA"/>
             <w:vAlign w:val="top"/>
           </w:tcPr>
@@ -1338,7 +1414,7 @@
         </w:tc>
         <w:tc>
           <w:tcPr>
-            <w:tcW w:type="dxa" w:w="6962"/>
+            <w:tcW w:type="dxa" w:w="7126"/>
             <w:shd w:val="clear" w:color="auto" w:fill="F3F6FA"/>
             <w:vAlign w:val="top"/>
           </w:tcPr>
@@ -1364,7 +1440,7 @@
         </w:trPr>
         <w:tc>
           <w:tcPr>
-            <w:tcW w:type="dxa" w:w="870"/>
+            <w:tcW w:type="dxa" w:w="816"/>
             <w:vAlign w:val="top"/>
           </w:tcPr>
           <w:p>
@@ -1374,7 +1450,7 @@
             <w:r>
               <w:rPr>
                 <w:rFonts w:ascii="Arial" w:hAnsi="Arial" w:eastAsia="Arial"/>
-                <w:b w:val="0"/>
+                <w:b/>
                 <w:color w:val="374151"/>
                 <w:sz w:val="17"/>
               </w:rPr>
@@ -1384,7 +1460,7 @@
         </w:tc>
         <w:tc>
           <w:tcPr>
-            <w:tcW w:type="dxa" w:w="1806"/>
+            <w:tcW w:type="dxa" w:w="1696"/>
             <w:vAlign w:val="top"/>
           </w:tcPr>
           <w:p>
@@ -1404,7 +1480,7 @@
         </w:tc>
         <w:tc>
           <w:tcPr>
-            <w:tcW w:type="dxa" w:w="6962"/>
+            <w:tcW w:type="dxa" w:w="7126"/>
             <w:vAlign w:val="top"/>
           </w:tcPr>
           <w:p>
@@ -1429,7 +1505,7 @@
         </w:trPr>
         <w:tc>
           <w:tcPr>
-            <w:tcW w:type="dxa" w:w="870"/>
+            <w:tcW w:type="dxa" w:w="816"/>
             <w:shd w:val="clear" w:color="auto" w:fill="F3F6FA"/>
             <w:vAlign w:val="top"/>
           </w:tcPr>
@@ -1440,7 +1516,7 @@
             <w:r>
               <w:rPr>
                 <w:rFonts w:ascii="Arial" w:hAnsi="Arial" w:eastAsia="Arial"/>
-                <w:b w:val="0"/>
+                <w:b/>
                 <w:color w:val="374151"/>
                 <w:sz w:val="17"/>
               </w:rPr>
@@ -1450,7 +1526,7 @@
         </w:tc>
         <w:tc>
           <w:tcPr>
-            <w:tcW w:type="dxa" w:w="1806"/>
+            <w:tcW w:type="dxa" w:w="1696"/>
             <w:shd w:val="clear" w:color="auto" w:fill="F3F6FA"/>
             <w:vAlign w:val="top"/>
           </w:tcPr>
@@ -1471,7 +1547,7 @@
         </w:tc>
         <w:tc>
           <w:tcPr>
-            <w:tcW w:type="dxa" w:w="6962"/>
+            <w:tcW w:type="dxa" w:w="7126"/>
             <w:shd w:val="clear" w:color="auto" w:fill="F3F6FA"/>
             <w:vAlign w:val="top"/>
           </w:tcPr>
@@ -1497,7 +1573,7 @@
         </w:trPr>
         <w:tc>
           <w:tcPr>
-            <w:tcW w:type="dxa" w:w="870"/>
+            <w:tcW w:type="dxa" w:w="816"/>
             <w:vAlign w:val="top"/>
           </w:tcPr>
           <w:p>
@@ -1507,7 +1583,7 @@
             <w:r>
               <w:rPr>
                 <w:rFonts w:ascii="Arial" w:hAnsi="Arial" w:eastAsia="Arial"/>
-                <w:b w:val="0"/>
+                <w:b/>
                 <w:color w:val="374151"/>
                 <w:sz w:val="17"/>
               </w:rPr>
@@ -1517,7 +1593,7 @@
         </w:tc>
         <w:tc>
           <w:tcPr>
-            <w:tcW w:type="dxa" w:w="1806"/>
+            <w:tcW w:type="dxa" w:w="1696"/>
             <w:vAlign w:val="top"/>
           </w:tcPr>
           <w:p>
@@ -1537,7 +1613,7 @@
         </w:tc>
         <w:tc>
           <w:tcPr>
-            <w:tcW w:type="dxa" w:w="6962"/>
+            <w:tcW w:type="dxa" w:w="7126"/>
             <w:vAlign w:val="top"/>
           </w:tcPr>
           <w:p>
@@ -1551,7 +1627,7 @@
                 <w:color w:val="374151"/>
                 <w:sz w:val="17"/>
               </w:rPr>
-              <w:t xml:space="preserve">Disable the account in the app through a new </w:t>
+              <w:t>The portal backend makes an HTTP call to that system's new disable API (</w:t>
             </w:r>
             <w:r>
               <w:rPr>
@@ -1561,16 +1637,35 @@
                 <w:sz w:val="15"/>
                 <w:shd w:val="clear" w:color="auto" w:fill="EEF1F5"/>
               </w:rPr>
-              <w:t>is_active</w:t>
-            </w:r>
-            <w:r>
-              <w:rPr>
-                <w:rFonts w:ascii="Arial" w:hAnsi="Arial" w:eastAsia="Arial"/>
-                <w:b w:val="0"/>
-                <w:color w:val="374151"/>
-                <w:sz w:val="17"/>
-              </w:rPr>
-              <w:t xml:space="preserve"> flag; never delete</w:t>
+              <w:t>PATCH /api/users/:id/status</w:t>
+            </w:r>
+            <w:r>
+              <w:rPr>
+                <w:rFonts w:ascii="Arial" w:hAnsi="Arial" w:eastAsia="Arial"/>
+                <w:b w:val="0"/>
+                <w:color w:val="374151"/>
+                <w:sz w:val="17"/>
+              </w:rPr>
+              <w:t xml:space="preserve"> with </w:t>
+            </w:r>
+            <w:r>
+              <w:rPr>
+                <w:rFonts w:ascii="Courier New" w:hAnsi="Courier New" w:eastAsia="Courier New"/>
+                <w:b w:val="0"/>
+                <w:color w:val="1F3A5F"/>
+                <w:sz w:val="15"/>
+                <w:shd w:val="clear" w:color="auto" w:fill="EEF1F5"/>
+              </w:rPr>
+              <w:t>{ "is_active": false }</w:t>
+            </w:r>
+            <w:r>
+              <w:rPr>
+                <w:rFonts w:ascii="Arial" w:hAnsi="Arial" w:eastAsia="Arial"/>
+                <w:b w:val="0"/>
+                <w:color w:val="374151"/>
+                <w:sz w:val="17"/>
+              </w:rPr>
+              <w:t>); never delete</w:t>
             </w:r>
           </w:p>
         </w:tc>
@@ -1581,7 +1676,7 @@
         </w:trPr>
         <w:tc>
           <w:tcPr>
-            <w:tcW w:type="dxa" w:w="870"/>
+            <w:tcW w:type="dxa" w:w="816"/>
             <w:shd w:val="clear" w:color="auto" w:fill="F3F6FA"/>
             <w:vAlign w:val="top"/>
           </w:tcPr>
@@ -1592,7 +1687,7 @@
             <w:r>
               <w:rPr>
                 <w:rFonts w:ascii="Arial" w:hAnsi="Arial" w:eastAsia="Arial"/>
-                <w:b w:val="0"/>
+                <w:b/>
                 <w:color w:val="374151"/>
                 <w:sz w:val="17"/>
               </w:rPr>
@@ -1602,7 +1697,7 @@
         </w:tc>
         <w:tc>
           <w:tcPr>
-            <w:tcW w:type="dxa" w:w="1806"/>
+            <w:tcW w:type="dxa" w:w="1696"/>
             <w:shd w:val="clear" w:color="auto" w:fill="F3F6FA"/>
             <w:vAlign w:val="top"/>
           </w:tcPr>
@@ -1623,7 +1718,7 @@
         </w:tc>
         <w:tc>
           <w:tcPr>
-            <w:tcW w:type="dxa" w:w="6962"/>
+            <w:tcW w:type="dxa" w:w="7126"/>
             <w:shd w:val="clear" w:color="auto" w:fill="F3F6FA"/>
             <w:vAlign w:val="top"/>
           </w:tcPr>
@@ -1638,7 +1733,7 @@
                 <w:color w:val="374151"/>
                 <w:sz w:val="17"/>
               </w:rPr>
-              <w:t>Picked in the portal from each app's live role list; portfolio and property scope set later inside the app</w:t>
+              <w:t>Never stored in the portal: role lists and each person's current role are always fetched from that system's API; portfolio and property scope set later inside the app</w:t>
             </w:r>
           </w:p>
         </w:tc>
@@ -1649,7 +1744,7 @@
         </w:trPr>
         <w:tc>
           <w:tcPr>
-            <w:tcW w:type="dxa" w:w="870"/>
+            <w:tcW w:type="dxa" w:w="816"/>
             <w:vAlign w:val="top"/>
           </w:tcPr>
           <w:p>
@@ -1659,7 +1754,7 @@
             <w:r>
               <w:rPr>
                 <w:rFonts w:ascii="Arial" w:hAnsi="Arial" w:eastAsia="Arial"/>
-                <w:b w:val="0"/>
+                <w:b/>
                 <w:color w:val="374151"/>
                 <w:sz w:val="17"/>
               </w:rPr>
@@ -1669,7 +1764,7 @@
         </w:tc>
         <w:tc>
           <w:tcPr>
-            <w:tcW w:type="dxa" w:w="1806"/>
+            <w:tcW w:type="dxa" w:w="1696"/>
             <w:vAlign w:val="top"/>
           </w:tcPr>
           <w:p>
@@ -1689,7 +1784,7 @@
         </w:tc>
         <w:tc>
           <w:tcPr>
-            <w:tcW w:type="dxa" w:w="6962"/>
+            <w:tcW w:type="dxa" w:w="7126"/>
             <w:vAlign w:val="top"/>
           </w:tcPr>
           <w:p>
@@ -1714,7 +1809,7 @@
         </w:trPr>
         <w:tc>
           <w:tcPr>
-            <w:tcW w:type="dxa" w:w="870"/>
+            <w:tcW w:type="dxa" w:w="816"/>
             <w:shd w:val="clear" w:color="auto" w:fill="F3F6FA"/>
             <w:vAlign w:val="top"/>
           </w:tcPr>
@@ -1725,7 +1820,7 @@
             <w:r>
               <w:rPr>
                 <w:rFonts w:ascii="Arial" w:hAnsi="Arial" w:eastAsia="Arial"/>
-                <w:b w:val="0"/>
+                <w:b/>
                 <w:color w:val="374151"/>
                 <w:sz w:val="17"/>
               </w:rPr>
@@ -1735,7 +1830,7 @@
         </w:tc>
         <w:tc>
           <w:tcPr>
-            <w:tcW w:type="dxa" w:w="1806"/>
+            <w:tcW w:type="dxa" w:w="1696"/>
             <w:shd w:val="clear" w:color="auto" w:fill="F3F6FA"/>
             <w:vAlign w:val="top"/>
           </w:tcPr>
@@ -1756,7 +1851,7 @@
         </w:tc>
         <w:tc>
           <w:tcPr>
-            <w:tcW w:type="dxa" w:w="6962"/>
+            <w:tcW w:type="dxa" w:w="7126"/>
             <w:shd w:val="clear" w:color="auto" w:fill="F3F6FA"/>
             <w:vAlign w:val="top"/>
           </w:tcPr>
@@ -1876,7 +1971,7 @@
                 <w:color w:val="1F3A5F"/>
                 <w:sz w:val="14"/>
               </w:rPr>
-              <w:t>│ code popup · admin pages │          │ system sessions · handoff codes · invites  │</w:t>
+              <w:t>│ code popup · admin pages │          │ token cookies · handoff codes · invites    │</w:t>
               <w:br/>
             </w:r>
             <w:r>
@@ -1982,8 +2077,8 @@
         <w:tblLook w:firstColumn="1" w:firstRow="1" w:lastColumn="0" w:lastRow="0" w:noHBand="0" w:noVBand="1" w:val="04A0"/>
       </w:tblPr>
       <w:tblGrid>
-        <w:gridCol w:w="1710"/>
-        <w:gridCol w:w="7927"/>
+        <w:gridCol w:w="1714"/>
+        <w:gridCol w:w="7923"/>
       </w:tblGrid>
       <w:tr>
         <w:trPr>
@@ -1992,7 +2087,7 @@
         </w:trPr>
         <w:tc>
           <w:tcPr>
-            <w:tcW w:type="dxa" w:w="1711"/>
+            <w:tcW w:type="dxa" w:w="1715"/>
             <w:shd w:val="clear" w:color="auto" w:fill="1F3864"/>
             <w:vAlign w:val="top"/>
           </w:tcPr>
@@ -2013,7 +2108,7 @@
         </w:tc>
         <w:tc>
           <w:tcPr>
-            <w:tcW w:type="dxa" w:w="7927"/>
+            <w:tcW w:type="dxa" w:w="7923"/>
             <w:shd w:val="clear" w:color="auto" w:fill="1F3864"/>
             <w:vAlign w:val="top"/>
           </w:tcPr>
@@ -2039,7 +2134,7 @@
         </w:trPr>
         <w:tc>
           <w:tcPr>
-            <w:tcW w:type="dxa" w:w="1711"/>
+            <w:tcW w:type="dxa" w:w="1715"/>
             <w:vAlign w:val="top"/>
           </w:tcPr>
           <w:p>
@@ -2059,7 +2154,7 @@
         </w:tc>
         <w:tc>
           <w:tcPr>
-            <w:tcW w:type="dxa" w:w="7927"/>
+            <w:tcW w:type="dxa" w:w="7923"/>
             <w:vAlign w:val="top"/>
           </w:tcPr>
           <w:p>
@@ -2084,7 +2179,7 @@
         </w:trPr>
         <w:tc>
           <w:tcPr>
-            <w:tcW w:type="dxa" w:w="1711"/>
+            <w:tcW w:type="dxa" w:w="1715"/>
             <w:shd w:val="clear" w:color="auto" w:fill="F3F6FA"/>
             <w:vAlign w:val="top"/>
           </w:tcPr>
@@ -2105,7 +2200,7 @@
         </w:tc>
         <w:tc>
           <w:tcPr>
-            <w:tcW w:type="dxa" w:w="7927"/>
+            <w:tcW w:type="dxa" w:w="7923"/>
             <w:shd w:val="clear" w:color="auto" w:fill="F3F6FA"/>
             <w:vAlign w:val="top"/>
           </w:tcPr>
@@ -2120,7 +2215,7 @@
                 <w:color w:val="374151"/>
                 <w:sz w:val="17"/>
               </w:rPr>
-              <w:t>Portal accounts and sessions, encrypted system passwords, remembered system sessions, handoff codes, invitations, audit log. NestJS 11 on Node 24 with Prisma 6, the same stack as the existing backends</w:t>
+              <w:t>Portal accounts and sessions, encrypted system passwords, system token cookies, handoff codes, invitations, audit log. NestJS 11 on Node 24 with Prisma 6, the same stack as the existing backends</w:t>
             </w:r>
           </w:p>
         </w:tc>
@@ -2131,7 +2226,7 @@
         </w:trPr>
         <w:tc>
           <w:tcPr>
-            <w:tcW w:type="dxa" w:w="1711"/>
+            <w:tcW w:type="dxa" w:w="1715"/>
             <w:vAlign w:val="top"/>
           </w:tcPr>
           <w:p>
@@ -2151,7 +2246,7 @@
         </w:tc>
         <w:tc>
           <w:tcPr>
-            <w:tcW w:type="dxa" w:w="7927"/>
+            <w:tcW w:type="dxa" w:w="7923"/>
             <w:vAlign w:val="top"/>
           </w:tcPr>
           <w:p>
@@ -2176,7 +2271,7 @@
         </w:trPr>
         <w:tc>
           <w:tcPr>
-            <w:tcW w:type="dxa" w:w="1711"/>
+            <w:tcW w:type="dxa" w:w="1715"/>
             <w:shd w:val="clear" w:color="auto" w:fill="F3F6FA"/>
             <w:vAlign w:val="top"/>
           </w:tcPr>
@@ -2197,7 +2292,7 @@
         </w:tc>
         <w:tc>
           <w:tcPr>
-            <w:tcW w:type="dxa" w:w="7927"/>
+            <w:tcW w:type="dxa" w:w="7923"/>
             <w:shd w:val="clear" w:color="auto" w:fill="F3F6FA"/>
             <w:vAlign w:val="top"/>
           </w:tcPr>
@@ -2223,7 +2318,7 @@
         </w:trPr>
         <w:tc>
           <w:tcPr>
-            <w:tcW w:type="dxa" w:w="1711"/>
+            <w:tcW w:type="dxa" w:w="1715"/>
             <w:vAlign w:val="top"/>
           </w:tcPr>
           <w:p>
@@ -2253,7 +2348,7 @@
         </w:tc>
         <w:tc>
           <w:tcPr>
-            <w:tcW w:type="dxa" w:w="7927"/>
+            <w:tcW w:type="dxa" w:w="7923"/>
             <w:vAlign w:val="top"/>
           </w:tcPr>
           <w:p>
@@ -2278,7 +2373,7 @@
         </w:trPr>
         <w:tc>
           <w:tcPr>
-            <w:tcW w:type="dxa" w:w="1711"/>
+            <w:tcW w:type="dxa" w:w="1715"/>
             <w:shd w:val="clear" w:color="auto" w:fill="F3F6FA"/>
             <w:vAlign w:val="top"/>
           </w:tcPr>
@@ -2299,7 +2394,7 @@
         </w:tc>
         <w:tc>
           <w:tcPr>
-            <w:tcW w:type="dxa" w:w="7927"/>
+            <w:tcW w:type="dxa" w:w="7923"/>
             <w:shd w:val="clear" w:color="auto" w:fill="F3F6FA"/>
             <w:vAlign w:val="top"/>
           </w:tcPr>
@@ -2368,9 +2463,9 @@
       </w:tblPr>
       <w:tblGrid>
         <w:gridCol w:w="1303"/>
-        <w:gridCol w:w="3221"/>
-        <w:gridCol w:w="2654"/>
-        <w:gridCol w:w="2457"/>
+        <w:gridCol w:w="3123"/>
+        <w:gridCol w:w="2641"/>
+        <w:gridCol w:w="2569"/>
       </w:tblGrid>
       <w:tr>
         <w:trPr>
@@ -2400,7 +2495,7 @@
         </w:tc>
         <w:tc>
           <w:tcPr>
-            <w:tcW w:type="dxa" w:w="3221"/>
+            <w:tcW w:type="dxa" w:w="3123"/>
             <w:shd w:val="clear" w:color="auto" w:fill="1F3864"/>
             <w:vAlign w:val="top"/>
           </w:tcPr>
@@ -2421,7 +2516,7 @@
         </w:tc>
         <w:tc>
           <w:tcPr>
-            <w:tcW w:type="dxa" w:w="2655"/>
+            <w:tcW w:type="dxa" w:w="2641"/>
             <w:shd w:val="clear" w:color="auto" w:fill="1F3864"/>
             <w:vAlign w:val="top"/>
           </w:tcPr>
@@ -2442,7 +2537,7 @@
         </w:tc>
         <w:tc>
           <w:tcPr>
-            <w:tcW w:type="dxa" w:w="2458"/>
+            <w:tcW w:type="dxa" w:w="2569"/>
             <w:shd w:val="clear" w:color="auto" w:fill="1F3864"/>
             <w:vAlign w:val="top"/>
           </w:tcPr>
@@ -2488,7 +2583,7 @@
         </w:tc>
         <w:tc>
           <w:tcPr>
-            <w:tcW w:type="dxa" w:w="3221"/>
+            <w:tcW w:type="dxa" w:w="3123"/>
             <w:vAlign w:val="top"/>
           </w:tcPr>
           <w:p>
@@ -2547,7 +2642,7 @@
         </w:tc>
         <w:tc>
           <w:tcPr>
-            <w:tcW w:type="dxa" w:w="2655"/>
+            <w:tcW w:type="dxa" w:w="2641"/>
             <w:vAlign w:val="top"/>
           </w:tcPr>
           <w:p>
@@ -2606,7 +2701,7 @@
         </w:tc>
         <w:tc>
           <w:tcPr>
-            <w:tcW w:type="dxa" w:w="2458"/>
+            <w:tcW w:type="dxa" w:w="2569"/>
             <w:vAlign w:val="top"/>
           </w:tcPr>
           <w:p>
@@ -2691,7 +2786,7 @@
         </w:tc>
         <w:tc>
           <w:tcPr>
-            <w:tcW w:type="dxa" w:w="3221"/>
+            <w:tcW w:type="dxa" w:w="3123"/>
             <w:shd w:val="clear" w:color="auto" w:fill="F3F6FA"/>
             <w:vAlign w:val="top"/>
           </w:tcPr>
@@ -2788,7 +2883,7 @@
         </w:tc>
         <w:tc>
           <w:tcPr>
-            <w:tcW w:type="dxa" w:w="2655"/>
+            <w:tcW w:type="dxa" w:w="2641"/>
             <w:shd w:val="clear" w:color="auto" w:fill="F3F6FA"/>
             <w:vAlign w:val="top"/>
           </w:tcPr>
@@ -2895,7 +2990,7 @@
         </w:tc>
         <w:tc>
           <w:tcPr>
-            <w:tcW w:type="dxa" w:w="2458"/>
+            <w:tcW w:type="dxa" w:w="2569"/>
             <w:shd w:val="clear" w:color="auto" w:fill="F3F6FA"/>
             <w:vAlign w:val="top"/>
           </w:tcPr>
@@ -3008,7 +3103,7 @@
         </w:tc>
         <w:tc>
           <w:tcPr>
-            <w:tcW w:type="dxa" w:w="3221"/>
+            <w:tcW w:type="dxa" w:w="3123"/>
             <w:vAlign w:val="top"/>
           </w:tcPr>
           <w:p>
@@ -3029,7 +3124,7 @@
         </w:tc>
         <w:tc>
           <w:tcPr>
-            <w:tcW w:type="dxa" w:w="2655"/>
+            <w:tcW w:type="dxa" w:w="2641"/>
             <w:vAlign w:val="top"/>
           </w:tcPr>
           <w:p>
@@ -3050,7 +3145,7 @@
         </w:tc>
         <w:tc>
           <w:tcPr>
-            <w:tcW w:type="dxa" w:w="2458"/>
+            <w:tcW w:type="dxa" w:w="2569"/>
             <w:vAlign w:val="top"/>
           </w:tcPr>
           <w:p>
@@ -3097,7 +3192,7 @@
         </w:tc>
         <w:tc>
           <w:tcPr>
-            <w:tcW w:type="dxa" w:w="3221"/>
+            <w:tcW w:type="dxa" w:w="3123"/>
             <w:shd w:val="clear" w:color="auto" w:fill="F3F6FA"/>
             <w:vAlign w:val="top"/>
           </w:tcPr>
@@ -3147,7 +3242,7 @@
         </w:tc>
         <w:tc>
           <w:tcPr>
-            <w:tcW w:type="dxa" w:w="2655"/>
+            <w:tcW w:type="dxa" w:w="2641"/>
             <w:shd w:val="clear" w:color="auto" w:fill="F3F6FA"/>
             <w:vAlign w:val="top"/>
           </w:tcPr>
@@ -3197,7 +3292,7 @@
         </w:tc>
         <w:tc>
           <w:tcPr>
-            <w:tcW w:type="dxa" w:w="2458"/>
+            <w:tcW w:type="dxa" w:w="2569"/>
             <w:shd w:val="clear" w:color="auto" w:fill="F3F6FA"/>
             <w:vAlign w:val="top"/>
           </w:tcPr>
@@ -3243,7 +3338,7 @@
         </w:tc>
         <w:tc>
           <w:tcPr>
-            <w:tcW w:type="dxa" w:w="3221"/>
+            <w:tcW w:type="dxa" w:w="3123"/>
             <w:vAlign w:val="top"/>
           </w:tcPr>
           <w:p>
@@ -3264,7 +3359,7 @@
         </w:tc>
         <w:tc>
           <w:tcPr>
-            <w:tcW w:type="dxa" w:w="2655"/>
+            <w:tcW w:type="dxa" w:w="2641"/>
             <w:vAlign w:val="top"/>
           </w:tcPr>
           <w:p>
@@ -3285,7 +3380,7 @@
         </w:tc>
         <w:tc>
           <w:tcPr>
-            <w:tcW w:type="dxa" w:w="2458"/>
+            <w:tcW w:type="dxa" w:w="2569"/>
             <w:vAlign w:val="top"/>
           </w:tcPr>
           <w:p>
@@ -3354,13 +3449,13 @@
                 <w:color w:val="374151"/>
                 <w:sz w:val="17"/>
               </w:rPr>
-              <w:t>Create an account</w:t>
-            </w:r>
-          </w:p>
-        </w:tc>
-        <w:tc>
-          <w:tcPr>
-            <w:tcW w:type="dxa" w:w="3221"/>
+              <w:t>Read a person's current role</w:t>
+            </w:r>
+          </w:p>
+        </w:tc>
+        <w:tc>
+          <w:tcPr>
+            <w:tcW w:type="dxa" w:w="3123"/>
             <w:shd w:val="clear" w:color="auto" w:fill="F3F6FA"/>
             <w:vAlign w:val="top"/>
           </w:tcPr>
@@ -3376,17 +3471,20 @@
                 <w:sz w:val="15"/>
                 <w:shd w:val="clear" w:color="auto" w:fill="EEF1F5"/>
               </w:rPr>
-              <w:t>POST /api/invitations</w:t>
-            </w:r>
-            <w:r>
-              <w:rPr>
-                <w:rFonts w:ascii="Arial" w:hAnsi="Arial" w:eastAsia="Arial"/>
-                <w:b w:val="0"/>
-                <w:color w:val="374151"/>
-                <w:sz w:val="17"/>
-              </w:rPr>
-              <w:t xml:space="preserve">, then </w:t>
-            </w:r>
+              <w:t>GET /api/users/:id</w:t>
+            </w:r>
+          </w:p>
+        </w:tc>
+        <w:tc>
+          <w:tcPr>
+            <w:tcW w:type="dxa" w:w="2641"/>
+            <w:shd w:val="clear" w:color="auto" w:fill="F3F6FA"/>
+            <w:vAlign w:val="top"/>
+          </w:tcPr>
+          <w:p>
+            <w:pPr>
+              <w:spacing w:after="0" w:line="259" w:lineRule="auto"/>
+            </w:pPr>
             <w:r>
               <w:rPr>
                 <w:rFonts w:ascii="Courier New" w:hAnsi="Courier New" w:eastAsia="Courier New"/>
@@ -3395,43 +3493,13 @@
                 <w:sz w:val="15"/>
                 <w:shd w:val="clear" w:color="auto" w:fill="EEF1F5"/>
               </w:rPr>
-              <w:t>POST /api/invitations/accept/:token</w:t>
-            </w:r>
-            <w:r>
-              <w:rPr>
-                <w:rFonts w:ascii="Arial" w:hAnsi="Arial" w:eastAsia="Arial"/>
-                <w:b w:val="0"/>
-                <w:color w:val="374151"/>
-                <w:sz w:val="17"/>
-              </w:rPr>
-              <w:t xml:space="preserve"> with the password</w:t>
-            </w:r>
-          </w:p>
-        </w:tc>
-        <w:tc>
-          <w:tcPr>
-            <w:tcW w:type="dxa" w:w="2655"/>
-            <w:shd w:val="clear" w:color="auto" w:fill="F3F6FA"/>
-            <w:vAlign w:val="top"/>
-          </w:tcPr>
-          <w:p>
-            <w:pPr>
-              <w:spacing w:after="0" w:line="259" w:lineRule="auto"/>
-            </w:pPr>
-            <w:r>
-              <w:rPr>
-                <w:rFonts w:ascii="Arial" w:hAnsi="Arial" w:eastAsia="Arial"/>
-                <w:b w:val="0"/>
-                <w:color w:val="374151"/>
-                <w:sz w:val="17"/>
-              </w:rPr>
-              <w:t>New endpoint (Section 12)</w:t>
-            </w:r>
-          </w:p>
-        </w:tc>
-        <w:tc>
-          <w:tcPr>
-            <w:tcW w:type="dxa" w:w="2458"/>
+              <w:t>GET /api/users/:id</w:t>
+            </w:r>
+          </w:p>
+        </w:tc>
+        <w:tc>
+          <w:tcPr>
+            <w:tcW w:type="dxa" w:w="2569"/>
             <w:shd w:val="clear" w:color="auto" w:fill="F3F6FA"/>
             <w:vAlign w:val="top"/>
           </w:tcPr>
@@ -3447,64 +3515,16 @@
                 <w:sz w:val="15"/>
                 <w:shd w:val="clear" w:color="auto" w:fill="EEF1F5"/>
               </w:rPr>
-              <w:t>POST /invitations</w:t>
-            </w:r>
-            <w:r>
-              <w:rPr>
-                <w:rFonts w:ascii="Arial" w:hAnsi="Arial" w:eastAsia="Arial"/>
-                <w:b w:val="0"/>
-                <w:color w:val="374151"/>
-                <w:sz w:val="17"/>
-              </w:rPr>
-              <w:t xml:space="preserve">, then </w:t>
-            </w:r>
-            <w:r>
-              <w:rPr>
-                <w:rFonts w:ascii="Courier New" w:hAnsi="Courier New" w:eastAsia="Courier New"/>
-                <w:b w:val="0"/>
-                <w:color w:val="1F3A5F"/>
-                <w:sz w:val="15"/>
-                <w:shd w:val="clear" w:color="auto" w:fill="EEF1F5"/>
-              </w:rPr>
-              <w:t>POST /invitations/accept/:token</w:t>
-            </w:r>
-            <w:r>
-              <w:rPr>
-                <w:rFonts w:ascii="Arial" w:hAnsi="Arial" w:eastAsia="Arial"/>
-                <w:b w:val="0"/>
-                <w:color w:val="374151"/>
-                <w:sz w:val="17"/>
-              </w:rPr>
-              <w:t xml:space="preserve"> with </w:t>
-            </w:r>
-            <w:r>
-              <w:rPr>
-                <w:rFonts w:ascii="Courier New" w:hAnsi="Courier New" w:eastAsia="Courier New"/>
-                <w:b w:val="0"/>
-                <w:color w:val="1F3A5F"/>
-                <w:sz w:val="15"/>
-                <w:shd w:val="clear" w:color="auto" w:fill="EEF1F5"/>
-              </w:rPr>
-              <w:t>name</w:t>
-            </w:r>
-            <w:r>
-              <w:rPr>
-                <w:rFonts w:ascii="Arial" w:hAnsi="Arial" w:eastAsia="Arial"/>
-                <w:b w:val="0"/>
-                <w:color w:val="374151"/>
-                <w:sz w:val="17"/>
-              </w:rPr>
-              <w:t xml:space="preserve"> and </w:t>
-            </w:r>
-            <w:r>
-              <w:rPr>
-                <w:rFonts w:ascii="Courier New" w:hAnsi="Courier New" w:eastAsia="Courier New"/>
-                <w:b w:val="0"/>
-                <w:color w:val="1F3A5F"/>
-                <w:sz w:val="15"/>
-                <w:shd w:val="clear" w:color="auto" w:fill="EEF1F5"/>
-              </w:rPr>
-              <w:t>password</w:t>
+              <w:t>GET /user/:id</w:t>
+            </w:r>
+            <w:r>
+              <w:rPr>
+                <w:rFonts w:ascii="Arial" w:hAnsi="Arial" w:eastAsia="Arial"/>
+                <w:b w:val="0"/>
+                <w:color w:val="374151"/>
+                <w:sz w:val="17"/>
+              </w:rPr>
+              <w:t xml:space="preserve"> (after finding F2 is fixed)</w:t>
             </w:r>
           </w:p>
         </w:tc>
@@ -3529,13 +3549,13 @@
                 <w:color w:val="374151"/>
                 <w:sz w:val="17"/>
               </w:rPr>
-              <w:t>Change role</w:t>
-            </w:r>
-          </w:p>
-        </w:tc>
-        <w:tc>
-          <w:tcPr>
-            <w:tcW w:type="dxa" w:w="3221"/>
+              <w:t>Create an account</w:t>
+            </w:r>
+          </w:p>
+        </w:tc>
+        <w:tc>
+          <w:tcPr>
+            <w:tcW w:type="dxa" w:w="3123"/>
             <w:vAlign w:val="top"/>
           </w:tcPr>
           <w:p>
@@ -3550,16 +3570,16 @@
                 <w:sz w:val="15"/>
                 <w:shd w:val="clear" w:color="auto" w:fill="EEF1F5"/>
               </w:rPr>
-              <w:t>PATCH /api/users/:id/role</w:t>
-            </w:r>
-            <w:r>
-              <w:rPr>
-                <w:rFonts w:ascii="Arial" w:hAnsi="Arial" w:eastAsia="Arial"/>
-                <w:b w:val="0"/>
-                <w:color w:val="374151"/>
-                <w:sz w:val="17"/>
-              </w:rPr>
-              <w:t xml:space="preserve"> with </w:t>
+              <w:t>POST /api/invitations</w:t>
+            </w:r>
+            <w:r>
+              <w:rPr>
+                <w:rFonts w:ascii="Arial" w:hAnsi="Arial" w:eastAsia="Arial"/>
+                <w:b w:val="0"/>
+                <w:color w:val="374151"/>
+                <w:sz w:val="17"/>
+              </w:rPr>
+              <w:t xml:space="preserve">, then </w:t>
             </w:r>
             <w:r>
               <w:rPr>
@@ -3569,13 +3589,42 @@
                 <w:sz w:val="15"/>
                 <w:shd w:val="clear" w:color="auto" w:fill="EEF1F5"/>
               </w:rPr>
-              <w:t>role_id</w:t>
-            </w:r>
-          </w:p>
-        </w:tc>
-        <w:tc>
-          <w:tcPr>
-            <w:tcW w:type="dxa" w:w="2655"/>
+              <w:t>POST /api/invitations/accept/:token</w:t>
+            </w:r>
+            <w:r>
+              <w:rPr>
+                <w:rFonts w:ascii="Arial" w:hAnsi="Arial" w:eastAsia="Arial"/>
+                <w:b w:val="0"/>
+                <w:color w:val="374151"/>
+                <w:sz w:val="17"/>
+              </w:rPr>
+              <w:t xml:space="preserve"> with the password</w:t>
+            </w:r>
+          </w:p>
+        </w:tc>
+        <w:tc>
+          <w:tcPr>
+            <w:tcW w:type="dxa" w:w="2641"/>
+            <w:vAlign w:val="top"/>
+          </w:tcPr>
+          <w:p>
+            <w:pPr>
+              <w:spacing w:after="0" w:line="259" w:lineRule="auto"/>
+            </w:pPr>
+            <w:r>
+              <w:rPr>
+                <w:rFonts w:ascii="Arial" w:hAnsi="Arial" w:eastAsia="Arial"/>
+                <w:b w:val="0"/>
+                <w:color w:val="374151"/>
+                <w:sz w:val="17"/>
+              </w:rPr>
+              <w:t>New endpoint (Section 12)</w:t>
+            </w:r>
+          </w:p>
+        </w:tc>
+        <w:tc>
+          <w:tcPr>
+            <w:tcW w:type="dxa" w:w="2569"/>
             <w:vAlign w:val="top"/>
           </w:tcPr>
           <w:p>
@@ -3590,16 +3639,16 @@
                 <w:sz w:val="15"/>
                 <w:shd w:val="clear" w:color="auto" w:fill="EEF1F5"/>
               </w:rPr>
-              <w:t>PATCH /api/users/:id/role</w:t>
-            </w:r>
-            <w:r>
-              <w:rPr>
-                <w:rFonts w:ascii="Arial" w:hAnsi="Arial" w:eastAsia="Arial"/>
-                <w:b w:val="0"/>
-                <w:color w:val="374151"/>
-                <w:sz w:val="17"/>
-              </w:rPr>
-              <w:t xml:space="preserve"> with </w:t>
+              <w:t>POST /invitations</w:t>
+            </w:r>
+            <w:r>
+              <w:rPr>
+                <w:rFonts w:ascii="Arial" w:hAnsi="Arial" w:eastAsia="Arial"/>
+                <w:b w:val="0"/>
+                <w:color w:val="374151"/>
+                <w:sz w:val="17"/>
+              </w:rPr>
+              <w:t xml:space="preserve">, then </w:t>
             </w:r>
             <w:r>
               <w:rPr>
@@ -3609,19 +3658,17 @@
                 <w:sz w:val="15"/>
                 <w:shd w:val="clear" w:color="auto" w:fill="EEF1F5"/>
               </w:rPr>
-              <w:t>role_id</w:t>
-            </w:r>
-          </w:p>
-        </w:tc>
-        <w:tc>
-          <w:tcPr>
-            <w:tcW w:type="dxa" w:w="2458"/>
-            <w:vAlign w:val="top"/>
-          </w:tcPr>
-          <w:p>
-            <w:pPr>
-              <w:spacing w:after="0" w:line="259" w:lineRule="auto"/>
-            </w:pPr>
+              <w:t>POST /invitations/accept/:token</w:t>
+            </w:r>
+            <w:r>
+              <w:rPr>
+                <w:rFonts w:ascii="Arial" w:hAnsi="Arial" w:eastAsia="Arial"/>
+                <w:b w:val="0"/>
+                <w:color w:val="374151"/>
+                <w:sz w:val="17"/>
+              </w:rPr>
+              <w:t xml:space="preserve"> with </w:t>
+            </w:r>
             <w:r>
               <w:rPr>
                 <w:rFonts w:ascii="Courier New" w:hAnsi="Courier New" w:eastAsia="Courier New"/>
@@ -3630,16 +3677,16 @@
                 <w:sz w:val="15"/>
                 <w:shd w:val="clear" w:color="auto" w:fill="EEF1F5"/>
               </w:rPr>
-              <w:t>PATCH /user/:id</w:t>
-            </w:r>
-            <w:r>
-              <w:rPr>
-                <w:rFonts w:ascii="Arial" w:hAnsi="Arial" w:eastAsia="Arial"/>
-                <w:b w:val="0"/>
-                <w:color w:val="374151"/>
-                <w:sz w:val="17"/>
-              </w:rPr>
-              <w:t xml:space="preserve"> with </w:t>
+              <w:t>name</w:t>
+            </w:r>
+            <w:r>
+              <w:rPr>
+                <w:rFonts w:ascii="Arial" w:hAnsi="Arial" w:eastAsia="Arial"/>
+                <w:b w:val="0"/>
+                <w:color w:val="374151"/>
+                <w:sz w:val="17"/>
+              </w:rPr>
+              <w:t xml:space="preserve"> and </w:t>
             </w:r>
             <w:r>
               <w:rPr>
@@ -3649,16 +3696,7 @@
                 <w:sz w:val="15"/>
                 <w:shd w:val="clear" w:color="auto" w:fill="EEF1F5"/>
               </w:rPr>
-              <w:t>role</w:t>
-            </w:r>
-            <w:r>
-              <w:rPr>
-                <w:rFonts w:ascii="Arial" w:hAnsi="Arial" w:eastAsia="Arial"/>
-                <w:b w:val="0"/>
-                <w:color w:val="374151"/>
-                <w:sz w:val="17"/>
-              </w:rPr>
-              <w:t xml:space="preserve"> (after finding F2 is fixed)</w:t>
+              <w:t>password</w:t>
             </w:r>
           </w:p>
         </w:tc>
@@ -3684,13 +3722,13 @@
                 <w:color w:val="374151"/>
                 <w:sz w:val="17"/>
               </w:rPr>
-              <w:t>Disable or enable</w:t>
-            </w:r>
-          </w:p>
-        </w:tc>
-        <w:tc>
-          <w:tcPr>
-            <w:tcW w:type="dxa" w:w="3221"/>
+              <w:t>Change role</w:t>
+            </w:r>
+          </w:p>
+        </w:tc>
+        <w:tc>
+          <w:tcPr>
+            <w:tcW w:type="dxa" w:w="3123"/>
             <w:shd w:val="clear" w:color="auto" w:fill="F3F6FA"/>
             <w:vAlign w:val="top"/>
           </w:tcPr>
@@ -3700,18 +3738,38 @@
             </w:pPr>
             <w:r>
               <w:rPr>
-                <w:rFonts w:ascii="Arial" w:hAnsi="Arial" w:eastAsia="Arial"/>
-                <w:b w:val="0"/>
-                <w:color w:val="374151"/>
-                <w:sz w:val="17"/>
-              </w:rPr>
-              <w:t>New endpoint (Section 12)</w:t>
-            </w:r>
-          </w:p>
-        </w:tc>
-        <w:tc>
-          <w:tcPr>
-            <w:tcW w:type="dxa" w:w="2655"/>
+                <w:rFonts w:ascii="Courier New" w:hAnsi="Courier New" w:eastAsia="Courier New"/>
+                <w:b w:val="0"/>
+                <w:color w:val="1F3A5F"/>
+                <w:sz w:val="15"/>
+                <w:shd w:val="clear" w:color="auto" w:fill="EEF1F5"/>
+              </w:rPr>
+              <w:t>PATCH /api/users/:id/role</w:t>
+            </w:r>
+            <w:r>
+              <w:rPr>
+                <w:rFonts w:ascii="Arial" w:hAnsi="Arial" w:eastAsia="Arial"/>
+                <w:b w:val="0"/>
+                <w:color w:val="374151"/>
+                <w:sz w:val="17"/>
+              </w:rPr>
+              <w:t xml:space="preserve"> with </w:t>
+            </w:r>
+            <w:r>
+              <w:rPr>
+                <w:rFonts w:ascii="Courier New" w:hAnsi="Courier New" w:eastAsia="Courier New"/>
+                <w:b w:val="0"/>
+                <w:color w:val="1F3A5F"/>
+                <w:sz w:val="15"/>
+                <w:shd w:val="clear" w:color="auto" w:fill="EEF1F5"/>
+              </w:rPr>
+              <w:t>role_id</w:t>
+            </w:r>
+          </w:p>
+        </w:tc>
+        <w:tc>
+          <w:tcPr>
+            <w:tcW w:type="dxa" w:w="2641"/>
             <w:shd w:val="clear" w:color="auto" w:fill="F3F6FA"/>
             <w:vAlign w:val="top"/>
           </w:tcPr>
@@ -3721,18 +3779,38 @@
             </w:pPr>
             <w:r>
               <w:rPr>
-                <w:rFonts w:ascii="Arial" w:hAnsi="Arial" w:eastAsia="Arial"/>
-                <w:b w:val="0"/>
-                <w:color w:val="374151"/>
-                <w:sz w:val="17"/>
-              </w:rPr>
-              <w:t>New endpoint</w:t>
-            </w:r>
-          </w:p>
-        </w:tc>
-        <w:tc>
-          <w:tcPr>
-            <w:tcW w:type="dxa" w:w="2458"/>
+                <w:rFonts w:ascii="Courier New" w:hAnsi="Courier New" w:eastAsia="Courier New"/>
+                <w:b w:val="0"/>
+                <w:color w:val="1F3A5F"/>
+                <w:sz w:val="15"/>
+                <w:shd w:val="clear" w:color="auto" w:fill="EEF1F5"/>
+              </w:rPr>
+              <w:t>PATCH /api/users/:id/role</w:t>
+            </w:r>
+            <w:r>
+              <w:rPr>
+                <w:rFonts w:ascii="Arial" w:hAnsi="Arial" w:eastAsia="Arial"/>
+                <w:b w:val="0"/>
+                <w:color w:val="374151"/>
+                <w:sz w:val="17"/>
+              </w:rPr>
+              <w:t xml:space="preserve"> with </w:t>
+            </w:r>
+            <w:r>
+              <w:rPr>
+                <w:rFonts w:ascii="Courier New" w:hAnsi="Courier New" w:eastAsia="Courier New"/>
+                <w:b w:val="0"/>
+                <w:color w:val="1F3A5F"/>
+                <w:sz w:val="15"/>
+                <w:shd w:val="clear" w:color="auto" w:fill="EEF1F5"/>
+              </w:rPr>
+              <w:t>role_id</w:t>
+            </w:r>
+          </w:p>
+        </w:tc>
+        <w:tc>
+          <w:tcPr>
+            <w:tcW w:type="dxa" w:w="2569"/>
             <w:shd w:val="clear" w:color="auto" w:fill="F3F6FA"/>
             <w:vAlign w:val="top"/>
           </w:tcPr>
@@ -3742,12 +3820,213 @@
             </w:pPr>
             <w:r>
               <w:rPr>
-                <w:rFonts w:ascii="Arial" w:hAnsi="Arial" w:eastAsia="Arial"/>
-                <w:b w:val="0"/>
-                <w:color w:val="374151"/>
-                <w:sz w:val="17"/>
-              </w:rPr>
-              <w:t>New endpoint</w:t>
+                <w:rFonts w:ascii="Courier New" w:hAnsi="Courier New" w:eastAsia="Courier New"/>
+                <w:b w:val="0"/>
+                <w:color w:val="1F3A5F"/>
+                <w:sz w:val="15"/>
+                <w:shd w:val="clear" w:color="auto" w:fill="EEF1F5"/>
+              </w:rPr>
+              <w:t>PATCH /user/:id</w:t>
+            </w:r>
+            <w:r>
+              <w:rPr>
+                <w:rFonts w:ascii="Arial" w:hAnsi="Arial" w:eastAsia="Arial"/>
+                <w:b w:val="0"/>
+                <w:color w:val="374151"/>
+                <w:sz w:val="17"/>
+              </w:rPr>
+              <w:t xml:space="preserve"> with </w:t>
+            </w:r>
+            <w:r>
+              <w:rPr>
+                <w:rFonts w:ascii="Courier New" w:hAnsi="Courier New" w:eastAsia="Courier New"/>
+                <w:b w:val="0"/>
+                <w:color w:val="1F3A5F"/>
+                <w:sz w:val="15"/>
+                <w:shd w:val="clear" w:color="auto" w:fill="EEF1F5"/>
+              </w:rPr>
+              <w:t>role</w:t>
+            </w:r>
+            <w:r>
+              <w:rPr>
+                <w:rFonts w:ascii="Arial" w:hAnsi="Arial" w:eastAsia="Arial"/>
+                <w:b w:val="0"/>
+                <w:color w:val="374151"/>
+                <w:sz w:val="17"/>
+              </w:rPr>
+              <w:t xml:space="preserve"> (after finding F2 is fixed)</w:t>
+            </w:r>
+          </w:p>
+        </w:tc>
+      </w:tr>
+      <w:tr>
+        <w:trPr>
+          <w:cantSplit/>
+        </w:trPr>
+        <w:tc>
+          <w:tcPr>
+            <w:tcW w:type="dxa" w:w="1304"/>
+            <w:vAlign w:val="top"/>
+          </w:tcPr>
+          <w:p>
+            <w:pPr>
+              <w:spacing w:after="0" w:line="259" w:lineRule="auto"/>
+            </w:pPr>
+            <w:r>
+              <w:rPr>
+                <w:rFonts w:ascii="Arial" w:hAnsi="Arial" w:eastAsia="Arial"/>
+                <w:b w:val="0"/>
+                <w:color w:val="374151"/>
+                <w:sz w:val="17"/>
+              </w:rPr>
+              <w:t>Disable or enable</w:t>
+            </w:r>
+          </w:p>
+        </w:tc>
+        <w:tc>
+          <w:tcPr>
+            <w:tcW w:type="dxa" w:w="3123"/>
+            <w:vAlign w:val="top"/>
+          </w:tcPr>
+          <w:p>
+            <w:pPr>
+              <w:spacing w:after="0" w:line="259" w:lineRule="auto"/>
+            </w:pPr>
+            <w:r>
+              <w:rPr>
+                <w:rFonts w:ascii="Courier New" w:hAnsi="Courier New" w:eastAsia="Courier New"/>
+                <w:b w:val="0"/>
+                <w:color w:val="1F3A5F"/>
+                <w:sz w:val="15"/>
+                <w:shd w:val="clear" w:color="auto" w:fill="EEF1F5"/>
+              </w:rPr>
+              <w:t>PATCH /api/users/:id/status</w:t>
+            </w:r>
+            <w:r>
+              <w:rPr>
+                <w:rFonts w:ascii="Arial" w:hAnsi="Arial" w:eastAsia="Arial"/>
+                <w:b w:val="0"/>
+                <w:color w:val="374151"/>
+                <w:sz w:val="17"/>
+              </w:rPr>
+              <w:t xml:space="preserve"> with </w:t>
+            </w:r>
+            <w:r>
+              <w:rPr>
+                <w:rFonts w:ascii="Courier New" w:hAnsi="Courier New" w:eastAsia="Courier New"/>
+                <w:b w:val="0"/>
+                <w:color w:val="1F3A5F"/>
+                <w:sz w:val="15"/>
+                <w:shd w:val="clear" w:color="auto" w:fill="EEF1F5"/>
+              </w:rPr>
+              <w:t>is_active</w:t>
+            </w:r>
+            <w:r>
+              <w:rPr>
+                <w:rFonts w:ascii="Arial" w:hAnsi="Arial" w:eastAsia="Arial"/>
+                <w:b w:val="0"/>
+                <w:color w:val="374151"/>
+                <w:sz w:val="17"/>
+              </w:rPr>
+              <w:t xml:space="preserve"> (new, Section 12)</w:t>
+            </w:r>
+          </w:p>
+        </w:tc>
+        <w:tc>
+          <w:tcPr>
+            <w:tcW w:type="dxa" w:w="2641"/>
+            <w:vAlign w:val="top"/>
+          </w:tcPr>
+          <w:p>
+            <w:pPr>
+              <w:spacing w:after="0" w:line="259" w:lineRule="auto"/>
+            </w:pPr>
+            <w:r>
+              <w:rPr>
+                <w:rFonts w:ascii="Courier New" w:hAnsi="Courier New" w:eastAsia="Courier New"/>
+                <w:b w:val="0"/>
+                <w:color w:val="1F3A5F"/>
+                <w:sz w:val="15"/>
+                <w:shd w:val="clear" w:color="auto" w:fill="EEF1F5"/>
+              </w:rPr>
+              <w:t>PATCH /api/users/:id/status</w:t>
+            </w:r>
+            <w:r>
+              <w:rPr>
+                <w:rFonts w:ascii="Arial" w:hAnsi="Arial" w:eastAsia="Arial"/>
+                <w:b w:val="0"/>
+                <w:color w:val="374151"/>
+                <w:sz w:val="17"/>
+              </w:rPr>
+              <w:t xml:space="preserve"> with </w:t>
+            </w:r>
+            <w:r>
+              <w:rPr>
+                <w:rFonts w:ascii="Courier New" w:hAnsi="Courier New" w:eastAsia="Courier New"/>
+                <w:b w:val="0"/>
+                <w:color w:val="1F3A5F"/>
+                <w:sz w:val="15"/>
+                <w:shd w:val="clear" w:color="auto" w:fill="EEF1F5"/>
+              </w:rPr>
+              <w:t>is_active</w:t>
+            </w:r>
+            <w:r>
+              <w:rPr>
+                <w:rFonts w:ascii="Arial" w:hAnsi="Arial" w:eastAsia="Arial"/>
+                <w:b w:val="0"/>
+                <w:color w:val="374151"/>
+                <w:sz w:val="17"/>
+              </w:rPr>
+              <w:t xml:space="preserve"> (new)</w:t>
+            </w:r>
+          </w:p>
+        </w:tc>
+        <w:tc>
+          <w:tcPr>
+            <w:tcW w:type="dxa" w:w="2569"/>
+            <w:vAlign w:val="top"/>
+          </w:tcPr>
+          <w:p>
+            <w:pPr>
+              <w:spacing w:after="0" w:line="259" w:lineRule="auto"/>
+            </w:pPr>
+            <w:r>
+              <w:rPr>
+                <w:rFonts w:ascii="Courier New" w:hAnsi="Courier New" w:eastAsia="Courier New"/>
+                <w:b w:val="0"/>
+                <w:color w:val="1F3A5F"/>
+                <w:sz w:val="15"/>
+                <w:shd w:val="clear" w:color="auto" w:fill="EEF1F5"/>
+              </w:rPr>
+              <w:t>PATCH /user/:id/status</w:t>
+            </w:r>
+            <w:r>
+              <w:rPr>
+                <w:rFonts w:ascii="Arial" w:hAnsi="Arial" w:eastAsia="Arial"/>
+                <w:b w:val="0"/>
+                <w:color w:val="374151"/>
+                <w:sz w:val="17"/>
+              </w:rPr>
+              <w:t xml:space="preserve"> with </w:t>
+            </w:r>
+            <w:r>
+              <w:rPr>
+                <w:rFonts w:ascii="Courier New" w:hAnsi="Courier New" w:eastAsia="Courier New"/>
+                <w:b w:val="0"/>
+                <w:color w:val="1F3A5F"/>
+                <w:sz w:val="15"/>
+                <w:shd w:val="clear" w:color="auto" w:fill="EEF1F5"/>
+              </w:rPr>
+              <w:t>is_active</w:t>
+            </w:r>
+            <w:r>
+              <w:rPr>
+                <w:rFonts w:ascii="Arial" w:hAnsi="Arial" w:eastAsia="Arial"/>
+                <w:b w:val="0"/>
+                <w:color w:val="374151"/>
+                <w:sz w:val="17"/>
+              </w:rPr>
+              <w:t xml:space="preserve"> (new)</w:t>
             </w:r>
           </w:p>
         </w:tc>
@@ -3798,8 +4077,8 @@
       </w:tblPr>
       <w:tblGrid>
         <w:gridCol w:w="2457"/>
-        <w:gridCol w:w="4882"/>
-        <w:gridCol w:w="2297"/>
+        <w:gridCol w:w="4974"/>
+        <w:gridCol w:w="2205"/>
       </w:tblGrid>
       <w:tr>
         <w:trPr>
@@ -3829,7 +4108,7 @@
         </w:tc>
         <w:tc>
           <w:tcPr>
-            <w:tcW w:type="dxa" w:w="4883"/>
+            <w:tcW w:type="dxa" w:w="4975"/>
             <w:shd w:val="clear" w:color="auto" w:fill="1F3864"/>
             <w:vAlign w:val="top"/>
           </w:tcPr>
@@ -3850,7 +4129,7 @@
         </w:tc>
         <w:tc>
           <w:tcPr>
-            <w:tcW w:type="dxa" w:w="2298"/>
+            <w:tcW w:type="dxa" w:w="2205"/>
             <w:shd w:val="clear" w:color="auto" w:fill="1F3864"/>
             <w:vAlign w:val="top"/>
           </w:tcPr>
@@ -3897,7 +4176,7 @@
         </w:tc>
         <w:tc>
           <w:tcPr>
-            <w:tcW w:type="dxa" w:w="4883"/>
+            <w:tcW w:type="dxa" w:w="4975"/>
             <w:vAlign w:val="top"/>
           </w:tcPr>
           <w:p>
@@ -3993,7 +4272,7 @@
         </w:tc>
         <w:tc>
           <w:tcPr>
-            <w:tcW w:type="dxa" w:w="2298"/>
+            <w:tcW w:type="dxa" w:w="2205"/>
             <w:vAlign w:val="top"/>
           </w:tcPr>
           <w:p>
@@ -4040,7 +4319,7 @@
         </w:tc>
         <w:tc>
           <w:tcPr>
-            <w:tcW w:type="dxa" w:w="4883"/>
+            <w:tcW w:type="dxa" w:w="4975"/>
             <w:shd w:val="clear" w:color="auto" w:fill="F3F6FA"/>
             <w:vAlign w:val="top"/>
           </w:tcPr>
@@ -4061,7 +4340,7 @@
         </w:tc>
         <w:tc>
           <w:tcPr>
-            <w:tcW w:type="dxa" w:w="2298"/>
+            <w:tcW w:type="dxa" w:w="2205"/>
             <w:shd w:val="clear" w:color="auto" w:fill="F3F6FA"/>
             <w:vAlign w:val="top"/>
           </w:tcPr>
@@ -4108,7 +4387,7 @@
         </w:tc>
         <w:tc>
           <w:tcPr>
-            <w:tcW w:type="dxa" w:w="4883"/>
+            <w:tcW w:type="dxa" w:w="4975"/>
             <w:vAlign w:val="top"/>
           </w:tcPr>
           <w:p>
@@ -4128,7 +4407,7 @@
         </w:tc>
         <w:tc>
           <w:tcPr>
-            <w:tcW w:type="dxa" w:w="2298"/>
+            <w:tcW w:type="dxa" w:w="2205"/>
             <w:vAlign w:val="top"/>
           </w:tcPr>
           <w:p>
@@ -4175,7 +4454,7 @@
         </w:tc>
         <w:tc>
           <w:tcPr>
-            <w:tcW w:type="dxa" w:w="4883"/>
+            <w:tcW w:type="dxa" w:w="4975"/>
             <w:shd w:val="clear" w:color="auto" w:fill="F3F6FA"/>
             <w:vAlign w:val="top"/>
           </w:tcPr>
@@ -4196,7 +4475,7 @@
         </w:tc>
         <w:tc>
           <w:tcPr>
-            <w:tcW w:type="dxa" w:w="2298"/>
+            <w:tcW w:type="dxa" w:w="2205"/>
             <w:shd w:val="clear" w:color="auto" w:fill="F3F6FA"/>
             <w:vAlign w:val="top"/>
           </w:tcPr>
@@ -4243,7 +4522,7 @@
         </w:tc>
         <w:tc>
           <w:tcPr>
-            <w:tcW w:type="dxa" w:w="4883"/>
+            <w:tcW w:type="dxa" w:w="4975"/>
             <w:vAlign w:val="top"/>
           </w:tcPr>
           <w:p>
@@ -4314,13 +4593,13 @@
                 <w:color w:val="374151"/>
                 <w:sz w:val="17"/>
               </w:rPr>
-              <w:t>), the system's user id, system email, encrypted password (ciphertext, IV, auth tag, key id), role id and name, status, last error, timestamps</w:t>
-            </w:r>
-          </w:p>
-        </w:tc>
-        <w:tc>
-          <w:tcPr>
-            <w:tcW w:type="dxa" w:w="2298"/>
+              <w:t>), the system's user id, system email, encrypted password (ciphertext, IV, auth tag, key id), status, last error, timestamps</w:t>
+            </w:r>
+          </w:p>
+        </w:tc>
+        <w:tc>
+          <w:tcPr>
+            <w:tcW w:type="dxa" w:w="2205"/>
             <w:vAlign w:val="top"/>
           </w:tcPr>
           <w:p>
@@ -4334,7 +4613,7 @@
                 <w:color w:val="374151"/>
                 <w:sz w:val="17"/>
               </w:rPr>
-              <w:t>One row per portal user per system</w:t>
+              <w:t>One row per portal user per system; no role is stored</w:t>
             </w:r>
           </w:p>
         </w:tc>
@@ -4361,13 +4640,13 @@
                 <w:sz w:val="15"/>
                 <w:shd w:val="clear" w:color="auto" w:fill="EEF1F5"/>
               </w:rPr>
-              <w:t>system_sessions</w:t>
-            </w:r>
-          </w:p>
-        </w:tc>
-        <w:tc>
-          <w:tcPr>
-            <w:tcW w:type="dxa" w:w="4883"/>
+              <w:t>handoff_codes</w:t>
+            </w:r>
+          </w:p>
+        </w:tc>
+        <w:tc>
+          <w:tcPr>
+            <w:tcW w:type="dxa" w:w="4975"/>
             <w:shd w:val="clear" w:color="auto" w:fill="F3F6FA"/>
             <w:vAlign w:val="top"/>
           </w:tcPr>
@@ -4382,13 +4661,13 @@
                 <w:color w:val="374151"/>
                 <w:sz w:val="17"/>
               </w:rPr>
-              <w:t>Portal user, system, encrypted tokens, obtained time, token expiry, reuse-until time</w:t>
-            </w:r>
-          </w:p>
-        </w:tc>
-        <w:tc>
-          <w:tcPr>
-            <w:tcW w:type="dxa" w:w="2298"/>
+              <w:t>Hash of the code, portal user, system, the token to hand over (encrypted), expiry, used time</w:t>
+            </w:r>
+          </w:p>
+        </w:tc>
+        <w:tc>
+          <w:tcPr>
+            <w:tcW w:type="dxa" w:w="2205"/>
             <w:shd w:val="clear" w:color="auto" w:fill="F3F6FA"/>
             <w:vAlign w:val="top"/>
           </w:tcPr>
@@ -4403,7 +4682,7 @@
                 <w:color w:val="374151"/>
                 <w:sz w:val="17"/>
               </w:rPr>
-              <w:t>Deleted on portal logout, access removal, password change, or when reuse-until passes</w:t>
+              <w:t>60-second expiry, single use, deleted after use</w:t>
             </w:r>
           </w:p>
         </w:tc>
@@ -4429,13 +4708,13 @@
                 <w:sz w:val="15"/>
                 <w:shd w:val="clear" w:color="auto" w:fill="EEF1F5"/>
               </w:rPr>
-              <w:t>handoff_codes</w:t>
-            </w:r>
-          </w:p>
-        </w:tc>
-        <w:tc>
-          <w:tcPr>
-            <w:tcW w:type="dxa" w:w="4883"/>
+              <w:t>portal_invitations</w:t>
+            </w:r>
+          </w:p>
+        </w:tc>
+        <w:tc>
+          <w:tcPr>
+            <w:tcW w:type="dxa" w:w="4975"/>
             <w:vAlign w:val="top"/>
           </w:tcPr>
           <w:p>
@@ -4449,13 +4728,13 @@
                 <w:color w:val="374151"/>
                 <w:sz w:val="17"/>
               </w:rPr>
-              <w:t>Hash of the code, portal user, system, expiry, used time</w:t>
-            </w:r>
-          </w:p>
-        </w:tc>
-        <w:tc>
-          <w:tcPr>
-            <w:tcW w:type="dxa" w:w="2298"/>
+              <w:t>Email, hashed token, inviter, expiry, accepted time</w:t>
+            </w:r>
+          </w:p>
+        </w:tc>
+        <w:tc>
+          <w:tcPr>
+            <w:tcW w:type="dxa" w:w="2205"/>
             <w:vAlign w:val="top"/>
           </w:tcPr>
           <w:p>
@@ -4469,7 +4748,7 @@
                 <w:color w:val="374151"/>
                 <w:sz w:val="17"/>
               </w:rPr>
-              <w:t>60-second expiry, single use</w:t>
+              <w:t>7-day expiry</w:t>
             </w:r>
           </w:p>
         </w:tc>
@@ -4496,13 +4775,13 @@
                 <w:sz w:val="15"/>
                 <w:shd w:val="clear" w:color="auto" w:fill="EEF1F5"/>
               </w:rPr>
-              <w:t>portal_invitations</w:t>
-            </w:r>
-          </w:p>
-        </w:tc>
-        <w:tc>
-          <w:tcPr>
-            <w:tcW w:type="dxa" w:w="4883"/>
+              <w:t>audit_events</w:t>
+            </w:r>
+          </w:p>
+        </w:tc>
+        <w:tc>
+          <w:tcPr>
+            <w:tcW w:type="dxa" w:w="4975"/>
             <w:shd w:val="clear" w:color="auto" w:fill="F3F6FA"/>
             <w:vAlign w:val="top"/>
           </w:tcPr>
@@ -4517,80 +4796,14 @@
                 <w:color w:val="374151"/>
                 <w:sz w:val="17"/>
               </w:rPr>
-              <w:t>Email, hashed token, inviter, expiry, accepted time</w:t>
-            </w:r>
-          </w:p>
-        </w:tc>
-        <w:tc>
-          <w:tcPr>
-            <w:tcW w:type="dxa" w:w="2298"/>
+              <w:t>Actor, action, system, target, result, IP, time</w:t>
+            </w:r>
+          </w:p>
+        </w:tc>
+        <w:tc>
+          <w:tcPr>
+            <w:tcW w:type="dxa" w:w="2205"/>
             <w:shd w:val="clear" w:color="auto" w:fill="F3F6FA"/>
-            <w:vAlign w:val="top"/>
-          </w:tcPr>
-          <w:p>
-            <w:pPr>
-              <w:spacing w:after="0" w:line="259" w:lineRule="auto"/>
-            </w:pPr>
-            <w:r>
-              <w:rPr>
-                <w:rFonts w:ascii="Arial" w:hAnsi="Arial" w:eastAsia="Arial"/>
-                <w:b w:val="0"/>
-                <w:color w:val="374151"/>
-                <w:sz w:val="17"/>
-              </w:rPr>
-              <w:t>7-day expiry</w:t>
-            </w:r>
-          </w:p>
-        </w:tc>
-      </w:tr>
-      <w:tr>
-        <w:trPr>
-          <w:cantSplit/>
-        </w:trPr>
-        <w:tc>
-          <w:tcPr>
-            <w:tcW w:type="dxa" w:w="2458"/>
-            <w:vAlign w:val="top"/>
-          </w:tcPr>
-          <w:p>
-            <w:pPr>
-              <w:spacing w:after="0" w:line="259" w:lineRule="auto"/>
-            </w:pPr>
-            <w:r>
-              <w:rPr>
-                <w:rFonts w:ascii="Courier New" w:hAnsi="Courier New" w:eastAsia="Courier New"/>
-                <w:b w:val="0"/>
-                <w:color w:val="1F3A5F"/>
-                <w:sz w:val="15"/>
-                <w:shd w:val="clear" w:color="auto" w:fill="EEF1F5"/>
-              </w:rPr>
-              <w:t>audit_events</w:t>
-            </w:r>
-          </w:p>
-        </w:tc>
-        <w:tc>
-          <w:tcPr>
-            <w:tcW w:type="dxa" w:w="4883"/>
-            <w:vAlign w:val="top"/>
-          </w:tcPr>
-          <w:p>
-            <w:pPr>
-              <w:spacing w:after="0" w:line="259" w:lineRule="auto"/>
-            </w:pPr>
-            <w:r>
-              <w:rPr>
-                <w:rFonts w:ascii="Arial" w:hAnsi="Arial" w:eastAsia="Arial"/>
-                <w:b w:val="0"/>
-                <w:color w:val="374151"/>
-                <w:sz w:val="17"/>
-              </w:rPr>
-              <w:t>Actor, action, system, target, result, IP, time</w:t>
-            </w:r>
-          </w:p>
-        </w:tc>
-        <w:tc>
-          <w:tcPr>
-            <w:tcW w:type="dxa" w:w="2298"/>
             <w:vAlign w:val="top"/>
           </w:tcPr>
           <w:p>
@@ -4736,7 +4949,589 @@
         <w:pStyle w:val="Heading2"/>
       </w:pPr>
       <w:r>
-        <w:t>4.2 Mapping to the client's diagram</w:t>
+        <w:t>4.2 System token cookies</w:t>
+      </w:r>
+    </w:p>
+    <w:p>
+      <w:r>
+        <w:rPr>
+          <w:rFonts w:ascii="Arial" w:hAnsi="Arial" w:eastAsia="Arial"/>
+          <w:b w:val="0"/>
+          <w:color w:val="374151"/>
+          <w:sz w:val="20"/>
+        </w:rPr>
+        <w:t xml:space="preserve">Set by the portal backend on </w:t>
+      </w:r>
+      <w:r>
+        <w:rPr>
+          <w:rFonts w:ascii="Courier New" w:hAnsi="Courier New" w:eastAsia="Courier New"/>
+          <w:b w:val="0"/>
+          <w:color w:val="1F3A5F"/>
+          <w:sz w:val="18"/>
+          <w:shd w:val="clear" w:color="auto" w:fill="EEF1F5"/>
+        </w:rPr>
+        <w:t>portal.dashboardvnps.com</w:t>
+      </w:r>
+      <w:r>
+        <w:rPr>
+          <w:rFonts w:ascii="Arial" w:hAnsi="Arial" w:eastAsia="Arial"/>
+          <w:b w:val="0"/>
+          <w:color w:val="374151"/>
+          <w:sz w:val="20"/>
+        </w:rPr>
+        <w:t>. They are never stored in the portal database.</w:t>
+      </w:r>
+    </w:p>
+    <w:tbl>
+      <w:tblPr>
+        <w:tblW w:type="auto" w:w="0"/>
+        <w:jc w:val="center"/>
+        <w:tblBorders>
+          <w:top w:val="single" w:sz="4" w:space="0" w:color="C9D1DD"/>
+          <w:left w:val="single" w:sz="4" w:space="0" w:color="C9D1DD"/>
+          <w:bottom w:val="single" w:sz="4" w:space="0" w:color="C9D1DD"/>
+          <w:right w:val="single" w:sz="4" w:space="0" w:color="C9D1DD"/>
+          <w:insideH w:val="single" w:sz="4" w:space="0" w:color="C9D1DD"/>
+          <w:insideV w:val="single" w:sz="4" w:space="0" w:color="C9D1DD"/>
+        </w:tblBorders>
+        <w:tblLayout w:type="fixed"/>
+        <w:tblLayout w:type="fixed"/>
+        <w:tblCellMar>
+          <w:top w:w="45" w:type="dxa"/>
+          <w:left w:w="90" w:type="dxa"/>
+          <w:bottom w:w="45" w:type="dxa"/>
+          <w:right w:w="90" w:type="dxa"/>
+        </w:tblCellMar>
+        <w:tblLook w:firstColumn="1" w:firstRow="1" w:lastColumn="0" w:lastRow="0" w:noHBand="0" w:noVBand="1" w:val="04A0"/>
+      </w:tblPr>
+      <w:tblGrid>
+        <w:gridCol w:w="2667"/>
+        <w:gridCol w:w="2411"/>
+        <w:gridCol w:w="4559"/>
+      </w:tblGrid>
+      <w:tr>
+        <w:trPr>
+          <w:cantSplit/>
+          <w:tblHeader/>
+        </w:trPr>
+        <w:tc>
+          <w:tcPr>
+            <w:tcW w:type="dxa" w:w="2667"/>
+            <w:shd w:val="clear" w:color="auto" w:fill="1F3864"/>
+            <w:vAlign w:val="top"/>
+          </w:tcPr>
+          <w:p>
+            <w:pPr>
+              <w:spacing w:after="0" w:line="259" w:lineRule="auto"/>
+            </w:pPr>
+            <w:r>
+              <w:rPr>
+                <w:rFonts w:ascii="Arial" w:hAnsi="Arial" w:eastAsia="Arial"/>
+                <w:b/>
+                <w:color w:val="FFFFFF"/>
+                <w:sz w:val="17"/>
+              </w:rPr>
+              <w:t>Cookie</w:t>
+            </w:r>
+          </w:p>
+        </w:tc>
+        <w:tc>
+          <w:tcPr>
+            <w:tcW w:type="dxa" w:w="2412"/>
+            <w:shd w:val="clear" w:color="auto" w:fill="1F3864"/>
+            <w:vAlign w:val="top"/>
+          </w:tcPr>
+          <w:p>
+            <w:pPr>
+              <w:spacing w:after="0" w:line="259" w:lineRule="auto"/>
+            </w:pPr>
+            <w:r>
+              <w:rPr>
+                <w:rFonts w:ascii="Arial" w:hAnsi="Arial" w:eastAsia="Arial"/>
+                <w:b/>
+                <w:color w:val="FFFFFF"/>
+                <w:sz w:val="17"/>
+              </w:rPr>
+              <w:t>Holds</w:t>
+            </w:r>
+          </w:p>
+        </w:tc>
+        <w:tc>
+          <w:tcPr>
+            <w:tcW w:type="dxa" w:w="4559"/>
+            <w:shd w:val="clear" w:color="auto" w:fill="1F3864"/>
+            <w:vAlign w:val="top"/>
+          </w:tcPr>
+          <w:p>
+            <w:pPr>
+              <w:spacing w:after="0" w:line="259" w:lineRule="auto"/>
+            </w:pPr>
+            <w:r>
+              <w:rPr>
+                <w:rFonts w:ascii="Arial" w:hAnsi="Arial" w:eastAsia="Arial"/>
+                <w:b/>
+                <w:color w:val="FFFFFF"/>
+                <w:sz w:val="17"/>
+              </w:rPr>
+              <w:t>Used for</w:t>
+            </w:r>
+          </w:p>
+        </w:tc>
+      </w:tr>
+      <w:tr>
+        <w:trPr>
+          <w:cantSplit/>
+        </w:trPr>
+        <w:tc>
+          <w:tcPr>
+            <w:tcW w:type="dxa" w:w="2667"/>
+            <w:vAlign w:val="top"/>
+          </w:tcPr>
+          <w:p>
+            <w:pPr>
+              <w:spacing w:after="0" w:line="259" w:lineRule="auto"/>
+            </w:pPr>
+            <w:r>
+              <w:rPr>
+                <w:rFonts w:ascii="Courier New" w:hAnsi="Courier New" w:eastAsia="Courier New"/>
+                <w:b w:val="0"/>
+                <w:color w:val="1F3A5F"/>
+                <w:sz w:val="15"/>
+                <w:shd w:val="clear" w:color="auto" w:fill="EEF1F5"/>
+              </w:rPr>
+              <w:t>dbms_acc_token</w:t>
+            </w:r>
+          </w:p>
+        </w:tc>
+        <w:tc>
+          <w:tcPr>
+            <w:tcW w:type="dxa" w:w="2412"/>
+            <w:vAlign w:val="top"/>
+          </w:tcPr>
+          <w:p>
+            <w:pPr>
+              <w:spacing w:after="0" w:line="259" w:lineRule="auto"/>
+            </w:pPr>
+            <w:r>
+              <w:rPr>
+                <w:rFonts w:ascii="Arial" w:hAnsi="Arial" w:eastAsia="Arial"/>
+                <w:b w:val="0"/>
+                <w:color w:val="374151"/>
+                <w:sz w:val="17"/>
+              </w:rPr>
+              <w:t>DBMS access token</w:t>
+            </w:r>
+          </w:p>
+        </w:tc>
+        <w:tc>
+          <w:tcPr>
+            <w:tcW w:type="dxa" w:w="4559"/>
+            <w:vAlign w:val="top"/>
+          </w:tcPr>
+          <w:p>
+            <w:pPr>
+              <w:spacing w:after="0" w:line="259" w:lineRule="auto"/>
+            </w:pPr>
+            <w:r>
+              <w:rPr>
+                <w:rFonts w:ascii="Arial" w:hAnsi="Arial" w:eastAsia="Arial"/>
+                <w:b w:val="0"/>
+                <w:color w:val="374151"/>
+                <w:sz w:val="17"/>
+              </w:rPr>
+              <w:t>Handing a live DBMS session to the new tab</w:t>
+            </w:r>
+          </w:p>
+        </w:tc>
+      </w:tr>
+      <w:tr>
+        <w:trPr>
+          <w:cantSplit/>
+        </w:trPr>
+        <w:tc>
+          <w:tcPr>
+            <w:tcW w:type="dxa" w:w="2667"/>
+            <w:shd w:val="clear" w:color="auto" w:fill="F3F6FA"/>
+            <w:vAlign w:val="top"/>
+          </w:tcPr>
+          <w:p>
+            <w:pPr>
+              <w:spacing w:after="0" w:line="259" w:lineRule="auto"/>
+            </w:pPr>
+            <w:r>
+              <w:rPr>
+                <w:rFonts w:ascii="Courier New" w:hAnsi="Courier New" w:eastAsia="Courier New"/>
+                <w:b w:val="0"/>
+                <w:color w:val="1F3A5F"/>
+                <w:sz w:val="15"/>
+                <w:shd w:val="clear" w:color="auto" w:fill="EEF1F5"/>
+              </w:rPr>
+              <w:t>dbms_refresh_token</w:t>
+            </w:r>
+          </w:p>
+        </w:tc>
+        <w:tc>
+          <w:tcPr>
+            <w:tcW w:type="dxa" w:w="2412"/>
+            <w:shd w:val="clear" w:color="auto" w:fill="F3F6FA"/>
+            <w:vAlign w:val="top"/>
+          </w:tcPr>
+          <w:p>
+            <w:pPr>
+              <w:spacing w:after="0" w:line="259" w:lineRule="auto"/>
+            </w:pPr>
+            <w:r>
+              <w:rPr>
+                <w:rFonts w:ascii="Arial" w:hAnsi="Arial" w:eastAsia="Arial"/>
+                <w:b w:val="0"/>
+                <w:color w:val="374151"/>
+                <w:sz w:val="17"/>
+              </w:rPr>
+              <w:t>DBMS refresh token</w:t>
+            </w:r>
+          </w:p>
+        </w:tc>
+        <w:tc>
+          <w:tcPr>
+            <w:tcW w:type="dxa" w:w="4559"/>
+            <w:shd w:val="clear" w:color="auto" w:fill="F3F6FA"/>
+            <w:vAlign w:val="top"/>
+          </w:tcPr>
+          <w:p>
+            <w:pPr>
+              <w:spacing w:after="0" w:line="259" w:lineRule="auto"/>
+            </w:pPr>
+            <w:r>
+              <w:rPr>
+                <w:rFonts w:ascii="Arial" w:hAnsi="Arial" w:eastAsia="Arial"/>
+                <w:b w:val="0"/>
+                <w:color w:val="374151"/>
+                <w:sz w:val="17"/>
+              </w:rPr>
+              <w:t>Getting new DBMS tokens without an OTP</w:t>
+            </w:r>
+          </w:p>
+        </w:tc>
+      </w:tr>
+      <w:tr>
+        <w:trPr>
+          <w:cantSplit/>
+        </w:trPr>
+        <w:tc>
+          <w:tcPr>
+            <w:tcW w:type="dxa" w:w="2667"/>
+            <w:vAlign w:val="top"/>
+          </w:tcPr>
+          <w:p>
+            <w:pPr>
+              <w:spacing w:after="0" w:line="259" w:lineRule="auto"/>
+            </w:pPr>
+            <w:r>
+              <w:rPr>
+                <w:rFonts w:ascii="Courier New" w:hAnsi="Courier New" w:eastAsia="Courier New"/>
+                <w:b w:val="0"/>
+                <w:color w:val="1F3A5F"/>
+                <w:sz w:val="15"/>
+                <w:shd w:val="clear" w:color="auto" w:fill="EEF1F5"/>
+              </w:rPr>
+              <w:t>dashboard_acc_token</w:t>
+            </w:r>
+          </w:p>
+        </w:tc>
+        <w:tc>
+          <w:tcPr>
+            <w:tcW w:type="dxa" w:w="2412"/>
+            <w:vAlign w:val="top"/>
+          </w:tcPr>
+          <w:p>
+            <w:pPr>
+              <w:spacing w:after="0" w:line="259" w:lineRule="auto"/>
+            </w:pPr>
+            <w:r>
+              <w:rPr>
+                <w:rFonts w:ascii="Arial" w:hAnsi="Arial" w:eastAsia="Arial"/>
+                <w:b w:val="0"/>
+                <w:color w:val="374151"/>
+                <w:sz w:val="17"/>
+              </w:rPr>
+              <w:t>Dashboard access token</w:t>
+            </w:r>
+          </w:p>
+        </w:tc>
+        <w:tc>
+          <w:tcPr>
+            <w:tcW w:type="dxa" w:w="4559"/>
+            <w:vAlign w:val="top"/>
+          </w:tcPr>
+          <w:p>
+            <w:pPr>
+              <w:spacing w:after="0" w:line="259" w:lineRule="auto"/>
+            </w:pPr>
+            <w:r>
+              <w:rPr>
+                <w:rFonts w:ascii="Arial" w:hAnsi="Arial" w:eastAsia="Arial"/>
+                <w:b w:val="0"/>
+                <w:color w:val="374151"/>
+                <w:sz w:val="17"/>
+              </w:rPr>
+              <w:t>Handing a live Dashboard session to the new tab</w:t>
+            </w:r>
+          </w:p>
+        </w:tc>
+      </w:tr>
+      <w:tr>
+        <w:trPr>
+          <w:cantSplit/>
+        </w:trPr>
+        <w:tc>
+          <w:tcPr>
+            <w:tcW w:type="dxa" w:w="2667"/>
+            <w:shd w:val="clear" w:color="auto" w:fill="F3F6FA"/>
+            <w:vAlign w:val="top"/>
+          </w:tcPr>
+          <w:p>
+            <w:pPr>
+              <w:spacing w:after="0" w:line="259" w:lineRule="auto"/>
+            </w:pPr>
+            <w:r>
+              <w:rPr>
+                <w:rFonts w:ascii="Courier New" w:hAnsi="Courier New" w:eastAsia="Courier New"/>
+                <w:b w:val="0"/>
+                <w:color w:val="1F3A5F"/>
+                <w:sz w:val="15"/>
+                <w:shd w:val="clear" w:color="auto" w:fill="EEF1F5"/>
+              </w:rPr>
+              <w:t>dashboard_refresh_token</w:t>
+            </w:r>
+          </w:p>
+        </w:tc>
+        <w:tc>
+          <w:tcPr>
+            <w:tcW w:type="dxa" w:w="2412"/>
+            <w:shd w:val="clear" w:color="auto" w:fill="F3F6FA"/>
+            <w:vAlign w:val="top"/>
+          </w:tcPr>
+          <w:p>
+            <w:pPr>
+              <w:spacing w:after="0" w:line="259" w:lineRule="auto"/>
+            </w:pPr>
+            <w:r>
+              <w:rPr>
+                <w:rFonts w:ascii="Arial" w:hAnsi="Arial" w:eastAsia="Arial"/>
+                <w:b w:val="0"/>
+                <w:color w:val="374151"/>
+                <w:sz w:val="17"/>
+              </w:rPr>
+              <w:t>Dashboard refresh token</w:t>
+            </w:r>
+          </w:p>
+        </w:tc>
+        <w:tc>
+          <w:tcPr>
+            <w:tcW w:type="dxa" w:w="4559"/>
+            <w:shd w:val="clear" w:color="auto" w:fill="F3F6FA"/>
+            <w:vAlign w:val="top"/>
+          </w:tcPr>
+          <w:p>
+            <w:pPr>
+              <w:spacing w:after="0" w:line="259" w:lineRule="auto"/>
+            </w:pPr>
+            <w:r>
+              <w:rPr>
+                <w:rFonts w:ascii="Arial" w:hAnsi="Arial" w:eastAsia="Arial"/>
+                <w:b w:val="0"/>
+                <w:color w:val="374151"/>
+                <w:sz w:val="17"/>
+              </w:rPr>
+              <w:t>Getting new Dashboard tokens without an OTP</w:t>
+            </w:r>
+          </w:p>
+        </w:tc>
+      </w:tr>
+      <w:tr>
+        <w:trPr>
+          <w:cantSplit/>
+        </w:trPr>
+        <w:tc>
+          <w:tcPr>
+            <w:tcW w:type="dxa" w:w="2667"/>
+            <w:vAlign w:val="top"/>
+          </w:tcPr>
+          <w:p>
+            <w:pPr>
+              <w:spacing w:after="0" w:line="259" w:lineRule="auto"/>
+            </w:pPr>
+            <w:r>
+              <w:rPr>
+                <w:rFonts w:ascii="Courier New" w:hAnsi="Courier New" w:eastAsia="Courier New"/>
+                <w:b w:val="0"/>
+                <w:color w:val="1F3A5F"/>
+                <w:sz w:val="15"/>
+                <w:shd w:val="clear" w:color="auto" w:fill="EEF1F5"/>
+              </w:rPr>
+              <w:t>parser_acc_token</w:t>
+            </w:r>
+          </w:p>
+        </w:tc>
+        <w:tc>
+          <w:tcPr>
+            <w:tcW w:type="dxa" w:w="2412"/>
+            <w:vAlign w:val="top"/>
+          </w:tcPr>
+          <w:p>
+            <w:pPr>
+              <w:spacing w:after="0" w:line="259" w:lineRule="auto"/>
+            </w:pPr>
+            <w:r>
+              <w:rPr>
+                <w:rFonts w:ascii="Arial" w:hAnsi="Arial" w:eastAsia="Arial"/>
+                <w:b w:val="0"/>
+                <w:color w:val="374151"/>
+                <w:sz w:val="17"/>
+              </w:rPr>
+              <w:t>Parser access token</w:t>
+            </w:r>
+          </w:p>
+        </w:tc>
+        <w:tc>
+          <w:tcPr>
+            <w:tcW w:type="dxa" w:w="4559"/>
+            <w:vAlign w:val="top"/>
+          </w:tcPr>
+          <w:p>
+            <w:pPr>
+              <w:spacing w:after="0" w:line="259" w:lineRule="auto"/>
+            </w:pPr>
+            <w:r>
+              <w:rPr>
+                <w:rFonts w:ascii="Arial" w:hAnsi="Arial" w:eastAsia="Arial"/>
+                <w:b w:val="0"/>
+                <w:color w:val="374151"/>
+                <w:sz w:val="17"/>
+              </w:rPr>
+              <w:t>Reusing a Parser session; Parser has no refresh token</w:t>
+            </w:r>
+          </w:p>
+        </w:tc>
+      </w:tr>
+    </w:tbl>
+    <w:p>
+      <w:pPr>
+        <w:spacing w:after="40"/>
+      </w:pPr>
+    </w:p>
+    <w:p>
+      <w:r>
+        <w:rPr>
+          <w:rFonts w:ascii="Arial" w:hAnsi="Arial" w:eastAsia="Arial"/>
+          <w:b w:val="0"/>
+          <w:color w:val="374151"/>
+          <w:sz w:val="20"/>
+        </w:rPr>
+        <w:t xml:space="preserve">Every cookie is </w:t>
+      </w:r>
+      <w:r>
+        <w:rPr>
+          <w:rFonts w:ascii="Courier New" w:hAnsi="Courier New" w:eastAsia="Courier New"/>
+          <w:b w:val="0"/>
+          <w:color w:val="1F3A5F"/>
+          <w:sz w:val="18"/>
+          <w:shd w:val="clear" w:color="auto" w:fill="EEF1F5"/>
+        </w:rPr>
+        <w:t>HttpOnly</w:t>
+      </w:r>
+      <w:r>
+        <w:rPr>
+          <w:rFonts w:ascii="Arial" w:hAnsi="Arial" w:eastAsia="Arial"/>
+          <w:b w:val="0"/>
+          <w:color w:val="374151"/>
+          <w:sz w:val="20"/>
+        </w:rPr>
+        <w:t xml:space="preserve">, </w:t>
+      </w:r>
+      <w:r>
+        <w:rPr>
+          <w:rFonts w:ascii="Courier New" w:hAnsi="Courier New" w:eastAsia="Courier New"/>
+          <w:b w:val="0"/>
+          <w:color w:val="1F3A5F"/>
+          <w:sz w:val="18"/>
+          <w:shd w:val="clear" w:color="auto" w:fill="EEF1F5"/>
+        </w:rPr>
+        <w:t>Secure</w:t>
+      </w:r>
+      <w:r>
+        <w:rPr>
+          <w:rFonts w:ascii="Arial" w:hAnsi="Arial" w:eastAsia="Arial"/>
+          <w:b w:val="0"/>
+          <w:color w:val="374151"/>
+          <w:sz w:val="20"/>
+        </w:rPr>
+        <w:t xml:space="preserve">, </w:t>
+      </w:r>
+      <w:r>
+        <w:rPr>
+          <w:rFonts w:ascii="Courier New" w:hAnsi="Courier New" w:eastAsia="Courier New"/>
+          <w:b w:val="0"/>
+          <w:color w:val="1F3A5F"/>
+          <w:sz w:val="18"/>
+          <w:shd w:val="clear" w:color="auto" w:fill="EEF1F5"/>
+        </w:rPr>
+        <w:t>SameSite=Lax</w:t>
+      </w:r>
+      <w:r>
+        <w:rPr>
+          <w:rFonts w:ascii="Arial" w:hAnsi="Arial" w:eastAsia="Arial"/>
+          <w:b w:val="0"/>
+          <w:color w:val="374151"/>
+          <w:sz w:val="20"/>
+        </w:rPr>
+        <w:t xml:space="preserve">, host-only on </w:t>
+      </w:r>
+      <w:r>
+        <w:rPr>
+          <w:rFonts w:ascii="Courier New" w:hAnsi="Courier New" w:eastAsia="Courier New"/>
+          <w:b w:val="0"/>
+          <w:color w:val="1F3A5F"/>
+          <w:sz w:val="18"/>
+          <w:shd w:val="clear" w:color="auto" w:fill="EEF1F5"/>
+        </w:rPr>
+        <w:t>portal.dashboardvnps.com</w:t>
+      </w:r>
+      <w:r>
+        <w:rPr>
+          <w:rFonts w:ascii="Arial" w:hAnsi="Arial" w:eastAsia="Arial"/>
+          <w:b w:val="0"/>
+          <w:color w:val="374151"/>
+          <w:sz w:val="20"/>
+        </w:rPr>
+        <w:t xml:space="preserve">, with </w:t>
+      </w:r>
+      <w:r>
+        <w:rPr>
+          <w:rFonts w:ascii="Courier New" w:hAnsi="Courier New" w:eastAsia="Courier New"/>
+          <w:b w:val="0"/>
+          <w:color w:val="1F3A5F"/>
+          <w:sz w:val="18"/>
+          <w:shd w:val="clear" w:color="auto" w:fill="EEF1F5"/>
+        </w:rPr>
+        <w:t>Path=/</w:t>
+      </w:r>
+      <w:r>
+        <w:rPr>
+          <w:rFonts w:ascii="Arial" w:hAnsi="Arial" w:eastAsia="Arial"/>
+          <w:b w:val="0"/>
+          <w:color w:val="374151"/>
+          <w:sz w:val="20"/>
+        </w:rPr>
+        <w:t xml:space="preserve"> and an expiry equal to the token's own expiry. All of them are cleared on portal logout.</w:t>
+      </w:r>
+    </w:p>
+    <w:p>
+      <w:pPr>
+        <w:pStyle w:val="Heading2"/>
+      </w:pPr>
+      <w:r>
+        <w:t>4.3 Mapping to the client's diagram</w:t>
       </w:r>
     </w:p>
     <w:p>
@@ -5034,7 +5829,7 @@
           <w:color w:val="374151"/>
           <w:sz w:val="20"/>
         </w:rPr>
-        <w:t>Logging out of the portal deletes the portal session and all of that user's remembered system sessions.</w:t>
+        <w:t>Logging out of the portal deletes the portal session and clears all system token cookies.</w:t>
       </w:r>
     </w:p>
     <w:p>
@@ -5087,7 +5882,7 @@
                 <w:color w:val="1F3A5F"/>
                 <w:sz w:val="14"/>
               </w:rPr>
-              <w:t>User clicks DBMS</w:t>
+              <w:t>User clicks DBMS  (the browser sends the portal's DBMS token cookies with the request)</w:t>
               <w:br/>
             </w:r>
             <w:r>
@@ -5096,7 +5891,7 @@
                 <w:color w:val="1F3A5F"/>
                 <w:sz w:val="14"/>
               </w:rPr>
-              <w:t xml:space="preserve">  portal backend: remembered DBMS session still usable? (Section 7) ── yes ──▶ step 5</w:t>
+              <w:t xml:space="preserve">  portal backend: dbms_refresh_token cookie works? (Section 7) ── yes, new tokens ──▶ step 5</w:t>
               <w:br/>
             </w:r>
             <w:r>
@@ -5141,7 +5936,7 @@
                 <w:color w:val="1F3A5F"/>
                 <w:sz w:val="14"/>
               </w:rPr>
-              <w:t xml:space="preserve">     save the tokens encrypted in system_sessions</w:t>
+              <w:t xml:space="preserve">     set dbms_acc_token and dbms_refresh_token cookies on the portal</w:t>
               <w:br/>
             </w:r>
             <w:r>
@@ -5150,7 +5945,7 @@
                 <w:color w:val="1F3A5F"/>
                 <w:sz w:val="14"/>
               </w:rPr>
-              <w:t xml:space="preserve">  5  create a single-use code (60 s) ──▶ open a new tab</w:t>
+              <w:t xml:space="preserve">  5  create a single-use code (60 s) holding the token to hand over ──▶ open a new tab</w:t>
               <w:br/>
             </w:r>
             <w:r>
@@ -5684,7 +6479,7 @@
                 <w:color w:val="1F3A5F"/>
                 <w:sz w:val="14"/>
               </w:rPr>
-              <w:t>LATER click on DBMS</w:t>
+              <w:t>User clicks DBMS or Dashboard</w:t>
               <w:br/>
             </w:r>
             <w:r>
@@ -5693,7 +6488,7 @@
                 <w:color w:val="1F3A5F"/>
                 <w:sz w:val="14"/>
               </w:rPr>
-              <w:t xml:space="preserve">  portal backend ──(saved token)──▶ DBMS GET /api/users/profile</w:t>
+              <w:t xml:space="preserve">  &lt;system&gt;_refresh_token cookie present?</w:t>
               <w:br/>
             </w:r>
             <w:r>
@@ -5702,7 +6497,7 @@
                 <w:color w:val="1F3A5F"/>
                 <w:sz w:val="14"/>
               </w:rPr>
-              <w:t xml:space="preserve">     token still valid                    → new tab, no popup</w:t>
+              <w:t xml:space="preserve">     yes → portal backend ──▶ that system's POST /api/auth/refresh</w:t>
               <w:br/>
             </w:r>
             <w:r>
@@ -5711,7 +6506,7 @@
                 <w:color w:val="1F3A5F"/>
                 <w:sz w:val="14"/>
               </w:rPr>
-              <w:t xml:space="preserve">     expired, refresh token still valid  → DBMS POST /api/auth/refresh → new tab, no popup</w:t>
+              <w:t xml:space="preserve">              accepted → set new &lt;system&gt;_acc_token and &lt;system&gt;_refresh_token cookies</w:t>
               <w:br/>
             </w:r>
             <w:r>
@@ -5720,7 +6515,70 @@
                 <w:color w:val="1F3A5F"/>
                 <w:sz w:val="14"/>
               </w:rPr>
-              <w:t xml:space="preserve">     both expired, or 12 hours passed    → popup again (Section 6, steps 1–4)</w:t>
+              <w:t xml:space="preserve">                         → open the tab, no popup</w:t>
+              <w:br/>
+            </w:r>
+            <w:r>
+              <w:rPr>
+                <w:rFonts w:ascii="Courier New" w:hAnsi="Courier New" w:eastAsia="Courier New"/>
+                <w:color w:val="1F3A5F"/>
+                <w:sz w:val="14"/>
+              </w:rPr>
+              <w:t xml:space="preserve">              rejected → clear that system's cookies → email + password + OTP (Section 6, steps 1–4)</w:t>
+              <w:br/>
+            </w:r>
+            <w:r>
+              <w:rPr>
+                <w:rFonts w:ascii="Courier New" w:hAnsi="Courier New" w:eastAsia="Courier New"/>
+                <w:color w:val="1F3A5F"/>
+                <w:sz w:val="14"/>
+              </w:rPr>
+              <w:t xml:space="preserve">     no  → email + password + OTP (Section 6, steps 1–4)</w:t>
+              <w:br/>
+            </w:r>
+            <w:r>
+              <w:rPr>
+                <w:rFonts w:ascii="Courier New" w:hAnsi="Courier New" w:eastAsia="Courier New"/>
+                <w:color w:val="1F3A5F"/>
+                <w:sz w:val="14"/>
+              </w:rPr>
+              <w:t xml:space="preserve"> </w:t>
+              <w:br/>
+            </w:r>
+            <w:r>
+              <w:rPr>
+                <w:rFonts w:ascii="Courier New" w:hAnsi="Courier New" w:eastAsia="Courier New"/>
+                <w:color w:val="1F3A5F"/>
+                <w:sz w:val="14"/>
+              </w:rPr>
+              <w:t>User clicks Parser (no refresh token)</w:t>
+              <w:br/>
+            </w:r>
+            <w:r>
+              <w:rPr>
+                <w:rFonts w:ascii="Courier New" w:hAnsi="Courier New" w:eastAsia="Courier New"/>
+                <w:color w:val="1F3A5F"/>
+                <w:sz w:val="14"/>
+              </w:rPr>
+              <w:t xml:space="preserve">  parser_acc_token cookie present and accepted by GET /auth/me?</w:t>
+              <w:br/>
+            </w:r>
+            <w:r>
+              <w:rPr>
+                <w:rFonts w:ascii="Courier New" w:hAnsi="Courier New" w:eastAsia="Courier New"/>
+                <w:color w:val="1F3A5F"/>
+                <w:sz w:val="14"/>
+              </w:rPr>
+              <w:t xml:space="preserve">     yes → open the tab, no popup</w:t>
+              <w:br/>
+            </w:r>
+            <w:r>
+              <w:rPr>
+                <w:rFonts w:ascii="Courier New" w:hAnsi="Courier New" w:eastAsia="Courier New"/>
+                <w:color w:val="1F3A5F"/>
+                <w:sz w:val="14"/>
+              </w:rPr>
+              <w:t xml:space="preserve">     no  → email + password + OTP</w:t>
             </w:r>
           </w:p>
         </w:tc>
@@ -5754,8 +6612,8 @@
         <w:tblLook w:firstColumn="1" w:firstRow="1" w:lastColumn="0" w:lastRow="0" w:noHBand="0" w:noVBand="1" w:val="04A0"/>
       </w:tblPr>
       <w:tblGrid>
-        <w:gridCol w:w="2441"/>
-        <w:gridCol w:w="7196"/>
+        <w:gridCol w:w="2003"/>
+        <w:gridCol w:w="7634"/>
       </w:tblGrid>
       <w:tr>
         <w:trPr>
@@ -5764,7 +6622,7 @@
         </w:trPr>
         <w:tc>
           <w:tcPr>
-            <w:tcW w:type="dxa" w:w="2441"/>
+            <w:tcW w:type="dxa" w:w="2004"/>
             <w:shd w:val="clear" w:color="auto" w:fill="1F3864"/>
             <w:vAlign w:val="top"/>
           </w:tcPr>
@@ -5785,7 +6643,7 @@
         </w:tc>
         <w:tc>
           <w:tcPr>
-            <w:tcW w:type="dxa" w:w="7197"/>
+            <w:tcW w:type="dxa" w:w="7634"/>
             <w:shd w:val="clear" w:color="auto" w:fill="1F3864"/>
             <w:vAlign w:val="top"/>
           </w:tcPr>
@@ -5800,7 +6658,7 @@
                 <w:color w:val="FFFFFF"/>
                 <w:sz w:val="17"/>
               </w:rPr>
-              <w:t>Default (the client can change it)</w:t>
+              <w:t>Value</w:t>
             </w:r>
           </w:p>
         </w:tc>
@@ -5811,7 +6669,7 @@
         </w:trPr>
         <w:tc>
           <w:tcPr>
-            <w:tcW w:type="dxa" w:w="2441"/>
+            <w:tcW w:type="dxa" w:w="2004"/>
             <w:vAlign w:val="top"/>
           </w:tcPr>
           <w:p>
@@ -5825,13 +6683,13 @@
                 <w:color w:val="374151"/>
                 <w:sz w:val="17"/>
               </w:rPr>
-              <w:t>How long the portal reuses a system session</w:t>
-            </w:r>
-          </w:p>
-        </w:tc>
-        <w:tc>
-          <w:tcPr>
-            <w:tcW w:type="dxa" w:w="7197"/>
+              <w:t>Where tokens are kept</w:t>
+            </w:r>
+          </w:p>
+        </w:tc>
+        <w:tc>
+          <w:tcPr>
+            <w:tcW w:type="dxa" w:w="7634"/>
             <w:vAlign w:val="top"/>
           </w:tcPr>
           <w:p>
@@ -5840,12 +6698,41 @@
             </w:pPr>
             <w:r>
               <w:rPr>
-                <w:rFonts w:ascii="Arial" w:hAnsi="Arial" w:eastAsia="Arial"/>
-                <w:b w:val="0"/>
-                <w:color w:val="374151"/>
-                <w:sz w:val="17"/>
-              </w:rPr>
-              <w:t>12 hours after the code was entered, or until that system's tokens expire, whichever comes first</w:t>
+                <w:rFonts w:ascii="Courier New" w:hAnsi="Courier New" w:eastAsia="Courier New"/>
+                <w:b w:val="0"/>
+                <w:color w:val="1F3A5F"/>
+                <w:sz w:val="15"/>
+                <w:shd w:val="clear" w:color="auto" w:fill="EEF1F5"/>
+              </w:rPr>
+              <w:t>HttpOnly</w:t>
+            </w:r>
+            <w:r>
+              <w:rPr>
+                <w:rFonts w:ascii="Arial" w:hAnsi="Arial" w:eastAsia="Arial"/>
+                <w:b w:val="0"/>
+                <w:color w:val="374151"/>
+                <w:sz w:val="17"/>
+              </w:rPr>
+              <w:t xml:space="preserve"> cookies on </w:t>
+            </w:r>
+            <w:r>
+              <w:rPr>
+                <w:rFonts w:ascii="Courier New" w:hAnsi="Courier New" w:eastAsia="Courier New"/>
+                <w:b w:val="0"/>
+                <w:color w:val="1F3A5F"/>
+                <w:sz w:val="15"/>
+                <w:shd w:val="clear" w:color="auto" w:fill="EEF1F5"/>
+              </w:rPr>
+              <w:t>portal.dashboardvnps.com</w:t>
+            </w:r>
+            <w:r>
+              <w:rPr>
+                <w:rFonts w:ascii="Arial" w:hAnsi="Arial" w:eastAsia="Arial"/>
+                <w:b w:val="0"/>
+                <w:color w:val="374151"/>
+                <w:sz w:val="17"/>
+              </w:rPr>
+              <w:t>, set by the portal backend (Section 4.2); never in the portal database and never readable by the portal page's scripts</w:t>
             </w:r>
           </w:p>
         </w:tc>
@@ -5856,7 +6743,7 @@
         </w:trPr>
         <w:tc>
           <w:tcPr>
-            <w:tcW w:type="dxa" w:w="2441"/>
+            <w:tcW w:type="dxa" w:w="2004"/>
             <w:shd w:val="clear" w:color="auto" w:fill="F3F6FA"/>
             <w:vAlign w:val="top"/>
           </w:tcPr>
@@ -5871,13 +6758,13 @@
                 <w:color w:val="374151"/>
                 <w:sz w:val="17"/>
               </w:rPr>
-              <w:t>Where tokens are kept</w:t>
-            </w:r>
-          </w:p>
-        </w:tc>
-        <w:tc>
-          <w:tcPr>
-            <w:tcW w:type="dxa" w:w="7197"/>
+              <w:t>How long no OTP is needed</w:t>
+            </w:r>
+          </w:p>
+        </w:tc>
+        <w:tc>
+          <w:tcPr>
+            <w:tcW w:type="dxa" w:w="7634"/>
             <w:shd w:val="clear" w:color="auto" w:fill="F3F6FA"/>
             <w:vAlign w:val="top"/>
           </w:tcPr>
@@ -5892,7 +6779,7 @@
                 <w:color w:val="374151"/>
                 <w:sz w:val="17"/>
               </w:rPr>
-              <w:t>Portal database only, encrypted with AES-256-GCM, never sent to the portal page</w:t>
+              <w:t>As long as that system accepts its refresh token (DBMS, Dashboard) or its access token (Parser)</w:t>
             </w:r>
           </w:p>
         </w:tc>
@@ -5903,7 +6790,7 @@
         </w:trPr>
         <w:tc>
           <w:tcPr>
-            <w:tcW w:type="dxa" w:w="2441"/>
+            <w:tcW w:type="dxa" w:w="2004"/>
             <w:vAlign w:val="top"/>
           </w:tcPr>
           <w:p>
@@ -5917,13 +6804,13 @@
                 <w:color w:val="374151"/>
                 <w:sz w:val="17"/>
               </w:rPr>
-              <w:t>When remembered tokens are deleted</w:t>
-            </w:r>
-          </w:p>
-        </w:tc>
-        <w:tc>
-          <w:tcPr>
-            <w:tcW w:type="dxa" w:w="7197"/>
+              <w:t>When cookies are cleared</w:t>
+            </w:r>
+          </w:p>
+        </w:tc>
+        <w:tc>
+          <w:tcPr>
+            <w:tcW w:type="dxa" w:w="7634"/>
             <w:vAlign w:val="top"/>
           </w:tcPr>
           <w:p>
@@ -5937,7 +6824,7 @@
                 <w:color w:val="374151"/>
                 <w:sz w:val="17"/>
               </w:rPr>
-              <w:t>Portal logout, access removed for that system, saved password changed, or 12 hours passed</w:t>
+              <w:t>Portal logout; the system rejects the token (for example after access was disabled or the password changed); cookie expiry</w:t>
             </w:r>
           </w:p>
         </w:tc>
@@ -5948,7 +6835,7 @@
         </w:trPr>
         <w:tc>
           <w:tcPr>
-            <w:tcW w:type="dxa" w:w="2441"/>
+            <w:tcW w:type="dxa" w:w="2004"/>
             <w:shd w:val="clear" w:color="auto" w:fill="F3F6FA"/>
             <w:vAlign w:val="top"/>
           </w:tcPr>
@@ -5969,7 +6856,7 @@
         </w:tc>
         <w:tc>
           <w:tcPr>
-            <w:tcW w:type="dxa" w:w="7197"/>
+            <w:tcW w:type="dxa" w:w="7634"/>
             <w:shd w:val="clear" w:color="auto" w:fill="F3F6FA"/>
             <w:vAlign w:val="top"/>
           </w:tcPr>
@@ -5984,7 +6871,7 @@
                 <w:color w:val="374151"/>
                 <w:sz w:val="17"/>
               </w:rPr>
-              <w:t>DBMS and Dashboard renew silently with their refresh token; Parser has no refresh, so the popup returns when its token expires</w:t>
+              <w:t>DBMS and Dashboard renew with their refresh token; Parser has no refresh token, so the popup returns when its access token expires</w:t>
             </w:r>
           </w:p>
         </w:tc>
@@ -6003,7 +6890,45 @@
           <w:color w:val="374151"/>
           <w:sz w:val="20"/>
         </w:rPr>
-        <w:t xml:space="preserve">A session handed to a browser lasts as long as that system's own tokens. The local configuration files set DBMS and Parser access tokens to </w:t>
+        <w:t xml:space="preserve">How long a login is remembered therefore depends on each system's token lifetimes. The local configuration files set DBMS refresh tokens to </w:t>
+      </w:r>
+      <w:r>
+        <w:rPr>
+          <w:rFonts w:ascii="Courier New" w:hAnsi="Courier New" w:eastAsia="Courier New"/>
+          <w:b w:val="0"/>
+          <w:color w:val="1F3A5F"/>
+          <w:sz w:val="18"/>
+          <w:shd w:val="clear" w:color="auto" w:fill="EEF1F5"/>
+        </w:rPr>
+        <w:t>7d</w:t>
+      </w:r>
+      <w:r>
+        <w:rPr>
+          <w:rFonts w:ascii="Arial" w:hAnsi="Arial" w:eastAsia="Arial"/>
+          <w:b w:val="0"/>
+          <w:color w:val="374151"/>
+          <w:sz w:val="20"/>
+        </w:rPr>
+        <w:t xml:space="preserve">, Dashboard refresh tokens to </w:t>
+      </w:r>
+      <w:r>
+        <w:rPr>
+          <w:rFonts w:ascii="Courier New" w:hAnsi="Courier New" w:eastAsia="Courier New"/>
+          <w:b w:val="0"/>
+          <w:color w:val="1F3A5F"/>
+          <w:sz w:val="18"/>
+          <w:shd w:val="clear" w:color="auto" w:fill="EEF1F5"/>
+        </w:rPr>
+        <w:t>365d</w:t>
+      </w:r>
+      <w:r>
+        <w:rPr>
+          <w:rFonts w:ascii="Arial" w:hAnsi="Arial" w:eastAsia="Arial"/>
+          <w:b w:val="0"/>
+          <w:color w:val="374151"/>
+          <w:sz w:val="20"/>
+        </w:rPr>
+        <w:t xml:space="preserve"> and Parser access tokens to </w:t>
       </w:r>
       <w:r>
         <w:rPr>
@@ -6022,7 +6947,7 @@
           <w:color w:val="374151"/>
           <w:sz w:val="20"/>
         </w:rPr>
-        <w:t>, so each system should shorten its token lifetimes (Section 12).</w:t>
+        <w:t>; each system should choose lifetimes it accepts for remembered logins (Section 12).</w:t>
       </w:r>
     </w:p>
     <w:p>
@@ -6633,7 +7558,7 @@
           <w:color w:val="374151"/>
           <w:sz w:val="20"/>
         </w:rPr>
-        <w:t>Calls run as the admin inside each system, using the admin's remembered session for that system; if it has expired, the admin sees the code popup first. Each system's own permission rules therefore apply.</w:t>
+        <w:t>Calls run as the admin inside each system, using the admin's own token cookies for that system; if they are missing or rejected, the admin sees the code popup first. Each system's own permission rules therefore apply.</w:t>
       </w:r>
     </w:p>
     <w:p>
@@ -6749,7 +7674,64 @@
           <w:color w:val="374151"/>
           <w:sz w:val="20"/>
         </w:rPr>
-        <w:t>Role lists are loaded when the admin opens the screen, using the admin's session in each system, so new roles appear without portal changes.</w:t>
+        <w:t xml:space="preserve">Role lists are fetched from each system's API every time the admin opens the screen (DBMS and Dashboard </w:t>
+      </w:r>
+      <w:r>
+        <w:rPr>
+          <w:rFonts w:ascii="Courier New" w:hAnsi="Courier New" w:eastAsia="Courier New"/>
+          <w:b w:val="0"/>
+          <w:color w:val="1F3A5F"/>
+          <w:sz w:val="18"/>
+          <w:shd w:val="clear" w:color="auto" w:fill="EEF1F5"/>
+        </w:rPr>
+        <w:t>GET /api/user-role</w:t>
+      </w:r>
+      <w:r>
+        <w:rPr>
+          <w:rFonts w:ascii="Arial" w:hAnsi="Arial" w:eastAsia="Arial"/>
+          <w:b w:val="0"/>
+          <w:color w:val="374151"/>
+          <w:sz w:val="20"/>
+        </w:rPr>
+        <w:t xml:space="preserve">; Parser's fixed </w:t>
+      </w:r>
+      <w:r>
+        <w:rPr>
+          <w:rFonts w:ascii="Courier New" w:hAnsi="Courier New" w:eastAsia="Courier New"/>
+          <w:b w:val="0"/>
+          <w:color w:val="1F3A5F"/>
+          <w:sz w:val="18"/>
+          <w:shd w:val="clear" w:color="auto" w:fill="EEF1F5"/>
+        </w:rPr>
+        <w:t>admin</w:t>
+      </w:r>
+      <w:r>
+        <w:rPr>
+          <w:rFonts w:ascii="Arial" w:hAnsi="Arial" w:eastAsia="Arial"/>
+          <w:b w:val="0"/>
+          <w:color w:val="374151"/>
+          <w:sz w:val="20"/>
+        </w:rPr>
+        <w:t xml:space="preserve"> / </w:t>
+      </w:r>
+      <w:r>
+        <w:rPr>
+          <w:rFonts w:ascii="Courier New" w:hAnsi="Courier New" w:eastAsia="Courier New"/>
+          <w:b w:val="0"/>
+          <w:color w:val="1F3A5F"/>
+          <w:sz w:val="18"/>
+          <w:shd w:val="clear" w:color="auto" w:fill="EEF1F5"/>
+        </w:rPr>
+        <w:t>partial</w:t>
+      </w:r>
+      <w:r>
+        <w:rPr>
+          <w:rFonts w:ascii="Arial" w:hAnsi="Arial" w:eastAsia="Arial"/>
+          <w:b w:val="0"/>
+          <w:color w:val="374151"/>
+          <w:sz w:val="20"/>
+        </w:rPr>
+        <w:t>), using the admin's token cookies for that system, so new roles appear without portal changes.</w:t>
       </w:r>
     </w:p>
     <w:p>
@@ -6796,7 +7778,45 @@
           <w:color w:val="374151"/>
           <w:sz w:val="20"/>
         </w:rPr>
-        <w:t>The portal stores the chosen role id and name only to display them; the app remains the source of truth.</w:t>
+        <w:t>The portal never stores roles. Wherever it shows a person's role, it reads it from that system at that moment (</w:t>
+      </w:r>
+      <w:r>
+        <w:rPr>
+          <w:rFonts w:ascii="Courier New" w:hAnsi="Courier New" w:eastAsia="Courier New"/>
+          <w:b w:val="0"/>
+          <w:color w:val="1F3A5F"/>
+          <w:sz w:val="18"/>
+          <w:shd w:val="clear" w:color="auto" w:fill="EEF1F5"/>
+        </w:rPr>
+        <w:t>GET /api/users/:id</w:t>
+      </w:r>
+      <w:r>
+        <w:rPr>
+          <w:rFonts w:ascii="Arial" w:hAnsi="Arial" w:eastAsia="Arial"/>
+          <w:b w:val="0"/>
+          <w:color w:val="374151"/>
+          <w:sz w:val="20"/>
+        </w:rPr>
+        <w:t xml:space="preserve"> in DBMS and Dashboard, </w:t>
+      </w:r>
+      <w:r>
+        <w:rPr>
+          <w:rFonts w:ascii="Courier New" w:hAnsi="Courier New" w:eastAsia="Courier New"/>
+          <w:b w:val="0"/>
+          <w:color w:val="1F3A5F"/>
+          <w:sz w:val="18"/>
+          <w:shd w:val="clear" w:color="auto" w:fill="EEF1F5"/>
+        </w:rPr>
+        <w:t>GET /user/:id</w:t>
+      </w:r>
+      <w:r>
+        <w:rPr>
+          <w:rFonts w:ascii="Arial" w:hAnsi="Arial" w:eastAsia="Arial"/>
+          <w:b w:val="0"/>
+          <w:color w:val="374151"/>
+          <w:sz w:val="20"/>
+        </w:rPr>
+        <w:t xml:space="preserve"> in Parser).</w:t>
       </w:r>
     </w:p>
     <w:p>
@@ -6840,7 +7860,83 @@
           <w:color w:val="374151"/>
           <w:sz w:val="20"/>
         </w:rPr>
-        <w:t>The portal calls that system's new disable endpoint as the admin.</w:t>
+        <w:t xml:space="preserve">The portal backend makes an HTTP call to that system as the admin: </w:t>
+      </w:r>
+      <w:r>
+        <w:rPr>
+          <w:rFonts w:ascii="Courier New" w:hAnsi="Courier New" w:eastAsia="Courier New"/>
+          <w:b w:val="0"/>
+          <w:color w:val="1F3A5F"/>
+          <w:sz w:val="18"/>
+          <w:shd w:val="clear" w:color="auto" w:fill="EEF1F5"/>
+        </w:rPr>
+        <w:t>PATCH /api/users/:id/status</w:t>
+      </w:r>
+      <w:r>
+        <w:rPr>
+          <w:rFonts w:ascii="Arial" w:hAnsi="Arial" w:eastAsia="Arial"/>
+          <w:b w:val="0"/>
+          <w:color w:val="374151"/>
+          <w:sz w:val="20"/>
+        </w:rPr>
+        <w:t xml:space="preserve"> with </w:t>
+      </w:r>
+      <w:r>
+        <w:rPr>
+          <w:rFonts w:ascii="Courier New" w:hAnsi="Courier New" w:eastAsia="Courier New"/>
+          <w:b w:val="0"/>
+          <w:color w:val="1F3A5F"/>
+          <w:sz w:val="18"/>
+          <w:shd w:val="clear" w:color="auto" w:fill="EEF1F5"/>
+        </w:rPr>
+        <w:t>{ "is_active": false }</w:t>
+      </w:r>
+      <w:r>
+        <w:rPr>
+          <w:rFonts w:ascii="Arial" w:hAnsi="Arial" w:eastAsia="Arial"/>
+          <w:b w:val="0"/>
+          <w:color w:val="374151"/>
+          <w:sz w:val="20"/>
+        </w:rPr>
+        <w:t xml:space="preserve"> in DBMS and Dashboard, </w:t>
+      </w:r>
+      <w:r>
+        <w:rPr>
+          <w:rFonts w:ascii="Courier New" w:hAnsi="Courier New" w:eastAsia="Courier New"/>
+          <w:b w:val="0"/>
+          <w:color w:val="1F3A5F"/>
+          <w:sz w:val="18"/>
+          <w:shd w:val="clear" w:color="auto" w:fill="EEF1F5"/>
+        </w:rPr>
+        <w:t>PATCH /user/:id/status</w:t>
+      </w:r>
+      <w:r>
+        <w:rPr>
+          <w:rFonts w:ascii="Arial" w:hAnsi="Arial" w:eastAsia="Arial"/>
+          <w:b w:val="0"/>
+          <w:color w:val="374151"/>
+          <w:sz w:val="20"/>
+        </w:rPr>
+        <w:t xml:space="preserve"> with </w:t>
+      </w:r>
+      <w:r>
+        <w:rPr>
+          <w:rFonts w:ascii="Courier New" w:hAnsi="Courier New" w:eastAsia="Courier New"/>
+          <w:b w:val="0"/>
+          <w:color w:val="1F3A5F"/>
+          <w:sz w:val="18"/>
+          <w:shd w:val="clear" w:color="auto" w:fill="EEF1F5"/>
+        </w:rPr>
+        <w:t>{ "is_active": false }</w:t>
+      </w:r>
+      <w:r>
+        <w:rPr>
+          <w:rFonts w:ascii="Arial" w:hAnsi="Arial" w:eastAsia="Arial"/>
+          <w:b w:val="0"/>
+          <w:color w:val="374151"/>
+          <w:sz w:val="20"/>
+        </w:rPr>
+        <w:t xml:space="preserve"> in Parser.</w:t>
       </w:r>
     </w:p>
     <w:p>
@@ -6887,7 +7983,7 @@
           <w:color w:val="374151"/>
           <w:sz w:val="20"/>
         </w:rPr>
-        <w:t>; that person's next request and next login are rejected.</w:t>
+        <w:t>. That person's next login is refused, and their existing tokens are rejected on the next request, including refresh.</w:t>
       </w:r>
     </w:p>
     <w:p>
@@ -6953,7 +8049,7 @@
           <w:color w:val="374151"/>
           <w:sz w:val="20"/>
         </w:rPr>
-        <w:t xml:space="preserve"> and deletes its saved password and remembered tokens.</w:t>
+        <w:t xml:space="preserve"> and deletes its saved password. The person's token cookies stop working because the system rejects them.</w:t>
       </w:r>
     </w:p>
     <w:p>
@@ -6983,7 +8079,26 @@
           <w:color w:val="374151"/>
           <w:sz w:val="20"/>
         </w:rPr>
-        <w:t xml:space="preserve">The portal calls the enable endpoint, sets the row back to </w:t>
+        <w:t xml:space="preserve">The portal makes the same HTTP call with </w:t>
+      </w:r>
+      <w:r>
+        <w:rPr>
+          <w:rFonts w:ascii="Courier New" w:hAnsi="Courier New" w:eastAsia="Courier New"/>
+          <w:b w:val="0"/>
+          <w:color w:val="1F3A5F"/>
+          <w:sz w:val="18"/>
+          <w:shd w:val="clear" w:color="auto" w:fill="EEF1F5"/>
+        </w:rPr>
+        <w:t>{ "is_active": true }</w:t>
+      </w:r>
+      <w:r>
+        <w:rPr>
+          <w:rFonts w:ascii="Arial" w:hAnsi="Arial" w:eastAsia="Arial"/>
+          <w:b w:val="0"/>
+          <w:color w:val="374151"/>
+          <w:sz w:val="20"/>
+        </w:rPr>
+        <w:t xml:space="preserve">, sets the row back to </w:t>
       </w:r>
       <w:r>
         <w:rPr>
@@ -7002,7 +8117,7 @@
           <w:color w:val="374151"/>
           <w:sz w:val="20"/>
         </w:rPr>
-        <w:t xml:space="preserve"> and the person enters that system's password once more.</w:t>
+        <w:t>, and the person enters that system's password once more.</w:t>
       </w:r>
     </w:p>
     <w:p>
@@ -7021,7 +8136,7 @@
           <w:color w:val="374151"/>
           <w:sz w:val="20"/>
         </w:rPr>
-        <w:t>The portal calls that system's role endpoint (Section 3.2) and updates the displayed role only after the system confirms.</w:t>
+        <w:t>The portal makes an HTTP call to that system's role endpoint (Section 3.2), then reads the role back from the system to display it. Nothing is stored in the portal.</w:t>
       </w:r>
     </w:p>
     <w:p>
@@ -7078,7 +8193,7 @@
           <w:color w:val="374151"/>
           <w:sz w:val="20"/>
         </w:rPr>
-        <w:t>The portal account is disabled and all portal and remembered system sessions are deleted. The admin chooses per system whether to disable the account there too; systems the person also uses directly are unaffected unless selected.</w:t>
+        <w:t>The portal account is disabled and its portal sessions are deleted. The admin chooses per system whether to disable the account there too; systems the person also uses directly are unaffected unless selected.</w:t>
       </w:r>
     </w:p>
     <w:p>
@@ -7131,8 +8246,8 @@
         <w:tblLook w:firstColumn="1" w:firstRow="1" w:lastColumn="0" w:lastRow="0" w:noHBand="0" w:noVBand="1" w:val="04A0"/>
       </w:tblPr>
       <w:tblGrid>
-        <w:gridCol w:w="1741"/>
-        <w:gridCol w:w="7896"/>
+        <w:gridCol w:w="1807"/>
+        <w:gridCol w:w="7830"/>
       </w:tblGrid>
       <w:tr>
         <w:trPr>
@@ -7141,7 +8256,7 @@
         </w:trPr>
         <w:tc>
           <w:tcPr>
-            <w:tcW w:type="dxa" w:w="1741"/>
+            <w:tcW w:type="dxa" w:w="1807"/>
             <w:shd w:val="clear" w:color="auto" w:fill="1F3864"/>
             <w:vAlign w:val="top"/>
           </w:tcPr>
@@ -7162,7 +8277,7 @@
         </w:tc>
         <w:tc>
           <w:tcPr>
-            <w:tcW w:type="dxa" w:w="7897"/>
+            <w:tcW w:type="dxa" w:w="7831"/>
             <w:shd w:val="clear" w:color="auto" w:fill="1F3864"/>
             <w:vAlign w:val="top"/>
           </w:tcPr>
@@ -7188,7 +8303,7 @@
         </w:trPr>
         <w:tc>
           <w:tcPr>
-            <w:tcW w:type="dxa" w:w="1741"/>
+            <w:tcW w:type="dxa" w:w="1807"/>
             <w:vAlign w:val="top"/>
           </w:tcPr>
           <w:p>
@@ -7202,13 +8317,13 @@
                 <w:color w:val="374151"/>
                 <w:sz w:val="17"/>
               </w:rPr>
-              <w:t>Encryption of saved passwords and tokens</w:t>
-            </w:r>
-          </w:p>
-        </w:tc>
-        <w:tc>
-          <w:tcPr>
-            <w:tcW w:type="dxa" w:w="7897"/>
+              <w:t>Encryption of saved passwords and handoff tokens</w:t>
+            </w:r>
+          </w:p>
+        </w:tc>
+        <w:tc>
+          <w:tcPr>
+            <w:tcW w:type="dxa" w:w="7831"/>
             <w:vAlign w:val="top"/>
           </w:tcPr>
           <w:p>
@@ -7252,7 +8367,7 @@
         </w:trPr>
         <w:tc>
           <w:tcPr>
-            <w:tcW w:type="dxa" w:w="1741"/>
+            <w:tcW w:type="dxa" w:w="1807"/>
             <w:shd w:val="clear" w:color="auto" w:fill="F3F6FA"/>
             <w:vAlign w:val="top"/>
           </w:tcPr>
@@ -7273,7 +8388,7 @@
         </w:tc>
         <w:tc>
           <w:tcPr>
-            <w:tcW w:type="dxa" w:w="7897"/>
+            <w:tcW w:type="dxa" w:w="7831"/>
             <w:shd w:val="clear" w:color="auto" w:fill="F3F6FA"/>
             <w:vAlign w:val="top"/>
           </w:tcPr>
@@ -7299,7 +8414,7 @@
         </w:trPr>
         <w:tc>
           <w:tcPr>
-            <w:tcW w:type="dxa" w:w="1741"/>
+            <w:tcW w:type="dxa" w:w="1807"/>
             <w:vAlign w:val="top"/>
           </w:tcPr>
           <w:p>
@@ -7319,7 +8434,7 @@
         </w:tc>
         <w:tc>
           <w:tcPr>
-            <w:tcW w:type="dxa" w:w="7897"/>
+            <w:tcW w:type="dxa" w:w="7831"/>
             <w:vAlign w:val="top"/>
           </w:tcPr>
           <w:p>
@@ -7344,7 +8459,7 @@
         </w:trPr>
         <w:tc>
           <w:tcPr>
-            <w:tcW w:type="dxa" w:w="1741"/>
+            <w:tcW w:type="dxa" w:w="1807"/>
             <w:shd w:val="clear" w:color="auto" w:fill="F3F6FA"/>
             <w:vAlign w:val="top"/>
           </w:tcPr>
@@ -7365,7 +8480,7 @@
         </w:tc>
         <w:tc>
           <w:tcPr>
-            <w:tcW w:type="dxa" w:w="7897"/>
+            <w:tcW w:type="dxa" w:w="7831"/>
             <w:shd w:val="clear" w:color="auto" w:fill="F3F6FA"/>
             <w:vAlign w:val="top"/>
           </w:tcPr>
@@ -7467,7 +8582,7 @@
         </w:trPr>
         <w:tc>
           <w:tcPr>
-            <w:tcW w:type="dxa" w:w="1741"/>
+            <w:tcW w:type="dxa" w:w="1807"/>
             <w:vAlign w:val="top"/>
           </w:tcPr>
           <w:p>
@@ -7481,19 +8596,28 @@
                 <w:color w:val="374151"/>
                 <w:sz w:val="17"/>
               </w:rPr>
-              <w:t>CSRF</w:t>
-            </w:r>
-          </w:p>
-        </w:tc>
-        <w:tc>
-          <w:tcPr>
-            <w:tcW w:type="dxa" w:w="7897"/>
+              <w:t>System token cookies</w:t>
+            </w:r>
+          </w:p>
+        </w:tc>
+        <w:tc>
+          <w:tcPr>
+            <w:tcW w:type="dxa" w:w="7831"/>
             <w:vAlign w:val="top"/>
           </w:tcPr>
           <w:p>
             <w:pPr>
               <w:spacing w:after="0" w:line="259" w:lineRule="auto"/>
             </w:pPr>
+            <w:r>
+              <w:rPr>
+                <w:rFonts w:ascii="Arial" w:hAnsi="Arial" w:eastAsia="Arial"/>
+                <w:b w:val="0"/>
+                <w:color w:val="374151"/>
+                <w:sz w:val="17"/>
+              </w:rPr>
+              <w:t xml:space="preserve">Set only by the portal backend; </w:t>
+            </w:r>
             <w:r>
               <w:rPr>
                 <w:rFonts w:ascii="Courier New" w:hAnsi="Courier New" w:eastAsia="Courier New"/>
@@ -7502,6 +8626,44 @@
                 <w:sz w:val="15"/>
                 <w:shd w:val="clear" w:color="auto" w:fill="EEF1F5"/>
               </w:rPr>
+              <w:t>HttpOnly</w:t>
+            </w:r>
+            <w:r>
+              <w:rPr>
+                <w:rFonts w:ascii="Arial" w:hAnsi="Arial" w:eastAsia="Arial"/>
+                <w:b w:val="0"/>
+                <w:color w:val="374151"/>
+                <w:sz w:val="17"/>
+              </w:rPr>
+              <w:t xml:space="preserve">, </w:t>
+            </w:r>
+            <w:r>
+              <w:rPr>
+                <w:rFonts w:ascii="Courier New" w:hAnsi="Courier New" w:eastAsia="Courier New"/>
+                <w:b w:val="0"/>
+                <w:color w:val="1F3A5F"/>
+                <w:sz w:val="15"/>
+                <w:shd w:val="clear" w:color="auto" w:fill="EEF1F5"/>
+              </w:rPr>
+              <w:t>Secure</w:t>
+            </w:r>
+            <w:r>
+              <w:rPr>
+                <w:rFonts w:ascii="Arial" w:hAnsi="Arial" w:eastAsia="Arial"/>
+                <w:b w:val="0"/>
+                <w:color w:val="374151"/>
+                <w:sz w:val="17"/>
+              </w:rPr>
+              <w:t xml:space="preserve">, </w:t>
+            </w:r>
+            <w:r>
+              <w:rPr>
+                <w:rFonts w:ascii="Courier New" w:hAnsi="Courier New" w:eastAsia="Courier New"/>
+                <w:b w:val="0"/>
+                <w:color w:val="1F3A5F"/>
+                <w:sz w:val="15"/>
+                <w:shd w:val="clear" w:color="auto" w:fill="EEF1F5"/>
+              </w:rPr>
               <w:t>SameSite=Lax</w:t>
             </w:r>
             <w:r>
@@ -7511,7 +8673,26 @@
                 <w:color w:val="374151"/>
                 <w:sz w:val="17"/>
               </w:rPr>
-              <w:t xml:space="preserve"> cookie plus an Origin check on every state-changing portal request</w:t>
+              <w:t xml:space="preserve">, host-only on </w:t>
+            </w:r>
+            <w:r>
+              <w:rPr>
+                <w:rFonts w:ascii="Courier New" w:hAnsi="Courier New" w:eastAsia="Courier New"/>
+                <w:b w:val="0"/>
+                <w:color w:val="1F3A5F"/>
+                <w:sz w:val="15"/>
+                <w:shd w:val="clear" w:color="auto" w:fill="EEF1F5"/>
+              </w:rPr>
+              <w:t>portal.dashboardvnps.com</w:t>
+            </w:r>
+            <w:r>
+              <w:rPr>
+                <w:rFonts w:ascii="Arial" w:hAnsi="Arial" w:eastAsia="Arial"/>
+                <w:b w:val="0"/>
+                <w:color w:val="374151"/>
+                <w:sz w:val="17"/>
+              </w:rPr>
+              <w:t>; never readable by page scripts; reach a system's frontend only through a handoff code</w:t>
             </w:r>
           </w:p>
         </w:tc>
@@ -7522,7 +8703,7 @@
         </w:trPr>
         <w:tc>
           <w:tcPr>
-            <w:tcW w:type="dxa" w:w="1741"/>
+            <w:tcW w:type="dxa" w:w="1807"/>
             <w:shd w:val="clear" w:color="auto" w:fill="F3F6FA"/>
             <w:vAlign w:val="top"/>
           </w:tcPr>
@@ -7537,13 +8718,13 @@
                 <w:color w:val="374151"/>
                 <w:sz w:val="17"/>
               </w:rPr>
-              <w:t>Handoff codes</w:t>
-            </w:r>
-          </w:p>
-        </w:tc>
-        <w:tc>
-          <w:tcPr>
-            <w:tcW w:type="dxa" w:w="7897"/>
+              <w:t>CSRF</w:t>
+            </w:r>
+          </w:p>
+        </w:tc>
+        <w:tc>
+          <w:tcPr>
+            <w:tcW w:type="dxa" w:w="7831"/>
             <w:shd w:val="clear" w:color="auto" w:fill="F3F6FA"/>
             <w:vAlign w:val="top"/>
           </w:tcPr>
@@ -7553,12 +8734,22 @@
             </w:pPr>
             <w:r>
               <w:rPr>
-                <w:rFonts w:ascii="Arial" w:hAnsi="Arial" w:eastAsia="Arial"/>
-                <w:b w:val="0"/>
-                <w:color w:val="374151"/>
-                <w:sz w:val="17"/>
-              </w:rPr>
-              <w:t>Random, stored only as a hash, single use, 60 seconds, bound to one user and one system</w:t>
+                <w:rFonts w:ascii="Courier New" w:hAnsi="Courier New" w:eastAsia="Courier New"/>
+                <w:b w:val="0"/>
+                <w:color w:val="1F3A5F"/>
+                <w:sz w:val="15"/>
+                <w:shd w:val="clear" w:color="auto" w:fill="EEF1F5"/>
+              </w:rPr>
+              <w:t>SameSite=Lax</w:t>
+            </w:r>
+            <w:r>
+              <w:rPr>
+                <w:rFonts w:ascii="Arial" w:hAnsi="Arial" w:eastAsia="Arial"/>
+                <w:b w:val="0"/>
+                <w:color w:val="374151"/>
+                <w:sz w:val="17"/>
+              </w:rPr>
+              <w:t xml:space="preserve"> cookies plus an Origin check on every state-changing portal request</w:t>
             </w:r>
           </w:p>
         </w:tc>
@@ -7569,7 +8760,7 @@
         </w:trPr>
         <w:tc>
           <w:tcPr>
-            <w:tcW w:type="dxa" w:w="1741"/>
+            <w:tcW w:type="dxa" w:w="1807"/>
             <w:vAlign w:val="top"/>
           </w:tcPr>
           <w:p>
@@ -7583,13 +8774,13 @@
                 <w:color w:val="374151"/>
                 <w:sz w:val="17"/>
               </w:rPr>
-              <w:t>Redeem endpoint</w:t>
-            </w:r>
-          </w:p>
-        </w:tc>
-        <w:tc>
-          <w:tcPr>
-            <w:tcW w:type="dxa" w:w="7897"/>
+              <w:t>Handoff codes</w:t>
+            </w:r>
+          </w:p>
+        </w:tc>
+        <w:tc>
+          <w:tcPr>
+            <w:tcW w:type="dxa" w:w="7831"/>
             <w:vAlign w:val="top"/>
           </w:tcPr>
           <w:p>
@@ -7603,55 +8794,7 @@
                 <w:color w:val="374151"/>
                 <w:sz w:val="17"/>
               </w:rPr>
-              <w:t xml:space="preserve">Accepts requests only from </w:t>
-            </w:r>
-            <w:r>
-              <w:rPr>
-                <w:rFonts w:ascii="Courier New" w:hAnsi="Courier New" w:eastAsia="Courier New"/>
-                <w:b w:val="0"/>
-                <w:color w:val="1F3A5F"/>
-                <w:sz w:val="15"/>
-                <w:shd w:val="clear" w:color="auto" w:fill="EEF1F5"/>
-              </w:rPr>
-              <w:t>https://dbms.dashboardvnps.com</w:t>
-            </w:r>
-            <w:r>
-              <w:rPr>
-                <w:rFonts w:ascii="Arial" w:hAnsi="Arial" w:eastAsia="Arial"/>
-                <w:b w:val="0"/>
-                <w:color w:val="374151"/>
-                <w:sz w:val="17"/>
-              </w:rPr>
-              <w:t xml:space="preserve">, </w:t>
-            </w:r>
-            <w:r>
-              <w:rPr>
-                <w:rFonts w:ascii="Courier New" w:hAnsi="Courier New" w:eastAsia="Courier New"/>
-                <w:b w:val="0"/>
-                <w:color w:val="1F3A5F"/>
-                <w:sz w:val="15"/>
-                <w:shd w:val="clear" w:color="auto" w:fill="EEF1F5"/>
-              </w:rPr>
-              <w:t>https://new.dashboardvnps.com</w:t>
-            </w:r>
-            <w:r>
-              <w:rPr>
-                <w:rFonts w:ascii="Arial" w:hAnsi="Arial" w:eastAsia="Arial"/>
-                <w:b w:val="0"/>
-                <w:color w:val="374151"/>
-                <w:sz w:val="17"/>
-              </w:rPr>
-              <w:t xml:space="preserve"> and </w:t>
-            </w:r>
-            <w:r>
-              <w:rPr>
-                <w:rFonts w:ascii="Courier New" w:hAnsi="Courier New" w:eastAsia="Courier New"/>
-                <w:b w:val="0"/>
-                <w:color w:val="1F3A5F"/>
-                <w:sz w:val="15"/>
-                <w:shd w:val="clear" w:color="auto" w:fill="EEF1F5"/>
-              </w:rPr>
-              <w:t>https://parser.dashboardvnps.com</w:t>
+              <w:t>Random, stored only as a hash, single use, 60 seconds, bound to one user and one system</w:t>
             </w:r>
           </w:p>
         </w:tc>
@@ -7662,7 +8805,7 @@
         </w:trPr>
         <w:tc>
           <w:tcPr>
-            <w:tcW w:type="dxa" w:w="1741"/>
+            <w:tcW w:type="dxa" w:w="1807"/>
             <w:shd w:val="clear" w:color="auto" w:fill="F3F6FA"/>
             <w:vAlign w:val="top"/>
           </w:tcPr>
@@ -7677,13 +8820,13 @@
                 <w:color w:val="374151"/>
                 <w:sz w:val="17"/>
               </w:rPr>
-              <w:t>Tokens in URLs</w:t>
-            </w:r>
-          </w:p>
-        </w:tc>
-        <w:tc>
-          <w:tcPr>
-            <w:tcW w:type="dxa" w:w="7897"/>
+              <w:t>Redeem endpoint</w:t>
+            </w:r>
+          </w:p>
+        </w:tc>
+        <w:tc>
+          <w:tcPr>
+            <w:tcW w:type="dxa" w:w="7831"/>
             <w:shd w:val="clear" w:color="auto" w:fill="F3F6FA"/>
             <w:vAlign w:val="top"/>
           </w:tcPr>
@@ -7698,7 +8841,55 @@
                 <w:color w:val="374151"/>
                 <w:sz w:val="17"/>
               </w:rPr>
-              <w:t>Never</w:t>
+              <w:t xml:space="preserve">Accepts requests only from </w:t>
+            </w:r>
+            <w:r>
+              <w:rPr>
+                <w:rFonts w:ascii="Courier New" w:hAnsi="Courier New" w:eastAsia="Courier New"/>
+                <w:b w:val="0"/>
+                <w:color w:val="1F3A5F"/>
+                <w:sz w:val="15"/>
+                <w:shd w:val="clear" w:color="auto" w:fill="EEF1F5"/>
+              </w:rPr>
+              <w:t>https://dbms.dashboardvnps.com</w:t>
+            </w:r>
+            <w:r>
+              <w:rPr>
+                <w:rFonts w:ascii="Arial" w:hAnsi="Arial" w:eastAsia="Arial"/>
+                <w:b w:val="0"/>
+                <w:color w:val="374151"/>
+                <w:sz w:val="17"/>
+              </w:rPr>
+              <w:t xml:space="preserve">, </w:t>
+            </w:r>
+            <w:r>
+              <w:rPr>
+                <w:rFonts w:ascii="Courier New" w:hAnsi="Courier New" w:eastAsia="Courier New"/>
+                <w:b w:val="0"/>
+                <w:color w:val="1F3A5F"/>
+                <w:sz w:val="15"/>
+                <w:shd w:val="clear" w:color="auto" w:fill="EEF1F5"/>
+              </w:rPr>
+              <w:t>https://new.dashboardvnps.com</w:t>
+            </w:r>
+            <w:r>
+              <w:rPr>
+                <w:rFonts w:ascii="Arial" w:hAnsi="Arial" w:eastAsia="Arial"/>
+                <w:b w:val="0"/>
+                <w:color w:val="374151"/>
+                <w:sz w:val="17"/>
+              </w:rPr>
+              <w:t xml:space="preserve"> and </w:t>
+            </w:r>
+            <w:r>
+              <w:rPr>
+                <w:rFonts w:ascii="Courier New" w:hAnsi="Courier New" w:eastAsia="Courier New"/>
+                <w:b w:val="0"/>
+                <w:color w:val="1F3A5F"/>
+                <w:sz w:val="15"/>
+                <w:shd w:val="clear" w:color="auto" w:fill="EEF1F5"/>
+              </w:rPr>
+              <w:t>https://parser.dashboardvnps.com</w:t>
             </w:r>
           </w:p>
         </w:tc>
@@ -7709,7 +8900,7 @@
         </w:trPr>
         <w:tc>
           <w:tcPr>
-            <w:tcW w:type="dxa" w:w="1741"/>
+            <w:tcW w:type="dxa" w:w="1807"/>
             <w:vAlign w:val="top"/>
           </w:tcPr>
           <w:p>
@@ -7723,13 +8914,13 @@
                 <w:color w:val="374151"/>
                 <w:sz w:val="17"/>
               </w:rPr>
-              <w:t>Admin actions</w:t>
-            </w:r>
-          </w:p>
-        </w:tc>
-        <w:tc>
-          <w:tcPr>
-            <w:tcW w:type="dxa" w:w="7897"/>
+              <w:t>Tokens in URLs</w:t>
+            </w:r>
+          </w:p>
+        </w:tc>
+        <w:tc>
+          <w:tcPr>
+            <w:tcW w:type="dxa" w:w="7831"/>
             <w:vAlign w:val="top"/>
           </w:tcPr>
           <w:p>
@@ -7743,26 +8934,7 @@
                 <w:color w:val="374151"/>
                 <w:sz w:val="17"/>
               </w:rPr>
-              <w:t xml:space="preserve">Only portal admins; every action written to </w:t>
-            </w:r>
-            <w:r>
-              <w:rPr>
-                <w:rFonts w:ascii="Courier New" w:hAnsi="Courier New" w:eastAsia="Courier New"/>
-                <w:b w:val="0"/>
-                <w:color w:val="1F3A5F"/>
-                <w:sz w:val="15"/>
-                <w:shd w:val="clear" w:color="auto" w:fill="EEF1F5"/>
-              </w:rPr>
-              <w:t>audit_events</w:t>
-            </w:r>
-            <w:r>
-              <w:rPr>
-                <w:rFonts w:ascii="Arial" w:hAnsi="Arial" w:eastAsia="Arial"/>
-                <w:b w:val="0"/>
-                <w:color w:val="374151"/>
-                <w:sz w:val="17"/>
-              </w:rPr>
-              <w:t xml:space="preserve"> with actor, target, system and result</w:t>
+              <w:t>Never</w:t>
             </w:r>
           </w:p>
         </w:tc>
@@ -7773,7 +8945,7 @@
         </w:trPr>
         <w:tc>
           <w:tcPr>
-            <w:tcW w:type="dxa" w:w="1741"/>
+            <w:tcW w:type="dxa" w:w="1807"/>
             <w:shd w:val="clear" w:color="auto" w:fill="F3F6FA"/>
             <w:vAlign w:val="top"/>
           </w:tcPr>
@@ -7788,13 +8960,13 @@
                 <w:color w:val="374151"/>
                 <w:sz w:val="17"/>
               </w:rPr>
-              <w:t>Transport</w:t>
-            </w:r>
-          </w:p>
-        </w:tc>
-        <w:tc>
-          <w:tcPr>
-            <w:tcW w:type="dxa" w:w="7897"/>
+              <w:t>Admin actions</w:t>
+            </w:r>
+          </w:p>
+        </w:tc>
+        <w:tc>
+          <w:tcPr>
+            <w:tcW w:type="dxa" w:w="7831"/>
             <w:shd w:val="clear" w:color="auto" w:fill="F3F6FA"/>
             <w:vAlign w:val="top"/>
           </w:tcPr>
@@ -7809,7 +8981,26 @@
                 <w:color w:val="374151"/>
                 <w:sz w:val="17"/>
               </w:rPr>
-              <w:t>HTTPS only, with HSTS</w:t>
+              <w:t xml:space="preserve">Only portal admins; every action written to </w:t>
+            </w:r>
+            <w:r>
+              <w:rPr>
+                <w:rFonts w:ascii="Courier New" w:hAnsi="Courier New" w:eastAsia="Courier New"/>
+                <w:b w:val="0"/>
+                <w:color w:val="1F3A5F"/>
+                <w:sz w:val="15"/>
+                <w:shd w:val="clear" w:color="auto" w:fill="EEF1F5"/>
+              </w:rPr>
+              <w:t>audit_events</w:t>
+            </w:r>
+            <w:r>
+              <w:rPr>
+                <w:rFonts w:ascii="Arial" w:hAnsi="Arial" w:eastAsia="Arial"/>
+                <w:b w:val="0"/>
+                <w:color w:val="374151"/>
+                <w:sz w:val="17"/>
+              </w:rPr>
+              <w:t xml:space="preserve"> with actor, target, system and result</w:t>
             </w:r>
           </w:p>
         </w:tc>
@@ -7820,7 +9011,7 @@
         </w:trPr>
         <w:tc>
           <w:tcPr>
-            <w:tcW w:type="dxa" w:w="1741"/>
+            <w:tcW w:type="dxa" w:w="1807"/>
             <w:vAlign w:val="top"/>
           </w:tcPr>
           <w:p>
@@ -7834,13 +9025,60 @@
                 <w:color w:val="374151"/>
                 <w:sz w:val="17"/>
               </w:rPr>
+              <w:t>Transport</w:t>
+            </w:r>
+          </w:p>
+        </w:tc>
+        <w:tc>
+          <w:tcPr>
+            <w:tcW w:type="dxa" w:w="7831"/>
+            <w:vAlign w:val="top"/>
+          </w:tcPr>
+          <w:p>
+            <w:pPr>
+              <w:spacing w:after="0" w:line="259" w:lineRule="auto"/>
+            </w:pPr>
+            <w:r>
+              <w:rPr>
+                <w:rFonts w:ascii="Arial" w:hAnsi="Arial" w:eastAsia="Arial"/>
+                <w:b w:val="0"/>
+                <w:color w:val="374151"/>
+                <w:sz w:val="17"/>
+              </w:rPr>
+              <w:t>HTTPS only, with HSTS</w:t>
+            </w:r>
+          </w:p>
+        </w:tc>
+      </w:tr>
+      <w:tr>
+        <w:trPr>
+          <w:cantSplit/>
+        </w:trPr>
+        <w:tc>
+          <w:tcPr>
+            <w:tcW w:type="dxa" w:w="1807"/>
+            <w:shd w:val="clear" w:color="auto" w:fill="F3F6FA"/>
+            <w:vAlign w:val="top"/>
+          </w:tcPr>
+          <w:p>
+            <w:pPr>
+              <w:spacing w:after="0" w:line="259" w:lineRule="auto"/>
+            </w:pPr>
+            <w:r>
+              <w:rPr>
+                <w:rFonts w:ascii="Arial" w:hAnsi="Arial" w:eastAsia="Arial"/>
+                <w:b w:val="0"/>
+                <w:color w:val="374151"/>
+                <w:sz w:val="17"/>
+              </w:rPr>
               <w:t>Database access</w:t>
             </w:r>
           </w:p>
         </w:tc>
         <w:tc>
           <w:tcPr>
-            <w:tcW w:type="dxa" w:w="7897"/>
+            <w:tcW w:type="dxa" w:w="7831"/>
+            <w:shd w:val="clear" w:color="auto" w:fill="F3F6FA"/>
             <w:vAlign w:val="top"/>
           </w:tcPr>
           <w:p>
@@ -7896,8 +9134,8 @@
         <w:tblLook w:firstColumn="1" w:firstRow="1" w:lastColumn="0" w:lastRow="0" w:noHBand="0" w:noVBand="1" w:val="04A0"/>
       </w:tblPr>
       <w:tblGrid>
-        <w:gridCol w:w="4303"/>
-        <w:gridCol w:w="5334"/>
+        <w:gridCol w:w="4190"/>
+        <w:gridCol w:w="5447"/>
       </w:tblGrid>
       <w:tr>
         <w:trPr>
@@ -7906,7 +9144,7 @@
         </w:trPr>
         <w:tc>
           <w:tcPr>
-            <w:tcW w:type="dxa" w:w="4304"/>
+            <w:tcW w:type="dxa" w:w="4191"/>
             <w:shd w:val="clear" w:color="auto" w:fill="1F3864"/>
             <w:vAlign w:val="top"/>
           </w:tcPr>
@@ -7927,7 +9165,7 @@
         </w:tc>
         <w:tc>
           <w:tcPr>
-            <w:tcW w:type="dxa" w:w="5334"/>
+            <w:tcW w:type="dxa" w:w="5447"/>
             <w:shd w:val="clear" w:color="auto" w:fill="1F3864"/>
             <w:vAlign w:val="top"/>
           </w:tcPr>
@@ -7953,7 +9191,7 @@
         </w:trPr>
         <w:tc>
           <w:tcPr>
-            <w:tcW w:type="dxa" w:w="4304"/>
+            <w:tcW w:type="dxa" w:w="4191"/>
             <w:vAlign w:val="top"/>
           </w:tcPr>
           <w:p>
@@ -7973,7 +9211,7 @@
         </w:tc>
         <w:tc>
           <w:tcPr>
-            <w:tcW w:type="dxa" w:w="5334"/>
+            <w:tcW w:type="dxa" w:w="5447"/>
             <w:vAlign w:val="top"/>
           </w:tcPr>
           <w:p>
@@ -7998,7 +9236,7 @@
         </w:trPr>
         <w:tc>
           <w:tcPr>
-            <w:tcW w:type="dxa" w:w="4304"/>
+            <w:tcW w:type="dxa" w:w="4191"/>
             <w:shd w:val="clear" w:color="auto" w:fill="F3F6FA"/>
             <w:vAlign w:val="top"/>
           </w:tcPr>
@@ -8019,7 +9257,7 @@
         </w:tc>
         <w:tc>
           <w:tcPr>
-            <w:tcW w:type="dxa" w:w="5334"/>
+            <w:tcW w:type="dxa" w:w="5447"/>
             <w:shd w:val="clear" w:color="auto" w:fill="F3F6FA"/>
             <w:vAlign w:val="top"/>
           </w:tcPr>
@@ -8045,7 +9283,7 @@
         </w:trPr>
         <w:tc>
           <w:tcPr>
-            <w:tcW w:type="dxa" w:w="4304"/>
+            <w:tcW w:type="dxa" w:w="4191"/>
             <w:vAlign w:val="top"/>
           </w:tcPr>
           <w:p>
@@ -8065,7 +9303,7 @@
         </w:tc>
         <w:tc>
           <w:tcPr>
-            <w:tcW w:type="dxa" w:w="5334"/>
+            <w:tcW w:type="dxa" w:w="5447"/>
             <w:vAlign w:val="top"/>
           </w:tcPr>
           <w:p>
@@ -8080,6 +9318,82 @@
                 <w:sz w:val="17"/>
               </w:rPr>
               <w:t>Shorten token lifetimes in each system (Section 12)</w:t>
+            </w:r>
+          </w:p>
+        </w:tc>
+      </w:tr>
+      <w:tr>
+        <w:trPr>
+          <w:cantSplit/>
+        </w:trPr>
+        <w:tc>
+          <w:tcPr>
+            <w:tcW w:type="dxa" w:w="4191"/>
+            <w:shd w:val="clear" w:color="auto" w:fill="F3F6FA"/>
+            <w:vAlign w:val="top"/>
+          </w:tcPr>
+          <w:p>
+            <w:pPr>
+              <w:spacing w:after="0" w:line="259" w:lineRule="auto"/>
+            </w:pPr>
+            <w:r>
+              <w:rPr>
+                <w:rFonts w:ascii="Arial" w:hAnsi="Arial" w:eastAsia="Arial"/>
+                <w:b w:val="0"/>
+                <w:color w:val="374151"/>
+                <w:sz w:val="17"/>
+              </w:rPr>
+              <w:t>Someone who copies a user's portal cookies can use that person's system tokens until they are rejected</w:t>
+            </w:r>
+          </w:p>
+        </w:tc>
+        <w:tc>
+          <w:tcPr>
+            <w:tcW w:type="dxa" w:w="5447"/>
+            <w:shd w:val="clear" w:color="auto" w:fill="F3F6FA"/>
+            <w:vAlign w:val="top"/>
+          </w:tcPr>
+          <w:p>
+            <w:pPr>
+              <w:spacing w:after="0" w:line="259" w:lineRule="auto"/>
+            </w:pPr>
+            <w:r>
+              <w:rPr>
+                <w:rFonts w:ascii="Courier New" w:hAnsi="Courier New" w:eastAsia="Courier New"/>
+                <w:b w:val="0"/>
+                <w:color w:val="1F3A5F"/>
+                <w:sz w:val="15"/>
+                <w:shd w:val="clear" w:color="auto" w:fill="EEF1F5"/>
+              </w:rPr>
+              <w:t>HttpOnly</w:t>
+            </w:r>
+            <w:r>
+              <w:rPr>
+                <w:rFonts w:ascii="Arial" w:hAnsi="Arial" w:eastAsia="Arial"/>
+                <w:b w:val="0"/>
+                <w:color w:val="374151"/>
+                <w:sz w:val="17"/>
+              </w:rPr>
+              <w:t xml:space="preserve"> and </w:t>
+            </w:r>
+            <w:r>
+              <w:rPr>
+                <w:rFonts w:ascii="Courier New" w:hAnsi="Courier New" w:eastAsia="Courier New"/>
+                <w:b w:val="0"/>
+                <w:color w:val="1F3A5F"/>
+                <w:sz w:val="15"/>
+                <w:shd w:val="clear" w:color="auto" w:fill="EEF1F5"/>
+              </w:rPr>
+              <w:t>Secure</w:t>
+            </w:r>
+            <w:r>
+              <w:rPr>
+                <w:rFonts w:ascii="Arial" w:hAnsi="Arial" w:eastAsia="Arial"/>
+                <w:b w:val="0"/>
+                <w:color w:val="374151"/>
+                <w:sz w:val="17"/>
+              </w:rPr>
+              <w:t xml:space="preserve"> cookies; disabling through the system's API (10.1) makes the system reject them; sensible refresh token lifetimes (Section 12)</w:t>
             </w:r>
           </w:p>
         </w:tc>
@@ -8121,9 +9435,9 @@
         <w:tblLook w:firstColumn="1" w:firstRow="1" w:lastColumn="0" w:lastRow="0" w:noHBand="0" w:noVBand="1" w:val="04A0"/>
       </w:tblPr>
       <w:tblGrid>
-        <w:gridCol w:w="1408"/>
-        <w:gridCol w:w="5345"/>
-        <w:gridCol w:w="2883"/>
+        <w:gridCol w:w="1298"/>
+        <w:gridCol w:w="5501"/>
+        <w:gridCol w:w="2838"/>
       </w:tblGrid>
       <w:tr>
         <w:trPr>
@@ -8132,7 +9446,7 @@
         </w:trPr>
         <w:tc>
           <w:tcPr>
-            <w:tcW w:type="dxa" w:w="1409"/>
+            <w:tcW w:type="dxa" w:w="1298"/>
             <w:shd w:val="clear" w:color="auto" w:fill="1F3864"/>
             <w:vAlign w:val="top"/>
           </w:tcPr>
@@ -8153,7 +9467,7 @@
         </w:tc>
         <w:tc>
           <w:tcPr>
-            <w:tcW w:type="dxa" w:w="5346"/>
+            <w:tcW w:type="dxa" w:w="5501"/>
             <w:shd w:val="clear" w:color="auto" w:fill="1F3864"/>
             <w:vAlign w:val="top"/>
           </w:tcPr>
@@ -8174,7 +9488,7 @@
         </w:tc>
         <w:tc>
           <w:tcPr>
-            <w:tcW w:type="dxa" w:w="2883"/>
+            <w:tcW w:type="dxa" w:w="2839"/>
             <w:shd w:val="clear" w:color="auto" w:fill="1F3864"/>
             <w:vAlign w:val="top"/>
           </w:tcPr>
@@ -8200,7 +9514,7 @@
         </w:trPr>
         <w:tc>
           <w:tcPr>
-            <w:tcW w:type="dxa" w:w="1409"/>
+            <w:tcW w:type="dxa" w:w="1298"/>
             <w:vAlign w:val="top"/>
           </w:tcPr>
           <w:p>
@@ -8220,7 +9534,7 @@
         </w:tc>
         <w:tc>
           <w:tcPr>
-            <w:tcW w:type="dxa" w:w="5346"/>
+            <w:tcW w:type="dxa" w:w="5501"/>
             <w:vAlign w:val="top"/>
           </w:tcPr>
           <w:p>
@@ -8263,13 +9577,42 @@
                 <w:color w:val="374151"/>
                 <w:sz w:val="17"/>
               </w:rPr>
-              <w:t>; login and the JWT strategy reject inactive users; admin endpoint to disable and enable a user</w:t>
-            </w:r>
-          </w:p>
-        </w:tc>
-        <w:tc>
-          <w:tcPr>
-            <w:tcW w:type="dxa" w:w="2883"/>
+              <w:t xml:space="preserve">; login, refresh and the JWT strategy reject inactive users; new </w:t>
+            </w:r>
+            <w:r>
+              <w:rPr>
+                <w:rFonts w:ascii="Courier New" w:hAnsi="Courier New" w:eastAsia="Courier New"/>
+                <w:b w:val="0"/>
+                <w:color w:val="1F3A5F"/>
+                <w:sz w:val="15"/>
+                <w:shd w:val="clear" w:color="auto" w:fill="EEF1F5"/>
+              </w:rPr>
+              <w:t>PATCH /api/users/:id/status</w:t>
+            </w:r>
+            <w:r>
+              <w:rPr>
+                <w:rFonts w:ascii="Arial" w:hAnsi="Arial" w:eastAsia="Arial"/>
+                <w:b w:val="0"/>
+                <w:color w:val="374151"/>
+                <w:sz w:val="17"/>
+              </w:rPr>
+              <w:t xml:space="preserve"> taking </w:t>
+            </w:r>
+            <w:r>
+              <w:rPr>
+                <w:rFonts w:ascii="Courier New" w:hAnsi="Courier New" w:eastAsia="Courier New"/>
+                <w:b w:val="0"/>
+                <w:color w:val="1F3A5F"/>
+                <w:sz w:val="15"/>
+                <w:shd w:val="clear" w:color="auto" w:fill="EEF1F5"/>
+              </w:rPr>
+              <w:t>{ "is_active": boolean }</w:t>
+            </w:r>
+          </w:p>
+        </w:tc>
+        <w:tc>
+          <w:tcPr>
+            <w:tcW w:type="dxa" w:w="2839"/>
             <w:vAlign w:val="top"/>
           </w:tcPr>
           <w:p>
@@ -8294,7 +9637,7 @@
         </w:trPr>
         <w:tc>
           <w:tcPr>
-            <w:tcW w:type="dxa" w:w="1409"/>
+            <w:tcW w:type="dxa" w:w="1298"/>
             <w:shd w:val="clear" w:color="auto" w:fill="F3F6FA"/>
             <w:vAlign w:val="top"/>
           </w:tcPr>
@@ -8315,7 +9658,7 @@
         </w:tc>
         <w:tc>
           <w:tcPr>
-            <w:tcW w:type="dxa" w:w="5346"/>
+            <w:tcW w:type="dxa" w:w="5501"/>
             <w:shd w:val="clear" w:color="auto" w:fill="F3F6FA"/>
             <w:vAlign w:val="top"/>
           </w:tcPr>
@@ -8365,7 +9708,7 @@
         </w:tc>
         <w:tc>
           <w:tcPr>
-            <w:tcW w:type="dxa" w:w="2883"/>
+            <w:tcW w:type="dxa" w:w="2839"/>
             <w:shd w:val="clear" w:color="auto" w:fill="F3F6FA"/>
             <w:vAlign w:val="top"/>
           </w:tcPr>
@@ -8391,7 +9734,7 @@
         </w:trPr>
         <w:tc>
           <w:tcPr>
-            <w:tcW w:type="dxa" w:w="1409"/>
+            <w:tcW w:type="dxa" w:w="1298"/>
             <w:vAlign w:val="top"/>
           </w:tcPr>
           <w:p>
@@ -8411,7 +9754,7 @@
         </w:tc>
         <w:tc>
           <w:tcPr>
-            <w:tcW w:type="dxa" w:w="5346"/>
+            <w:tcW w:type="dxa" w:w="5501"/>
             <w:vAlign w:val="top"/>
           </w:tcPr>
           <w:p>
@@ -8454,13 +9797,42 @@
                 <w:color w:val="374151"/>
                 <w:sz w:val="17"/>
               </w:rPr>
-              <w:t>; login and the JWT strategy reject inactive users; admin endpoint to disable and enable a user</w:t>
-            </w:r>
-          </w:p>
-        </w:tc>
-        <w:tc>
-          <w:tcPr>
-            <w:tcW w:type="dxa" w:w="2883"/>
+              <w:t xml:space="preserve">; login, refresh and the JWT strategy reject inactive users; new </w:t>
+            </w:r>
+            <w:r>
+              <w:rPr>
+                <w:rFonts w:ascii="Courier New" w:hAnsi="Courier New" w:eastAsia="Courier New"/>
+                <w:b w:val="0"/>
+                <w:color w:val="1F3A5F"/>
+                <w:sz w:val="15"/>
+                <w:shd w:val="clear" w:color="auto" w:fill="EEF1F5"/>
+              </w:rPr>
+              <w:t>PATCH /api/users/:id/status</w:t>
+            </w:r>
+            <w:r>
+              <w:rPr>
+                <w:rFonts w:ascii="Arial" w:hAnsi="Arial" w:eastAsia="Arial"/>
+                <w:b w:val="0"/>
+                <w:color w:val="374151"/>
+                <w:sz w:val="17"/>
+              </w:rPr>
+              <w:t xml:space="preserve"> taking </w:t>
+            </w:r>
+            <w:r>
+              <w:rPr>
+                <w:rFonts w:ascii="Courier New" w:hAnsi="Courier New" w:eastAsia="Courier New"/>
+                <w:b w:val="0"/>
+                <w:color w:val="1F3A5F"/>
+                <w:sz w:val="15"/>
+                <w:shd w:val="clear" w:color="auto" w:fill="EEF1F5"/>
+              </w:rPr>
+              <w:t>{ "is_active": boolean }</w:t>
+            </w:r>
+          </w:p>
+        </w:tc>
+        <w:tc>
+          <w:tcPr>
+            <w:tcW w:type="dxa" w:w="2839"/>
             <w:vAlign w:val="top"/>
           </w:tcPr>
           <w:p>
@@ -8485,7 +9857,7 @@
         </w:trPr>
         <w:tc>
           <w:tcPr>
-            <w:tcW w:type="dxa" w:w="1409"/>
+            <w:tcW w:type="dxa" w:w="1298"/>
             <w:shd w:val="clear" w:color="auto" w:fill="F3F6FA"/>
             <w:vAlign w:val="top"/>
           </w:tcPr>
@@ -8506,7 +9878,7 @@
         </w:tc>
         <w:tc>
           <w:tcPr>
-            <w:tcW w:type="dxa" w:w="5346"/>
+            <w:tcW w:type="dxa" w:w="5501"/>
             <w:shd w:val="clear" w:color="auto" w:fill="F3F6FA"/>
             <w:vAlign w:val="top"/>
           </w:tcPr>
@@ -8527,7 +9899,7 @@
         </w:tc>
         <w:tc>
           <w:tcPr>
-            <w:tcW w:type="dxa" w:w="2883"/>
+            <w:tcW w:type="dxa" w:w="2839"/>
             <w:shd w:val="clear" w:color="auto" w:fill="F3F6FA"/>
             <w:vAlign w:val="top"/>
           </w:tcPr>
@@ -8553,7 +9925,7 @@
         </w:trPr>
         <w:tc>
           <w:tcPr>
-            <w:tcW w:type="dxa" w:w="1409"/>
+            <w:tcW w:type="dxa" w:w="1298"/>
             <w:vAlign w:val="top"/>
           </w:tcPr>
           <w:p>
@@ -8573,7 +9945,7 @@
         </w:tc>
         <w:tc>
           <w:tcPr>
-            <w:tcW w:type="dxa" w:w="5346"/>
+            <w:tcW w:type="dxa" w:w="5501"/>
             <w:vAlign w:val="top"/>
           </w:tcPr>
           <w:p>
@@ -8587,13 +9959,42 @@
                 <w:color w:val="374151"/>
                 <w:sz w:val="17"/>
               </w:rPr>
-              <w:t>The JWT strategy looks the user up on every request and rejects inactive or deleted users; login rejects inactive users; admin endpoint to disable and enable</w:t>
-            </w:r>
-          </w:p>
-        </w:tc>
-        <w:tc>
-          <w:tcPr>
-            <w:tcW w:type="dxa" w:w="2883"/>
+              <w:t xml:space="preserve">The JWT strategy looks the user up on every request and rejects inactive or deleted users; login rejects inactive users; new </w:t>
+            </w:r>
+            <w:r>
+              <w:rPr>
+                <w:rFonts w:ascii="Courier New" w:hAnsi="Courier New" w:eastAsia="Courier New"/>
+                <w:b w:val="0"/>
+                <w:color w:val="1F3A5F"/>
+                <w:sz w:val="15"/>
+                <w:shd w:val="clear" w:color="auto" w:fill="EEF1F5"/>
+              </w:rPr>
+              <w:t>PATCH /user/:id/status</w:t>
+            </w:r>
+            <w:r>
+              <w:rPr>
+                <w:rFonts w:ascii="Arial" w:hAnsi="Arial" w:eastAsia="Arial"/>
+                <w:b w:val="0"/>
+                <w:color w:val="374151"/>
+                <w:sz w:val="17"/>
+              </w:rPr>
+              <w:t xml:space="preserve"> taking </w:t>
+            </w:r>
+            <w:r>
+              <w:rPr>
+                <w:rFonts w:ascii="Courier New" w:hAnsi="Courier New" w:eastAsia="Courier New"/>
+                <w:b w:val="0"/>
+                <w:color w:val="1F3A5F"/>
+                <w:sz w:val="15"/>
+                <w:shd w:val="clear" w:color="auto" w:fill="EEF1F5"/>
+              </w:rPr>
+              <w:t>{ "is_active": boolean }</w:t>
+            </w:r>
+          </w:p>
+        </w:tc>
+        <w:tc>
+          <w:tcPr>
+            <w:tcW w:type="dxa" w:w="2839"/>
             <w:vAlign w:val="top"/>
           </w:tcPr>
           <w:p>
@@ -8618,7 +10019,7 @@
         </w:trPr>
         <w:tc>
           <w:tcPr>
-            <w:tcW w:type="dxa" w:w="1409"/>
+            <w:tcW w:type="dxa" w:w="1298"/>
             <w:shd w:val="clear" w:color="auto" w:fill="F3F6FA"/>
             <w:vAlign w:val="top"/>
           </w:tcPr>
@@ -8639,7 +10040,7 @@
         </w:tc>
         <w:tc>
           <w:tcPr>
-            <w:tcW w:type="dxa" w:w="5346"/>
+            <w:tcW w:type="dxa" w:w="5501"/>
             <w:shd w:val="clear" w:color="auto" w:fill="F3F6FA"/>
             <w:vAlign w:val="top"/>
           </w:tcPr>
@@ -8698,7 +10099,7 @@
         </w:tc>
         <w:tc>
           <w:tcPr>
-            <w:tcW w:type="dxa" w:w="2883"/>
+            <w:tcW w:type="dxa" w:w="2839"/>
             <w:shd w:val="clear" w:color="auto" w:fill="F3F6FA"/>
             <w:vAlign w:val="top"/>
           </w:tcPr>
@@ -8724,7 +10125,7 @@
         </w:trPr>
         <w:tc>
           <w:tcPr>
-            <w:tcW w:type="dxa" w:w="1409"/>
+            <w:tcW w:type="dxa" w:w="1298"/>
             <w:vAlign w:val="top"/>
           </w:tcPr>
           <w:p>
@@ -8744,7 +10145,7 @@
         </w:tc>
         <w:tc>
           <w:tcPr>
-            <w:tcW w:type="dxa" w:w="5346"/>
+            <w:tcW w:type="dxa" w:w="5501"/>
             <w:vAlign w:val="top"/>
           </w:tcPr>
           <w:p>
@@ -8793,7 +10194,7 @@
         </w:tc>
         <w:tc>
           <w:tcPr>
-            <w:tcW w:type="dxa" w:w="2883"/>
+            <w:tcW w:type="dxa" w:w="2839"/>
             <w:vAlign w:val="top"/>
           </w:tcPr>
           <w:p>
@@ -8818,7 +10219,7 @@
         </w:trPr>
         <w:tc>
           <w:tcPr>
-            <w:tcW w:type="dxa" w:w="1409"/>
+            <w:tcW w:type="dxa" w:w="1298"/>
             <w:shd w:val="clear" w:color="auto" w:fill="F3F6FA"/>
             <w:vAlign w:val="top"/>
           </w:tcPr>
@@ -8839,7 +10240,7 @@
         </w:tc>
         <w:tc>
           <w:tcPr>
-            <w:tcW w:type="dxa" w:w="5346"/>
+            <w:tcW w:type="dxa" w:w="5501"/>
             <w:shd w:val="clear" w:color="auto" w:fill="F3F6FA"/>
             <w:vAlign w:val="top"/>
           </w:tcPr>
@@ -8879,7 +10280,7 @@
         </w:tc>
         <w:tc>
           <w:tcPr>
-            <w:tcW w:type="dxa" w:w="2883"/>
+            <w:tcW w:type="dxa" w:w="2839"/>
             <w:shd w:val="clear" w:color="auto" w:fill="F3F6FA"/>
             <w:vAlign w:val="top"/>
           </w:tcPr>
@@ -8905,7 +10306,7 @@
         </w:trPr>
         <w:tc>
           <w:tcPr>
-            <w:tcW w:type="dxa" w:w="1409"/>
+            <w:tcW w:type="dxa" w:w="1298"/>
             <w:vAlign w:val="top"/>
           </w:tcPr>
           <w:p>
@@ -8925,7 +10326,7 @@
         </w:tc>
         <w:tc>
           <w:tcPr>
-            <w:tcW w:type="dxa" w:w="5346"/>
+            <w:tcW w:type="dxa" w:w="5501"/>
             <w:vAlign w:val="top"/>
           </w:tcPr>
           <w:p>
@@ -8939,13 +10340,13 @@
                 <w:color w:val="374151"/>
                 <w:sz w:val="17"/>
               </w:rPr>
-              <w:t>Shorter access and refresh token lifetimes (recommended)</w:t>
-            </w:r>
-          </w:p>
-        </w:tc>
-        <w:tc>
-          <w:tcPr>
-            <w:tcW w:type="dxa" w:w="2883"/>
+              <w:t>Deliberate access and refresh token lifetimes (recommended)</w:t>
+            </w:r>
+          </w:p>
+        </w:tc>
+        <w:tc>
+          <w:tcPr>
+            <w:tcW w:type="dxa" w:w="2839"/>
             <w:vAlign w:val="top"/>
           </w:tcPr>
           <w:p>
@@ -8959,7 +10360,7 @@
                 <w:color w:val="374151"/>
                 <w:sz w:val="17"/>
               </w:rPr>
-              <w:t>Limiting how long a handed-off session lasts (11.1)</w:t>
+              <w:t>How long a login is remembered (7) and how long a handed-off session lasts (11.1)</w:t>
             </w:r>
           </w:p>
         </w:tc>
@@ -9001,9 +10402,9 @@
         <w:tblLook w:firstColumn="1" w:firstRow="1" w:lastColumn="0" w:lastRow="0" w:noHBand="0" w:noVBand="1" w:val="04A0"/>
       </w:tblPr>
       <w:tblGrid>
-        <w:gridCol w:w="2656"/>
-        <w:gridCol w:w="3513"/>
-        <w:gridCol w:w="3467"/>
+        <w:gridCol w:w="2628"/>
+        <w:gridCol w:w="3355"/>
+        <w:gridCol w:w="3654"/>
       </w:tblGrid>
       <w:tr>
         <w:trPr>
@@ -9012,7 +10413,7 @@
         </w:trPr>
         <w:tc>
           <w:tcPr>
-            <w:tcW w:type="dxa" w:w="2657"/>
+            <w:tcW w:type="dxa" w:w="2629"/>
             <w:shd w:val="clear" w:color="auto" w:fill="1F3864"/>
             <w:vAlign w:val="top"/>
           </w:tcPr>
@@ -9033,7 +10434,7 @@
         </w:tc>
         <w:tc>
           <w:tcPr>
-            <w:tcW w:type="dxa" w:w="3514"/>
+            <w:tcW w:type="dxa" w:w="3355"/>
             <w:shd w:val="clear" w:color="auto" w:fill="1F3864"/>
             <w:vAlign w:val="top"/>
           </w:tcPr>
@@ -9054,7 +10455,7 @@
         </w:tc>
         <w:tc>
           <w:tcPr>
-            <w:tcW w:type="dxa" w:w="3467"/>
+            <w:tcW w:type="dxa" w:w="3654"/>
             <w:shd w:val="clear" w:color="auto" w:fill="1F3864"/>
             <w:vAlign w:val="top"/>
           </w:tcPr>
@@ -9080,7 +10481,7 @@
         </w:trPr>
         <w:tc>
           <w:tcPr>
-            <w:tcW w:type="dxa" w:w="2657"/>
+            <w:tcW w:type="dxa" w:w="2629"/>
             <w:vAlign w:val="top"/>
           </w:tcPr>
           <w:p>
@@ -9100,7 +10501,7 @@
         </w:tc>
         <w:tc>
           <w:tcPr>
-            <w:tcW w:type="dxa" w:w="3514"/>
+            <w:tcW w:type="dxa" w:w="3355"/>
             <w:vAlign w:val="top"/>
           </w:tcPr>
           <w:p>
@@ -9120,7 +10521,7 @@
         </w:tc>
         <w:tc>
           <w:tcPr>
-            <w:tcW w:type="dxa" w:w="3467"/>
+            <w:tcW w:type="dxa" w:w="3654"/>
             <w:vAlign w:val="top"/>
           </w:tcPr>
           <w:p>
@@ -9145,7 +10546,7 @@
         </w:trPr>
         <w:tc>
           <w:tcPr>
-            <w:tcW w:type="dxa" w:w="2657"/>
+            <w:tcW w:type="dxa" w:w="2629"/>
             <w:shd w:val="clear" w:color="auto" w:fill="F3F6FA"/>
             <w:vAlign w:val="top"/>
           </w:tcPr>
@@ -9160,13 +10561,13 @@
                 <w:color w:val="374151"/>
                 <w:sz w:val="17"/>
               </w:rPr>
-              <w:t>Saved password rejected</w:t>
-            </w:r>
-          </w:p>
-        </w:tc>
-        <w:tc>
-          <w:tcPr>
-            <w:tcW w:type="dxa" w:w="3514"/>
+              <w:t>Refresh token rejected</w:t>
+            </w:r>
+          </w:p>
+        </w:tc>
+        <w:tc>
+          <w:tcPr>
+            <w:tcW w:type="dxa" w:w="3355"/>
             <w:shd w:val="clear" w:color="auto" w:fill="F3F6FA"/>
             <w:vAlign w:val="top"/>
           </w:tcPr>
@@ -9181,13 +10582,13 @@
                 <w:color w:val="374151"/>
                 <w:sz w:val="17"/>
               </w:rPr>
-              <w:t>"Your DBMS password may have changed. Enter it again."</w:t>
-            </w:r>
-          </w:p>
-        </w:tc>
-        <w:tc>
-          <w:tcPr>
-            <w:tcW w:type="dxa" w:w="3467"/>
+              <w:t>The code popup</w:t>
+            </w:r>
+          </w:p>
+        </w:tc>
+        <w:tc>
+          <w:tcPr>
+            <w:tcW w:type="dxa" w:w="3654"/>
             <w:shd w:val="clear" w:color="auto" w:fill="F3F6FA"/>
             <w:vAlign w:val="top"/>
           </w:tcPr>
@@ -9202,7 +10603,7 @@
                 <w:color w:val="374151"/>
                 <w:sz w:val="17"/>
               </w:rPr>
-              <w:t>Test login, then save (10.5)</w:t>
+              <w:t>That system's cookies are cleared, then email + password + OTP</w:t>
             </w:r>
           </w:p>
         </w:tc>
@@ -9213,7 +10614,7 @@
         </w:trPr>
         <w:tc>
           <w:tcPr>
-            <w:tcW w:type="dxa" w:w="2657"/>
+            <w:tcW w:type="dxa" w:w="2629"/>
             <w:vAlign w:val="top"/>
           </w:tcPr>
           <w:p>
@@ -9227,13 +10628,13 @@
                 <w:color w:val="374151"/>
                 <w:sz w:val="17"/>
               </w:rPr>
-              <w:t>Code email not received</w:t>
-            </w:r>
-          </w:p>
-        </w:tc>
-        <w:tc>
-          <w:tcPr>
-            <w:tcW w:type="dxa" w:w="3514"/>
+              <w:t>Saved password rejected</w:t>
+            </w:r>
+          </w:p>
+        </w:tc>
+        <w:tc>
+          <w:tcPr>
+            <w:tcW w:type="dxa" w:w="3355"/>
             <w:vAlign w:val="top"/>
           </w:tcPr>
           <w:p>
@@ -9247,13 +10648,13 @@
                 <w:color w:val="374151"/>
                 <w:sz w:val="17"/>
               </w:rPr>
-              <w:t>Resend after 60 seconds</w:t>
-            </w:r>
-          </w:p>
-        </w:tc>
-        <w:tc>
-          <w:tcPr>
-            <w:tcW w:type="dxa" w:w="3467"/>
+              <w:t>"Your DBMS password may have changed. Enter it again."</w:t>
+            </w:r>
+          </w:p>
+        </w:tc>
+        <w:tc>
+          <w:tcPr>
+            <w:tcW w:type="dxa" w:w="3654"/>
             <w:vAlign w:val="top"/>
           </w:tcPr>
           <w:p>
@@ -9267,7 +10668,7 @@
                 <w:color w:val="374151"/>
                 <w:sz w:val="17"/>
               </w:rPr>
-              <w:t>The portal allows a resend after 60 seconds; the systems themselves have no resend limit today (F4)</w:t>
+              <w:t>Test login, then save (10.5)</w:t>
             </w:r>
           </w:p>
         </w:tc>
@@ -9278,7 +10679,7 @@
         </w:trPr>
         <w:tc>
           <w:tcPr>
-            <w:tcW w:type="dxa" w:w="2657"/>
+            <w:tcW w:type="dxa" w:w="2629"/>
             <w:shd w:val="clear" w:color="auto" w:fill="F3F6FA"/>
             <w:vAlign w:val="top"/>
           </w:tcPr>
@@ -9293,13 +10694,13 @@
                 <w:color w:val="374151"/>
                 <w:sz w:val="17"/>
               </w:rPr>
-              <w:t>Handoff code expired or already used</w:t>
-            </w:r>
-          </w:p>
-        </w:tc>
-        <w:tc>
-          <w:tcPr>
-            <w:tcW w:type="dxa" w:w="3514"/>
+              <w:t>Code email not received</w:t>
+            </w:r>
+          </w:p>
+        </w:tc>
+        <w:tc>
+          <w:tcPr>
+            <w:tcW w:type="dxa" w:w="3355"/>
             <w:shd w:val="clear" w:color="auto" w:fill="F3F6FA"/>
             <w:vAlign w:val="top"/>
           </w:tcPr>
@@ -9314,13 +10715,13 @@
                 <w:color w:val="374151"/>
                 <w:sz w:val="17"/>
               </w:rPr>
-              <w:t>The system's page shows "Link expired, open it again from the portal"</w:t>
-            </w:r>
-          </w:p>
-        </w:tc>
-        <w:tc>
-          <w:tcPr>
-            <w:tcW w:type="dxa" w:w="3467"/>
+              <w:t>Resend after 60 seconds</w:t>
+            </w:r>
+          </w:p>
+        </w:tc>
+        <w:tc>
+          <w:tcPr>
+            <w:tcW w:type="dxa" w:w="3654"/>
             <w:shd w:val="clear" w:color="auto" w:fill="F3F6FA"/>
             <w:vAlign w:val="top"/>
           </w:tcPr>
@@ -9335,7 +10736,7 @@
                 <w:color w:val="374151"/>
                 <w:sz w:val="17"/>
               </w:rPr>
-              <w:t>Nothing stored; the user clicks the button again</w:t>
+              <w:t>The portal allows a resend after 60 seconds; the systems themselves have no resend limit today (F4)</w:t>
             </w:r>
           </w:p>
         </w:tc>
@@ -9346,7 +10747,7 @@
         </w:trPr>
         <w:tc>
           <w:tcPr>
-            <w:tcW w:type="dxa" w:w="2657"/>
+            <w:tcW w:type="dxa" w:w="2629"/>
             <w:vAlign w:val="top"/>
           </w:tcPr>
           <w:p>
@@ -9360,13 +10761,13 @@
                 <w:color w:val="374151"/>
                 <w:sz w:val="17"/>
               </w:rPr>
-              <w:t>Account disabled inside the system</w:t>
-            </w:r>
-          </w:p>
-        </w:tc>
-        <w:tc>
-          <w:tcPr>
-            <w:tcW w:type="dxa" w:w="3514"/>
+              <w:t>Handoff code expired or already used</w:t>
+            </w:r>
+          </w:p>
+        </w:tc>
+        <w:tc>
+          <w:tcPr>
+            <w:tcW w:type="dxa" w:w="3355"/>
             <w:vAlign w:val="top"/>
           </w:tcPr>
           <w:p>
@@ -9380,13 +10781,13 @@
                 <w:color w:val="374151"/>
                 <w:sz w:val="17"/>
               </w:rPr>
-              <w:t>"Your access to DBMS was removed"</w:t>
-            </w:r>
-          </w:p>
-        </w:tc>
-        <w:tc>
-          <w:tcPr>
-            <w:tcW w:type="dxa" w:w="3467"/>
+              <w:t>The system's page shows "Link expired, open it again from the portal"</w:t>
+            </w:r>
+          </w:p>
+        </w:tc>
+        <w:tc>
+          <w:tcPr>
+            <w:tcW w:type="dxa" w:w="3654"/>
             <w:vAlign w:val="top"/>
           </w:tcPr>
           <w:p>
@@ -9400,17 +10801,7 @@
                 <w:color w:val="374151"/>
                 <w:sz w:val="17"/>
               </w:rPr>
-              <w:t xml:space="preserve">The portal marks the row </w:t>
-            </w:r>
-            <w:r>
-              <w:rPr>
-                <w:rFonts w:ascii="Courier New" w:hAnsi="Courier New" w:eastAsia="Courier New"/>
-                <w:b w:val="0"/>
-                <w:color w:val="1F3A5F"/>
-                <w:sz w:val="15"/>
-                <w:shd w:val="clear" w:color="auto" w:fill="EEF1F5"/>
-              </w:rPr>
-              <w:t>disabled</w:t>
+              <w:t>Nothing stored; the user clicks the button again</w:t>
             </w:r>
           </w:p>
         </w:tc>
@@ -9421,7 +10812,7 @@
         </w:trPr>
         <w:tc>
           <w:tcPr>
-            <w:tcW w:type="dxa" w:w="2657"/>
+            <w:tcW w:type="dxa" w:w="2629"/>
             <w:shd w:val="clear" w:color="auto" w:fill="F3F6FA"/>
             <w:vAlign w:val="top"/>
           </w:tcPr>
@@ -9436,13 +10827,13 @@
                 <w:color w:val="374151"/>
                 <w:sz w:val="17"/>
               </w:rPr>
-              <w:t>One system fails while adding a user</w:t>
-            </w:r>
-          </w:p>
-        </w:tc>
-        <w:tc>
-          <w:tcPr>
-            <w:tcW w:type="dxa" w:w="3514"/>
+              <w:t>Account disabled inside the system</w:t>
+            </w:r>
+          </w:p>
+        </w:tc>
+        <w:tc>
+          <w:tcPr>
+            <w:tcW w:type="dxa" w:w="3355"/>
             <w:shd w:val="clear" w:color="auto" w:fill="F3F6FA"/>
             <w:vAlign w:val="top"/>
           </w:tcPr>
@@ -9457,13 +10848,13 @@
                 <w:color w:val="374151"/>
                 <w:sz w:val="17"/>
               </w:rPr>
-              <w:t>That system shows "Failed" with the reason and Retry</w:t>
-            </w:r>
-          </w:p>
-        </w:tc>
-        <w:tc>
-          <w:tcPr>
-            <w:tcW w:type="dxa" w:w="3467"/>
+              <w:t>"Your access to DBMS was removed"</w:t>
+            </w:r>
+          </w:p>
+        </w:tc>
+        <w:tc>
+          <w:tcPr>
+            <w:tcW w:type="dxa" w:w="3654"/>
             <w:shd w:val="clear" w:color="auto" w:fill="F3F6FA"/>
             <w:vAlign w:val="top"/>
           </w:tcPr>
@@ -9478,7 +10869,17 @@
                 <w:color w:val="374151"/>
                 <w:sz w:val="17"/>
               </w:rPr>
-              <w:t>Other systems keep their results</w:t>
+              <w:t xml:space="preserve">The portal marks the row </w:t>
+            </w:r>
+            <w:r>
+              <w:rPr>
+                <w:rFonts w:ascii="Courier New" w:hAnsi="Courier New" w:eastAsia="Courier New"/>
+                <w:b w:val="0"/>
+                <w:color w:val="1F3A5F"/>
+                <w:sz w:val="15"/>
+                <w:shd w:val="clear" w:color="auto" w:fill="EEF1F5"/>
+              </w:rPr>
+              <w:t>disabled</w:t>
             </w:r>
           </w:p>
         </w:tc>
@@ -9489,7 +10890,7 @@
         </w:trPr>
         <w:tc>
           <w:tcPr>
-            <w:tcW w:type="dxa" w:w="2657"/>
+            <w:tcW w:type="dxa" w:w="2629"/>
             <w:vAlign w:val="top"/>
           </w:tcPr>
           <w:p>
@@ -9503,13 +10904,13 @@
                 <w:color w:val="374151"/>
                 <w:sz w:val="17"/>
               </w:rPr>
-              <w:t>Admin lacks permission in a system</w:t>
-            </w:r>
-          </w:p>
-        </w:tc>
-        <w:tc>
-          <w:tcPr>
-            <w:tcW w:type="dxa" w:w="3514"/>
+              <w:t>One system fails while adding a user</w:t>
+            </w:r>
+          </w:p>
+        </w:tc>
+        <w:tc>
+          <w:tcPr>
+            <w:tcW w:type="dxa" w:w="3355"/>
             <w:vAlign w:val="top"/>
           </w:tcPr>
           <w:p>
@@ -9523,13 +10924,13 @@
                 <w:color w:val="374151"/>
                 <w:sz w:val="17"/>
               </w:rPr>
-              <w:t>"You are not allowed to do this in DBMS"</w:t>
-            </w:r>
-          </w:p>
-        </w:tc>
-        <w:tc>
-          <w:tcPr>
-            <w:tcW w:type="dxa" w:w="3467"/>
+              <w:t>That system shows "Failed" with the reason and Retry</w:t>
+            </w:r>
+          </w:p>
+        </w:tc>
+        <w:tc>
+          <w:tcPr>
+            <w:tcW w:type="dxa" w:w="3654"/>
             <w:vAlign w:val="top"/>
           </w:tcPr>
           <w:p>
@@ -9543,7 +10944,7 @@
                 <w:color w:val="374151"/>
                 <w:sz w:val="17"/>
               </w:rPr>
-              <w:t>Nothing changes in the portal</w:t>
+              <w:t>Other systems keep their results</w:t>
             </w:r>
           </w:p>
         </w:tc>
@@ -9554,7 +10955,7 @@
         </w:trPr>
         <w:tc>
           <w:tcPr>
-            <w:tcW w:type="dxa" w:w="2657"/>
+            <w:tcW w:type="dxa" w:w="2629"/>
             <w:shd w:val="clear" w:color="auto" w:fill="F3F6FA"/>
             <w:vAlign w:val="top"/>
           </w:tcPr>
@@ -9569,13 +10970,13 @@
                 <w:color w:val="374151"/>
                 <w:sz w:val="17"/>
               </w:rPr>
-              <w:t>Portal database unreachable</w:t>
-            </w:r>
-          </w:p>
-        </w:tc>
-        <w:tc>
-          <w:tcPr>
-            <w:tcW w:type="dxa" w:w="3514"/>
+              <w:t>Admin lacks permission in a system</w:t>
+            </w:r>
+          </w:p>
+        </w:tc>
+        <w:tc>
+          <w:tcPr>
+            <w:tcW w:type="dxa" w:w="3355"/>
             <w:shd w:val="clear" w:color="auto" w:fill="F3F6FA"/>
             <w:vAlign w:val="top"/>
           </w:tcPr>
@@ -9590,13 +10991,13 @@
                 <w:color w:val="374151"/>
                 <w:sz w:val="17"/>
               </w:rPr>
-              <w:t>"Portal temporarily unavailable"</w:t>
-            </w:r>
-          </w:p>
-        </w:tc>
-        <w:tc>
-          <w:tcPr>
-            <w:tcW w:type="dxa" w:w="3467"/>
+              <w:t>"You are not allowed to do this in DBMS"</w:t>
+            </w:r>
+          </w:p>
+        </w:tc>
+        <w:tc>
+          <w:tcPr>
+            <w:tcW w:type="dxa" w:w="3654"/>
             <w:shd w:val="clear" w:color="auto" w:fill="F3F6FA"/>
             <w:vAlign w:val="top"/>
           </w:tcPr>
@@ -9611,7 +11012,7 @@
                 <w:color w:val="374151"/>
                 <w:sz w:val="17"/>
               </w:rPr>
-              <w:t>Systems keep working through their own login pages</w:t>
+              <w:t>Nothing changes in the portal</w:t>
             </w:r>
           </w:p>
         </w:tc>
@@ -9622,7 +11023,7 @@
         </w:trPr>
         <w:tc>
           <w:tcPr>
-            <w:tcW w:type="dxa" w:w="2657"/>
+            <w:tcW w:type="dxa" w:w="2629"/>
             <w:vAlign w:val="top"/>
           </w:tcPr>
           <w:p>
@@ -9636,13 +11037,80 @@
                 <w:color w:val="374151"/>
                 <w:sz w:val="17"/>
               </w:rPr>
+              <w:t>Portal database unreachable</w:t>
+            </w:r>
+          </w:p>
+        </w:tc>
+        <w:tc>
+          <w:tcPr>
+            <w:tcW w:type="dxa" w:w="3355"/>
+            <w:vAlign w:val="top"/>
+          </w:tcPr>
+          <w:p>
+            <w:pPr>
+              <w:spacing w:after="0" w:line="259" w:lineRule="auto"/>
+            </w:pPr>
+            <w:r>
+              <w:rPr>
+                <w:rFonts w:ascii="Arial" w:hAnsi="Arial" w:eastAsia="Arial"/>
+                <w:b w:val="0"/>
+                <w:color w:val="374151"/>
+                <w:sz w:val="17"/>
+              </w:rPr>
+              <w:t>"Portal temporarily unavailable"</w:t>
+            </w:r>
+          </w:p>
+        </w:tc>
+        <w:tc>
+          <w:tcPr>
+            <w:tcW w:type="dxa" w:w="3654"/>
+            <w:vAlign w:val="top"/>
+          </w:tcPr>
+          <w:p>
+            <w:pPr>
+              <w:spacing w:after="0" w:line="259" w:lineRule="auto"/>
+            </w:pPr>
+            <w:r>
+              <w:rPr>
+                <w:rFonts w:ascii="Arial" w:hAnsi="Arial" w:eastAsia="Arial"/>
+                <w:b w:val="0"/>
+                <w:color w:val="374151"/>
+                <w:sz w:val="17"/>
+              </w:rPr>
+              <w:t>Systems keep working through their own login pages</w:t>
+            </w:r>
+          </w:p>
+        </w:tc>
+      </w:tr>
+      <w:tr>
+        <w:trPr>
+          <w:cantSplit/>
+        </w:trPr>
+        <w:tc>
+          <w:tcPr>
+            <w:tcW w:type="dxa" w:w="2629"/>
+            <w:shd w:val="clear" w:color="auto" w:fill="F3F6FA"/>
+            <w:vAlign w:val="top"/>
+          </w:tcPr>
+          <w:p>
+            <w:pPr>
+              <w:spacing w:after="0" w:line="259" w:lineRule="auto"/>
+            </w:pPr>
+            <w:r>
+              <w:rPr>
+                <w:rFonts w:ascii="Arial" w:hAnsi="Arial" w:eastAsia="Arial"/>
+                <w:b w:val="0"/>
+                <w:color w:val="374151"/>
+                <w:sz w:val="17"/>
+              </w:rPr>
               <w:t>Encryption key missing or wrong</w:t>
             </w:r>
           </w:p>
         </w:tc>
         <w:tc>
           <w:tcPr>
-            <w:tcW w:type="dxa" w:w="3514"/>
+            <w:tcW w:type="dxa" w:w="3355"/>
+            <w:shd w:val="clear" w:color="auto" w:fill="F3F6FA"/>
             <w:vAlign w:val="top"/>
           </w:tcPr>
           <w:p>
@@ -9662,7 +11130,8 @@
         </w:tc>
         <w:tc>
           <w:tcPr>
-            <w:tcW w:type="dxa" w:w="3467"/>
+            <w:tcW w:type="dxa" w:w="3654"/>
+            <w:shd w:val="clear" w:color="auto" w:fill="F3F6FA"/>
             <w:vAlign w:val="top"/>
           </w:tcPr>
           <w:p>
@@ -10057,8 +11526,8 @@
         <w:tblLook w:firstColumn="1" w:firstRow="1" w:lastColumn="0" w:lastRow="0" w:noHBand="0" w:noVBand="1" w:val="04A0"/>
       </w:tblPr>
       <w:tblGrid>
-        <w:gridCol w:w="1774"/>
-        <w:gridCol w:w="7863"/>
+        <w:gridCol w:w="1729"/>
+        <w:gridCol w:w="7908"/>
       </w:tblGrid>
       <w:tr>
         <w:trPr>
@@ -10067,7 +11536,7 @@
         </w:trPr>
         <w:tc>
           <w:tcPr>
-            <w:tcW w:type="dxa" w:w="1775"/>
+            <w:tcW w:type="dxa" w:w="1730"/>
             <w:shd w:val="clear" w:color="auto" w:fill="1F3864"/>
             <w:vAlign w:val="top"/>
           </w:tcPr>
@@ -10088,7 +11557,7 @@
         </w:tc>
         <w:tc>
           <w:tcPr>
-            <w:tcW w:type="dxa" w:w="7863"/>
+            <w:tcW w:type="dxa" w:w="7908"/>
             <w:shd w:val="clear" w:color="auto" w:fill="1F3864"/>
             <w:vAlign w:val="top"/>
           </w:tcPr>
@@ -10114,7 +11583,7 @@
         </w:trPr>
         <w:tc>
           <w:tcPr>
-            <w:tcW w:type="dxa" w:w="1775"/>
+            <w:tcW w:type="dxa" w:w="1730"/>
             <w:vAlign w:val="top"/>
           </w:tcPr>
           <w:p>
@@ -10134,7 +11603,7 @@
         </w:tc>
         <w:tc>
           <w:tcPr>
-            <w:tcW w:type="dxa" w:w="7863"/>
+            <w:tcW w:type="dxa" w:w="7908"/>
             <w:vAlign w:val="top"/>
           </w:tcPr>
           <w:p>
@@ -10159,7 +11628,7 @@
         </w:trPr>
         <w:tc>
           <w:tcPr>
-            <w:tcW w:type="dxa" w:w="1775"/>
+            <w:tcW w:type="dxa" w:w="1730"/>
             <w:shd w:val="clear" w:color="auto" w:fill="F3F6FA"/>
             <w:vAlign w:val="top"/>
           </w:tcPr>
@@ -10180,7 +11649,7 @@
         </w:tc>
         <w:tc>
           <w:tcPr>
-            <w:tcW w:type="dxa" w:w="7863"/>
+            <w:tcW w:type="dxa" w:w="7908"/>
             <w:shd w:val="clear" w:color="auto" w:fill="F3F6FA"/>
             <w:vAlign w:val="top"/>
           </w:tcPr>
@@ -10206,7 +11675,7 @@
         </w:trPr>
         <w:tc>
           <w:tcPr>
-            <w:tcW w:type="dxa" w:w="1775"/>
+            <w:tcW w:type="dxa" w:w="1730"/>
             <w:vAlign w:val="top"/>
           </w:tcPr>
           <w:p>
@@ -10226,7 +11695,7 @@
         </w:tc>
         <w:tc>
           <w:tcPr>
-            <w:tcW w:type="dxa" w:w="7863"/>
+            <w:tcW w:type="dxa" w:w="7908"/>
             <w:vAlign w:val="top"/>
           </w:tcPr>
           <w:p>
@@ -10251,7 +11720,7 @@
         </w:trPr>
         <w:tc>
           <w:tcPr>
-            <w:tcW w:type="dxa" w:w="1775"/>
+            <w:tcW w:type="dxa" w:w="1730"/>
             <w:shd w:val="clear" w:color="auto" w:fill="F3F6FA"/>
             <w:vAlign w:val="top"/>
           </w:tcPr>
@@ -10266,13 +11735,13 @@
                 <w:color w:val="374151"/>
                 <w:sz w:val="17"/>
               </w:rPr>
-              <w:t>Remembered sessions</w:t>
-            </w:r>
-          </w:p>
-        </w:tc>
-        <w:tc>
-          <w:tcPr>
-            <w:tcW w:type="dxa" w:w="7863"/>
+              <w:t>Token cookies</w:t>
+            </w:r>
+          </w:p>
+        </w:tc>
+        <w:tc>
+          <w:tcPr>
+            <w:tcW w:type="dxa" w:w="7908"/>
             <w:shd w:val="clear" w:color="auto" w:fill="F3F6FA"/>
             <w:vAlign w:val="top"/>
           </w:tcPr>
@@ -10287,7 +11756,45 @@
                 <w:color w:val="374151"/>
                 <w:sz w:val="17"/>
               </w:rPr>
-              <w:t>Reused within 12 hours; popup after 12 hours; cleared on portal logout, access removal and password change</w:t>
+              <w:t xml:space="preserve">Refresh token cookie tried before any OTP; OTP when the cookie is missing or rejected; cookies are </w:t>
+            </w:r>
+            <w:r>
+              <w:rPr>
+                <w:rFonts w:ascii="Courier New" w:hAnsi="Courier New" w:eastAsia="Courier New"/>
+                <w:b w:val="0"/>
+                <w:color w:val="1F3A5F"/>
+                <w:sz w:val="15"/>
+                <w:shd w:val="clear" w:color="auto" w:fill="EEF1F5"/>
+              </w:rPr>
+              <w:t>HttpOnly</w:t>
+            </w:r>
+            <w:r>
+              <w:rPr>
+                <w:rFonts w:ascii="Arial" w:hAnsi="Arial" w:eastAsia="Arial"/>
+                <w:b w:val="0"/>
+                <w:color w:val="374151"/>
+                <w:sz w:val="17"/>
+              </w:rPr>
+              <w:t xml:space="preserve">, </w:t>
+            </w:r>
+            <w:r>
+              <w:rPr>
+                <w:rFonts w:ascii="Courier New" w:hAnsi="Courier New" w:eastAsia="Courier New"/>
+                <w:b w:val="0"/>
+                <w:color w:val="1F3A5F"/>
+                <w:sz w:val="15"/>
+                <w:shd w:val="clear" w:color="auto" w:fill="EEF1F5"/>
+              </w:rPr>
+              <w:t>Secure</w:t>
+            </w:r>
+            <w:r>
+              <w:rPr>
+                <w:rFonts w:ascii="Arial" w:hAnsi="Arial" w:eastAsia="Arial"/>
+                <w:b w:val="0"/>
+                <w:color w:val="374151"/>
+                <w:sz w:val="17"/>
+              </w:rPr>
+              <w:t xml:space="preserve"> and host-only; cleared on portal logout; Parser access token reused until rejected</w:t>
             </w:r>
           </w:p>
         </w:tc>
@@ -10298,7 +11805,7 @@
         </w:trPr>
         <w:tc>
           <w:tcPr>
-            <w:tcW w:type="dxa" w:w="1775"/>
+            <w:tcW w:type="dxa" w:w="1730"/>
             <w:vAlign w:val="top"/>
           </w:tcPr>
           <w:p>
@@ -10318,7 +11825,7 @@
         </w:tc>
         <w:tc>
           <w:tcPr>
-            <w:tcW w:type="dxa" w:w="7863"/>
+            <w:tcW w:type="dxa" w:w="7908"/>
             <w:vAlign w:val="top"/>
           </w:tcPr>
           <w:p>
@@ -10343,7 +11850,7 @@
         </w:trPr>
         <w:tc>
           <w:tcPr>
-            <w:tcW w:type="dxa" w:w="1775"/>
+            <w:tcW w:type="dxa" w:w="1730"/>
             <w:shd w:val="clear" w:color="auto" w:fill="F3F6FA"/>
             <w:vAlign w:val="top"/>
           </w:tcPr>
@@ -10364,7 +11871,7 @@
         </w:tc>
         <w:tc>
           <w:tcPr>
-            <w:tcW w:type="dxa" w:w="7863"/>
+            <w:tcW w:type="dxa" w:w="7908"/>
             <w:shd w:val="clear" w:color="auto" w:fill="F3F6FA"/>
             <w:vAlign w:val="top"/>
           </w:tcPr>
@@ -10390,7 +11897,7 @@
         </w:trPr>
         <w:tc>
           <w:tcPr>
-            <w:tcW w:type="dxa" w:w="1775"/>
+            <w:tcW w:type="dxa" w:w="1730"/>
             <w:vAlign w:val="top"/>
           </w:tcPr>
           <w:p>
@@ -10410,7 +11917,7 @@
         </w:tc>
         <w:tc>
           <w:tcPr>
-            <w:tcW w:type="dxa" w:w="7863"/>
+            <w:tcW w:type="dxa" w:w="7908"/>
             <w:vAlign w:val="top"/>
           </w:tcPr>
           <w:p>
@@ -10424,7 +11931,7 @@
                 <w:color w:val="374151"/>
                 <w:sz w:val="17"/>
               </w:rPr>
-              <w:t>After disabling, the person's next request in that system is rejected, including Parser</w:t>
+              <w:t>After the disable HTTP call, the person's next request and next refresh in that system are rejected, including Parser; roles are read back from the system, never from the portal</w:t>
             </w:r>
           </w:p>
         </w:tc>
@@ -10435,7 +11942,7 @@
         </w:trPr>
         <w:tc>
           <w:tcPr>
-            <w:tcW w:type="dxa" w:w="1775"/>
+            <w:tcW w:type="dxa" w:w="1730"/>
             <w:shd w:val="clear" w:color="auto" w:fill="F3F6FA"/>
             <w:vAlign w:val="top"/>
           </w:tcPr>
@@ -10456,7 +11963,7 @@
         </w:tc>
         <w:tc>
           <w:tcPr>
-            <w:tcW w:type="dxa" w:w="7863"/>
+            <w:tcW w:type="dxa" w:w="7908"/>
             <w:shd w:val="clear" w:color="auto" w:fill="F3F6FA"/>
             <w:vAlign w:val="top"/>
           </w:tcPr>
@@ -14485,7 +15992,7 @@
         <w:color w:val="6B7280"/>
         <w:sz w:val="16"/>
       </w:rPr>
-      <w:t>Design v0.1  ·  Draft for review</w:t>
+      <w:t>Design v0.2  ·  Draft for review</w:t>
     </w:r>
     <w:r>
       <w:rPr>
